--- a/Каршеринг Смирнов-Андрианов.docx
+++ b/Каршеринг Смирнов-Андрианов.docx
@@ -1,27 +1,51 @@
 
 <file path=word/document.xml><?xml version="1.0" encoding="utf-8"?>
-<w:document xmlns:wpc="http://schemas.microsoft.com/office/word/2010/wordprocessingCanvas" xmlns:cx="http://schemas.microsoft.com/office/drawing/2014/chartex" xmlns:cx1="http://schemas.microsoft.com/office/drawing/2015/9/8/chartex" xmlns:cx2="http://schemas.microsoft.com/office/drawing/2015/10/21/chartex" xmlns:cx3="http://schemas.microsoft.com/office/drawing/2016/5/9/chartex" xmlns:cx4="http://schemas.microsoft.com/office/drawing/2016/5/10/chartex" xmlns:cx5="http://schemas.microsoft.com/office/drawing/2016/5/11/chartex" xmlns:cx6="http://schemas.microsoft.com/office/drawing/2016/5/12/chartex" xmlns:cx7="http://schemas.microsoft.com/office/drawing/2016/5/13/chartex" xmlns:cx8="http://schemas.microsoft.com/office/drawing/2016/5/14/chartex" xmlns:mc="http://schemas.openxmlformats.org/markup-compatibility/2006" xmlns:aink="http://schemas.microsoft.com/office/drawing/2016/ink" xmlns:am3d="http://schemas.microsoft.com/office/drawing/2017/model3d" xmlns:o="urn:schemas-microsoft-com:office:office" xmlns:r="http://schemas.openxmlformats.org/officeDocument/2006/relationships" xmlns:m="http://schemas.openxmlformats.org/officeDocument/2006/math" xmlns:v="urn:schemas-microsoft-com:vml" xmlns:wp14="http://schemas.microsoft.com/office/word/2010/wordprocessingDrawing" xmlns:wp="http://schemas.openxmlformats.org/drawingml/2006/wordprocessingDrawing" xmlns:w10="urn:schemas-microsoft-com:office:word" xmlns:w="http://schemas.openxmlformats.org/wordprocessingml/2006/main" xmlns:w14="http://schemas.microsoft.com/office/word/2010/wordml" xmlns:w15="http://schemas.microsoft.com/office/word/2012/wordml" xmlns:w16cex="http://schemas.microsoft.com/office/word/2018/wordml/cex" xmlns:w16cid="http://schemas.microsoft.com/office/word/2016/wordml/cid" xmlns:w16="http://schemas.microsoft.com/office/word/2018/wordml" xmlns:w16sdtdh="http://schemas.microsoft.com/office/word/2020/wordml/sdtdatahash" xmlns:w16se="http://schemas.microsoft.com/office/word/2015/wordml/symex" xmlns:wpg="http://schemas.microsoft.com/office/word/2010/wordprocessingGroup" xmlns:wpi="http://schemas.microsoft.com/office/word/2010/wordprocessingInk" xmlns:wne="http://schemas.microsoft.com/office/word/2006/wordml" xmlns:wps="http://schemas.microsoft.com/office/word/2010/wordprocessingShape" mc:Ignorable="w14 w15 w16se w16cid w16 w16cex w16sdtdh wp14">
+<w:document xmlns:wpc="http://schemas.microsoft.com/office/word/2010/wordprocessingCanvas" xmlns:cx="http://schemas.microsoft.com/office/drawing/2014/chartex" xmlns:cx1="http://schemas.microsoft.com/office/drawing/2015/9/8/chartex" xmlns:mc="http://schemas.openxmlformats.org/markup-compatibility/2006" xmlns:o="urn:schemas-microsoft-com:office:office" xmlns:r="http://schemas.openxmlformats.org/officeDocument/2006/relationships" xmlns:m="http://schemas.openxmlformats.org/officeDocument/2006/math" xmlns:v="urn:schemas-microsoft-com:vml" xmlns:wp14="http://schemas.microsoft.com/office/word/2010/wordprocessingDrawing" xmlns:wp="http://schemas.openxmlformats.org/drawingml/2006/wordprocessingDrawing" xmlns:w10="urn:schemas-microsoft-com:office:word" xmlns:w="http://schemas.openxmlformats.org/wordprocessingml/2006/main" xmlns:w14="http://schemas.microsoft.com/office/word/2010/wordml" xmlns:w15="http://schemas.microsoft.com/office/word/2012/wordml" xmlns:w16se="http://schemas.microsoft.com/office/word/2015/wordml/symex" xmlns:wpg="http://schemas.microsoft.com/office/word/2010/wordprocessingGroup" xmlns:wpi="http://schemas.microsoft.com/office/word/2010/wordprocessingInk" xmlns:wne="http://schemas.microsoft.com/office/word/2006/wordml" xmlns:wps="http://schemas.microsoft.com/office/word/2010/wordprocessingShape" mc:Ignorable="w14 w15 w16se wp14">
   <w:body>
     <w:p>
       <w:pPr>
-        <w:pStyle w:val="1"/>
-        <w:shd w:val="clear" w:color="auto" w:fill="FFFFFF"/>
-        <w:spacing w:before="0" w:beforeAutospacing="0" w:after="0" w:afterAutospacing="0" w:line="360" w:lineRule="auto"/>
-        <w:ind w:firstLine="709"/>
-        <w:jc w:val="both"/>
-        <w:rPr>
-          <w:color w:val="0F1115"/>
-          <w:sz w:val="28"/>
-          <w:szCs w:val="28"/>
-        </w:rPr>
-      </w:pPr>
-      <w:r>
-        <w:rPr>
-          <w:color w:val="0F1115"/>
-          <w:sz w:val="28"/>
-          <w:szCs w:val="28"/>
-        </w:rPr>
-        <w:t> Анализ предметной области.</w:t>
+        <w:ind w:firstLine="708"/>
+        <w:jc w:val="both"/>
+        <w:rPr>
+          <w:rFonts w:ascii="Times New Roman" w:hAnsi="Times New Roman" w:cs="Times New Roman"/>
+          <w:b/>
+          <w:color w:val="0F1115"/>
+          <w:sz w:val="28"/>
+          <w:szCs w:val="28"/>
+        </w:rPr>
+      </w:pPr>
+      <w:r>
+        <w:rPr>
+          <w:rFonts w:ascii="Times New Roman" w:hAnsi="Times New Roman" w:cs="Times New Roman"/>
+          <w:b/>
+          <w:color w:val="0F1115"/>
+          <w:sz w:val="28"/>
+          <w:szCs w:val="28"/>
+        </w:rPr>
+        <w:t>Тема: Каршеринг</w:t>
+      </w:r>
+    </w:p>
+    <w:p>
+      <w:pPr>
+        <w:ind w:firstLine="708"/>
+        <w:jc w:val="both"/>
+        <w:rPr>
+          <w:rFonts w:ascii="Times New Roman" w:hAnsi="Times New Roman" w:cs="Times New Roman"/>
+          <w:b/>
+          <w:color w:val="0F1115"/>
+          <w:sz w:val="28"/>
+          <w:szCs w:val="28"/>
+        </w:rPr>
+      </w:pPr>
+      <w:r>
+        <w:rPr>
+          <w:rFonts w:ascii="Times New Roman" w:hAnsi="Times New Roman" w:cs="Times New Roman"/>
+          <w:b/>
+          <w:color w:val="0F1115"/>
+          <w:sz w:val="28"/>
+          <w:szCs w:val="28"/>
+        </w:rPr>
+        <w:t>Анализ предметной области</w:t>
       </w:r>
     </w:p>
     <w:p>
@@ -43,26 +67,16 @@
           <w:sz w:val="28"/>
           <w:szCs w:val="28"/>
         </w:rPr>
-        <w:t>Программное средство «</w:t>
-      </w:r>
-      <w:r>
-        <w:rPr>
-          <w:color w:val="0F1115"/>
-          <w:sz w:val="28"/>
-          <w:szCs w:val="28"/>
-        </w:rPr>
-        <w:t>Каршеринг «</w:t>
-      </w:r>
-      <w:proofErr w:type="spellStart"/>
-      <w:r>
-        <w:rPr>
-          <w:color w:val="0F1115"/>
-          <w:sz w:val="28"/>
-          <w:szCs w:val="28"/>
-        </w:rPr>
-        <w:t>ТверьАвтопрокат</w:t>
-      </w:r>
-      <w:proofErr w:type="spellEnd"/>
+        <w:t xml:space="preserve">Программное средство </w:t>
+      </w:r>
+      <w:r>
+        <w:rPr>
+          <w:color w:val="0F1115"/>
+          <w:sz w:val="28"/>
+          <w:szCs w:val="28"/>
+        </w:rPr>
+        <w:t>Каршеринг «ТверьАвтопрокат</w:t>
+      </w:r>
       <w:r>
         <w:rPr>
           <w:color w:val="0F1115"/>
@@ -306,7 +320,23 @@
           <w:sz w:val="28"/>
           <w:szCs w:val="28"/>
         </w:rPr>
-        <w:t>Автоматическое оформление документов и страховки — при регистрации пользователь загружает фото паспорта и водительских прав. Система проверяет документы и создаёт цифровой договор аренды</w:t>
+        <w:t>Автоматическое оформление документов</w:t>
+      </w:r>
+      <w:r>
+        <w:rPr>
+          <w:color w:val="0F1115"/>
+          <w:sz w:val="28"/>
+          <w:szCs w:val="28"/>
+        </w:rPr>
+        <w:t xml:space="preserve"> </w:t>
+      </w:r>
+      <w:r>
+        <w:rPr>
+          <w:color w:val="0F1115"/>
+          <w:sz w:val="28"/>
+          <w:szCs w:val="28"/>
+        </w:rPr>
+        <w:t>— при регистрации пользователь загружает фото паспорта и водительских прав. Система проверяет документы и создаёт цифровой договор аренды</w:t>
       </w:r>
       <w:r>
         <w:rPr>
@@ -337,6 +367,56 @@
           <w:szCs w:val="28"/>
         </w:rPr>
         <w:t>Поминутная оплата поездки — система отслеживает время использования автомобиля и автоматически списывает деньги с карты пользователя. Клиент видит счётчик времени и текущую стоимость в реальном времени в приложении. В конце поездки приходит чек с детализацией.</w:t>
+      </w:r>
+    </w:p>
+    <w:p>
+      <w:pPr>
+        <w:pStyle w:val="ds-markdown-paragraph"/>
+        <w:shd w:val="clear" w:color="auto" w:fill="FFFFFF"/>
+        <w:spacing w:before="0" w:beforeAutospacing="0" w:after="0" w:afterAutospacing="0" w:line="360" w:lineRule="auto"/>
+        <w:ind w:firstLine="709"/>
+        <w:jc w:val="both"/>
+        <w:rPr>
+          <w:color w:val="0F1115"/>
+          <w:sz w:val="28"/>
+          <w:szCs w:val="28"/>
+        </w:rPr>
+      </w:pPr>
+      <w:r>
+        <w:rPr>
+          <w:color w:val="0F1115"/>
+          <w:sz w:val="28"/>
+          <w:szCs w:val="28"/>
+        </w:rPr>
+        <w:t>Возврат автомобиля на стоянку — по окончании аренды пользователь возвращает машину на стоянку автопарка. Система напоминает о завершении поездки. После возврата автомобиль прове</w:t>
+      </w:r>
+      <w:bookmarkStart w:id="0" w:name="_GoBack"/>
+      <w:bookmarkEnd w:id="0"/>
+      <w:r>
+        <w:rPr>
+          <w:color w:val="0F1115"/>
+          <w:sz w:val="28"/>
+          <w:szCs w:val="28"/>
+        </w:rPr>
+        <w:t xml:space="preserve">ряют, </w:t>
+      </w:r>
+      <w:proofErr w:type="gramStart"/>
+      <w:r>
+        <w:rPr>
+          <w:color w:val="0F1115"/>
+          <w:sz w:val="28"/>
+          <w:szCs w:val="28"/>
+        </w:rPr>
+        <w:t>и</w:t>
+      </w:r>
+      <w:proofErr w:type="gramEnd"/>
+      <w:r>
+        <w:rPr>
+          <w:color w:val="0F1115"/>
+          <w:sz w:val="28"/>
+          <w:szCs w:val="28"/>
+        </w:rPr>
+        <w:t xml:space="preserve"> если всё в порядке, аренда закрывается, а машина снова становится доступной.</w:t>
       </w:r>
     </w:p>
     <w:p>
@@ -384,7 +464,7 @@
 </file>
 
 <file path=word/styles.xml><?xml version="1.0" encoding="utf-8"?>
-<w:styles xmlns:mc="http://schemas.openxmlformats.org/markup-compatibility/2006" xmlns:r="http://schemas.openxmlformats.org/officeDocument/2006/relationships" xmlns:w="http://schemas.openxmlformats.org/wordprocessingml/2006/main" xmlns:w14="http://schemas.microsoft.com/office/word/2010/wordml" xmlns:w15="http://schemas.microsoft.com/office/word/2012/wordml" xmlns:w16cex="http://schemas.microsoft.com/office/word/2018/wordml/cex" xmlns:w16cid="http://schemas.microsoft.com/office/word/2016/wordml/cid" xmlns:w16="http://schemas.microsoft.com/office/word/2018/wordml" xmlns:w16sdtdh="http://schemas.microsoft.com/office/word/2020/wordml/sdtdatahash" xmlns:w16se="http://schemas.microsoft.com/office/word/2015/wordml/symex" mc:Ignorable="w14 w15 w16se w16cid w16 w16cex w16sdtdh">
+<w:styles xmlns:mc="http://schemas.openxmlformats.org/markup-compatibility/2006" xmlns:r="http://schemas.openxmlformats.org/officeDocument/2006/relationships" xmlns:w="http://schemas.openxmlformats.org/wordprocessingml/2006/main" xmlns:w14="http://schemas.microsoft.com/office/word/2010/wordml" xmlns:w15="http://schemas.microsoft.com/office/word/2012/wordml" xmlns:w16se="http://schemas.microsoft.com/office/word/2015/wordml/symex" mc:Ignorable="w14 w15 w16se">
   <w:docDefaults>
     <w:rPrDefault>
       <w:rPr>
@@ -400,7 +480,7 @@
       </w:pPr>
     </w:pPrDefault>
   </w:docDefaults>
-  <w:latentStyles w:defLockedState="0" w:defUIPriority="99" w:defSemiHidden="0" w:defUnhideWhenUsed="0" w:defQFormat="0" w:count="376">
+  <w:latentStyles w:defLockedState="0" w:defUIPriority="99" w:defSemiHidden="0" w:defUnhideWhenUsed="0" w:defQFormat="0" w:count="371">
     <w:lsdException w:name="Normal" w:uiPriority="0" w:qFormat="1"/>
     <w:lsdException w:name="heading 1" w:uiPriority="9" w:qFormat="1"/>
     <w:lsdException w:name="heading 2" w:semiHidden="1" w:uiPriority="9" w:unhideWhenUsed="1" w:qFormat="1"/>
@@ -772,11 +852,6 @@
     <w:lsdException w:name="List Table 5 Dark Accent 6" w:uiPriority="50"/>
     <w:lsdException w:name="List Table 6 Colorful Accent 6" w:uiPriority="51"/>
     <w:lsdException w:name="List Table 7 Colorful Accent 6" w:uiPriority="52"/>
-    <w:lsdException w:name="Mention" w:semiHidden="1" w:unhideWhenUsed="1"/>
-    <w:lsdException w:name="Smart Hyperlink" w:semiHidden="1" w:unhideWhenUsed="1"/>
-    <w:lsdException w:name="Hashtag" w:semiHidden="1" w:unhideWhenUsed="1"/>
-    <w:lsdException w:name="Unresolved Mention" w:semiHidden="1" w:unhideWhenUsed="1"/>
-    <w:lsdException w:name="Smart Link" w:semiHidden="1" w:unhideWhenUsed="1"/>
   </w:latentStyles>
   <w:style w:type="paragraph" w:default="1" w:styleId="a">
     <w:name w:val="Normal"/>
@@ -1122,4 +1197,16 @@
     </a:ext>
   </a:extLst>
 </a:theme>
+</file>
+
+<file path=customXml/item1.xml><?xml version="1.0" encoding="utf-8"?>
+<b:Sources xmlns:b="http://schemas.openxmlformats.org/officeDocument/2006/bibliography" xmlns="http://schemas.openxmlformats.org/officeDocument/2006/bibliography" SelectedStyle="\APASixthEditionOfficeOnline.xsl" StyleName="APA" Version="6"/>
+</file>
+
+<file path=customXml/itemProps1.xml><?xml version="1.0" encoding="utf-8"?>
+<ds:datastoreItem xmlns:ds="http://schemas.openxmlformats.org/officeDocument/2006/customXml" ds:itemID="{83C9B2B5-5793-4DA8-AFB4-AD26BFC75616}">
+  <ds:schemaRefs>
+    <ds:schemaRef ds:uri="http://schemas.openxmlformats.org/officeDocument/2006/bibliography"/>
+  </ds:schemaRefs>
+</ds:datastoreItem>
 </file>
--- a/Каршеринг Смирнов-Андрианов.docx
+++ b/Каршеринг Смирнов-Андрианов.docx
@@ -1,14 +1,14 @@
 
 <file path=word/document.xml><?xml version="1.0" encoding="utf-8"?>
-<w:document xmlns:wpc="http://schemas.microsoft.com/office/word/2010/wordprocessingCanvas" xmlns:cx="http://schemas.microsoft.com/office/drawing/2014/chartex" xmlns:cx1="http://schemas.microsoft.com/office/drawing/2015/9/8/chartex" xmlns:mc="http://schemas.openxmlformats.org/markup-compatibility/2006" xmlns:o="urn:schemas-microsoft-com:office:office" xmlns:r="http://schemas.openxmlformats.org/officeDocument/2006/relationships" xmlns:m="http://schemas.openxmlformats.org/officeDocument/2006/math" xmlns:v="urn:schemas-microsoft-com:vml" xmlns:wp14="http://schemas.microsoft.com/office/word/2010/wordprocessingDrawing" xmlns:wp="http://schemas.openxmlformats.org/drawingml/2006/wordprocessingDrawing" xmlns:w10="urn:schemas-microsoft-com:office:word" xmlns:w="http://schemas.openxmlformats.org/wordprocessingml/2006/main" xmlns:w14="http://schemas.microsoft.com/office/word/2010/wordml" xmlns:w15="http://schemas.microsoft.com/office/word/2012/wordml" xmlns:w16se="http://schemas.microsoft.com/office/word/2015/wordml/symex" xmlns:wpg="http://schemas.microsoft.com/office/word/2010/wordprocessingGroup" xmlns:wpi="http://schemas.microsoft.com/office/word/2010/wordprocessingInk" xmlns:wne="http://schemas.microsoft.com/office/word/2006/wordml" xmlns:wps="http://schemas.microsoft.com/office/word/2010/wordprocessingShape" mc:Ignorable="w14 w15 w16se wp14">
+<w:document xmlns:wpc="http://schemas.microsoft.com/office/word/2010/wordprocessingCanvas" xmlns:cx="http://schemas.microsoft.com/office/drawing/2014/chartex" xmlns:cx1="http://schemas.microsoft.com/office/drawing/2015/9/8/chartex" xmlns:cx2="http://schemas.microsoft.com/office/drawing/2015/10/21/chartex" xmlns:cx3="http://schemas.microsoft.com/office/drawing/2016/5/9/chartex" xmlns:cx4="http://schemas.microsoft.com/office/drawing/2016/5/10/chartex" xmlns:cx5="http://schemas.microsoft.com/office/drawing/2016/5/11/chartex" xmlns:cx6="http://schemas.microsoft.com/office/drawing/2016/5/12/chartex" xmlns:cx7="http://schemas.microsoft.com/office/drawing/2016/5/13/chartex" xmlns:cx8="http://schemas.microsoft.com/office/drawing/2016/5/14/chartex" xmlns:mc="http://schemas.openxmlformats.org/markup-compatibility/2006" xmlns:aink="http://schemas.microsoft.com/office/drawing/2016/ink" xmlns:am3d="http://schemas.microsoft.com/office/drawing/2017/model3d" xmlns:o="urn:schemas-microsoft-com:office:office" xmlns:r="http://schemas.openxmlformats.org/officeDocument/2006/relationships" xmlns:m="http://schemas.openxmlformats.org/officeDocument/2006/math" xmlns:v="urn:schemas-microsoft-com:vml" xmlns:wp14="http://schemas.microsoft.com/office/word/2010/wordprocessingDrawing" xmlns:wp="http://schemas.openxmlformats.org/drawingml/2006/wordprocessingDrawing" xmlns:w10="urn:schemas-microsoft-com:office:word" xmlns:w="http://schemas.openxmlformats.org/wordprocessingml/2006/main" xmlns:w14="http://schemas.microsoft.com/office/word/2010/wordml" xmlns:w15="http://schemas.microsoft.com/office/word/2012/wordml" xmlns:w16cex="http://schemas.microsoft.com/office/word/2018/wordml/cex" xmlns:w16cid="http://schemas.microsoft.com/office/word/2016/wordml/cid" xmlns:w16="http://schemas.microsoft.com/office/word/2018/wordml" xmlns:w16sdtdh="http://schemas.microsoft.com/office/word/2020/wordml/sdtdatahash" xmlns:w16se="http://schemas.microsoft.com/office/word/2015/wordml/symex" xmlns:wpg="http://schemas.microsoft.com/office/word/2010/wordprocessingGroup" xmlns:wpi="http://schemas.microsoft.com/office/word/2010/wordprocessingInk" xmlns:wne="http://schemas.microsoft.com/office/word/2006/wordml" xmlns:wps="http://schemas.microsoft.com/office/word/2010/wordprocessingShape" mc:Ignorable="w14 w15 w16se w16cid w16 w16cex w16sdtdh wp14">
   <w:body>
     <w:p>
       <w:pPr>
-        <w:ind w:firstLine="708"/>
+        <w:spacing w:after="0" w:line="360" w:lineRule="auto"/>
+        <w:ind w:firstLine="709"/>
         <w:jc w:val="both"/>
         <w:rPr>
           <w:rFonts w:ascii="Times New Roman" w:hAnsi="Times New Roman" w:cs="Times New Roman"/>
-          <w:b/>
           <w:color w:val="0F1115"/>
           <w:sz w:val="28"/>
           <w:szCs w:val="28"/>
@@ -17,35 +17,402 @@
       <w:r>
         <w:rPr>
           <w:rFonts w:ascii="Times New Roman" w:hAnsi="Times New Roman" w:cs="Times New Roman"/>
-          <w:b/>
-          <w:color w:val="0F1115"/>
-          <w:sz w:val="28"/>
-          <w:szCs w:val="28"/>
-        </w:rPr>
-        <w:t>Тема: Каршеринг</w:t>
-      </w:r>
-    </w:p>
-    <w:p>
-      <w:pPr>
-        <w:ind w:firstLine="708"/>
-        <w:jc w:val="both"/>
+          <w:color w:val="0F1115"/>
+          <w:sz w:val="28"/>
+          <w:szCs w:val="28"/>
+        </w:rPr>
+        <w:t xml:space="preserve">Тема: </w:t>
+      </w:r>
+      <w:proofErr w:type="spellStart"/>
+      <w:r>
         <w:rPr>
           <w:rFonts w:ascii="Times New Roman" w:hAnsi="Times New Roman" w:cs="Times New Roman"/>
-          <w:b/>
-          <w:color w:val="0F1115"/>
-          <w:sz w:val="28"/>
-          <w:szCs w:val="28"/>
-        </w:rPr>
-      </w:pPr>
-      <w:r>
-        <w:rPr>
-          <w:rFonts w:ascii="Times New Roman" w:hAnsi="Times New Roman" w:cs="Times New Roman"/>
-          <w:b/>
-          <w:color w:val="0F1115"/>
-          <w:sz w:val="28"/>
-          <w:szCs w:val="28"/>
-        </w:rPr>
-        <w:t>Анализ предметной области</w:t>
+          <w:color w:val="0F1115"/>
+          <w:sz w:val="28"/>
+          <w:szCs w:val="28"/>
+        </w:rPr>
+        <w:t>Каршериинг</w:t>
+      </w:r>
+      <w:proofErr w:type="spellEnd"/>
+    </w:p>
+    <w:p>
+      <w:pPr>
+        <w:shd w:val="clear" w:color="auto" w:fill="FFFFFF"/>
+        <w:spacing w:after="0" w:line="360" w:lineRule="auto"/>
+        <w:ind w:firstLine="709"/>
+        <w:jc w:val="both"/>
+        <w:rPr>
+          <w:rFonts w:ascii="Times New Roman" w:eastAsia="Times New Roman" w:hAnsi="Times New Roman" w:cs="Times New Roman"/>
+          <w:color w:val="0F1115"/>
+          <w:sz w:val="28"/>
+          <w:szCs w:val="28"/>
+          <w:lang w:eastAsia="ru-RU"/>
+        </w:rPr>
+      </w:pPr>
+      <w:r>
+        <w:rPr>
+          <w:rFonts w:ascii="Times New Roman" w:eastAsia="Times New Roman" w:hAnsi="Times New Roman" w:cs="Times New Roman"/>
+          <w:color w:val="0F1115"/>
+          <w:sz w:val="28"/>
+          <w:szCs w:val="28"/>
+          <w:lang w:eastAsia="ru-RU"/>
+        </w:rPr>
+        <w:t>Программное средство «Каршеринг «</w:t>
+      </w:r>
+      <w:proofErr w:type="spellStart"/>
+      <w:r>
+        <w:rPr>
+          <w:rFonts w:ascii="Times New Roman" w:eastAsia="Times New Roman" w:hAnsi="Times New Roman" w:cs="Times New Roman"/>
+          <w:color w:val="0F1115"/>
+          <w:sz w:val="28"/>
+          <w:szCs w:val="28"/>
+          <w:lang w:eastAsia="ru-RU"/>
+        </w:rPr>
+        <w:t>ТверьАвтопрокат</w:t>
+      </w:r>
+      <w:proofErr w:type="spellEnd"/>
+      <w:r>
+        <w:rPr>
+          <w:rFonts w:ascii="Times New Roman" w:eastAsia="Times New Roman" w:hAnsi="Times New Roman" w:cs="Times New Roman"/>
+          <w:color w:val="0F1115"/>
+          <w:sz w:val="28"/>
+          <w:szCs w:val="28"/>
+          <w:lang w:eastAsia="ru-RU"/>
+        </w:rPr>
+        <w:t>» создаётся для удобной аренды автомобилей жителями и гостями Твери. Пользователи могут удалённо видеть доступные машины на стоянке и бронировать их.</w:t>
+      </w:r>
+    </w:p>
+    <w:p>
+      <w:pPr>
+        <w:shd w:val="clear" w:color="auto" w:fill="FFFFFF"/>
+        <w:spacing w:after="0" w:line="360" w:lineRule="auto"/>
+        <w:ind w:firstLine="709"/>
+        <w:jc w:val="both"/>
+        <w:rPr>
+          <w:rFonts w:ascii="Times New Roman" w:eastAsia="Times New Roman" w:hAnsi="Times New Roman" w:cs="Times New Roman"/>
+          <w:color w:val="0F1115"/>
+          <w:sz w:val="28"/>
+          <w:szCs w:val="28"/>
+          <w:lang w:eastAsia="ru-RU"/>
+        </w:rPr>
+      </w:pPr>
+      <w:r>
+        <w:rPr>
+          <w:rFonts w:ascii="Times New Roman" w:eastAsia="Times New Roman" w:hAnsi="Times New Roman" w:cs="Times New Roman"/>
+          <w:color w:val="0F1115"/>
+          <w:sz w:val="28"/>
+          <w:szCs w:val="28"/>
+          <w:lang w:eastAsia="ru-RU"/>
+        </w:rPr>
+        <w:t>Сейчас в Твери поминутного каршеринга нет. Есть традиционные прокаты, где нужно приезжать в офис, заполнять бумаги и оставлять залог, а также долгосрочная аренда от «</w:t>
+      </w:r>
+      <w:proofErr w:type="spellStart"/>
+      <w:r>
+        <w:rPr>
+          <w:rFonts w:ascii="Times New Roman" w:eastAsia="Times New Roman" w:hAnsi="Times New Roman" w:cs="Times New Roman"/>
+          <w:color w:val="0F1115"/>
+          <w:sz w:val="28"/>
+          <w:szCs w:val="28"/>
+          <w:lang w:eastAsia="ru-RU"/>
+        </w:rPr>
+        <w:t>Ситидрайв</w:t>
+      </w:r>
+      <w:proofErr w:type="spellEnd"/>
+      <w:r>
+        <w:rPr>
+          <w:rFonts w:ascii="Times New Roman" w:eastAsia="Times New Roman" w:hAnsi="Times New Roman" w:cs="Times New Roman"/>
+          <w:color w:val="0F1115"/>
+          <w:sz w:val="28"/>
+          <w:szCs w:val="28"/>
+          <w:lang w:eastAsia="ru-RU"/>
+        </w:rPr>
+        <w:t>» на недели и месяцы. Это не решает задачу быстрых поездок по городу. Без такого сервиса жители вынуждены пользоваться такси или общественным транспортом, тратить время на оформление аренды. В итоге процесс становится неудобным и дорогим для спонтанных поездок.</w:t>
+      </w:r>
+    </w:p>
+    <w:p>
+      <w:pPr>
+        <w:shd w:val="clear" w:color="auto" w:fill="FFFFFF"/>
+        <w:spacing w:after="0" w:line="360" w:lineRule="auto"/>
+        <w:ind w:firstLine="709"/>
+        <w:jc w:val="both"/>
+        <w:rPr>
+          <w:rFonts w:ascii="Times New Roman" w:eastAsia="Times New Roman" w:hAnsi="Times New Roman" w:cs="Times New Roman"/>
+          <w:color w:val="0F1115"/>
+          <w:sz w:val="28"/>
+          <w:szCs w:val="28"/>
+          <w:lang w:eastAsia="ru-RU"/>
+        </w:rPr>
+      </w:pPr>
+      <w:r>
+        <w:rPr>
+          <w:rFonts w:ascii="Times New Roman" w:eastAsia="Times New Roman" w:hAnsi="Times New Roman" w:cs="Times New Roman"/>
+          <w:color w:val="0F1115"/>
+          <w:sz w:val="28"/>
+          <w:szCs w:val="28"/>
+          <w:lang w:eastAsia="ru-RU"/>
+        </w:rPr>
+        <w:t>Использование мобильного приложения позволяет сделать аренду автомобиля быстрой и доступной в любое время, без визитов в офисы и бумажной волокиты. Вместо поездки в прокат пользователь открывает приложение, видит все доступные машины на стоянке и выбирает подходящую.</w:t>
+      </w:r>
+    </w:p>
+    <w:p>
+      <w:pPr>
+        <w:shd w:val="clear" w:color="auto" w:fill="FFFFFF"/>
+        <w:spacing w:after="0" w:line="360" w:lineRule="auto"/>
+        <w:ind w:firstLine="709"/>
+        <w:jc w:val="both"/>
+        <w:rPr>
+          <w:rFonts w:ascii="Times New Roman" w:eastAsia="Times New Roman" w:hAnsi="Times New Roman" w:cs="Times New Roman"/>
+          <w:color w:val="0F1115"/>
+          <w:sz w:val="28"/>
+          <w:szCs w:val="28"/>
+          <w:lang w:eastAsia="ru-RU"/>
+        </w:rPr>
+      </w:pPr>
+      <w:r>
+        <w:rPr>
+          <w:rFonts w:ascii="Times New Roman" w:eastAsia="Times New Roman" w:hAnsi="Times New Roman" w:cs="Times New Roman"/>
+          <w:color w:val="0F1115"/>
+          <w:sz w:val="28"/>
+          <w:szCs w:val="28"/>
+          <w:lang w:eastAsia="ru-RU"/>
+        </w:rPr>
+        <w:t>Разработка такой системы нужна, чтобы заполнить пустующую нишу каршеринга в Твери и дать жителям современный способ передвижения. Без неё рынок аренды автомобилей в регионе остаётся неразвитым, а люди пользуются устаревшими способами получения машины. Внедрение системы делает мобильность в Твери более гибкой, доступной и соответствующей современным стандартам.</w:t>
+      </w:r>
+    </w:p>
+    <w:p>
+      <w:pPr>
+        <w:shd w:val="clear" w:color="auto" w:fill="FFFFFF"/>
+        <w:spacing w:after="0" w:line="360" w:lineRule="auto"/>
+        <w:ind w:firstLine="709"/>
+        <w:jc w:val="both"/>
+        <w:rPr>
+          <w:rFonts w:ascii="Times New Roman" w:eastAsia="Times New Roman" w:hAnsi="Times New Roman" w:cs="Times New Roman"/>
+          <w:color w:val="0F1115"/>
+          <w:sz w:val="28"/>
+          <w:szCs w:val="28"/>
+          <w:lang w:eastAsia="ru-RU"/>
+        </w:rPr>
+      </w:pPr>
+      <w:r>
+        <w:rPr>
+          <w:rFonts w:ascii="Times New Roman" w:eastAsia="Times New Roman" w:hAnsi="Times New Roman" w:cs="Times New Roman"/>
+          <w:color w:val="0F1115"/>
+          <w:sz w:val="28"/>
+          <w:szCs w:val="28"/>
+          <w:lang w:eastAsia="ru-RU"/>
+        </w:rPr>
+        <w:t>В итоге система позволяет автоматизировать следующие ключевые процессы:</w:t>
+      </w:r>
+    </w:p>
+    <w:p>
+      <w:pPr>
+        <w:shd w:val="clear" w:color="auto" w:fill="FFFFFF"/>
+        <w:spacing w:after="0" w:line="360" w:lineRule="auto"/>
+        <w:ind w:firstLine="709"/>
+        <w:jc w:val="both"/>
+        <w:rPr>
+          <w:rFonts w:ascii="Times New Roman" w:eastAsia="Times New Roman" w:hAnsi="Times New Roman" w:cs="Times New Roman"/>
+          <w:color w:val="0F1115"/>
+          <w:sz w:val="28"/>
+          <w:szCs w:val="28"/>
+          <w:lang w:eastAsia="ru-RU"/>
+        </w:rPr>
+      </w:pPr>
+      <w:r>
+        <w:rPr>
+          <w:rFonts w:ascii="Times New Roman" w:eastAsia="Times New Roman" w:hAnsi="Times New Roman" w:cs="Times New Roman"/>
+          <w:color w:val="0F1115"/>
+          <w:sz w:val="28"/>
+          <w:szCs w:val="28"/>
+          <w:lang w:eastAsia="ru-RU"/>
+        </w:rPr>
+        <w:t>Регистрация и личный кабинет — пользователь создаёт учётную запись, загружает фото паспорта и водительских прав. Система сохраняет документы в личном кабинете и проверяет их. Пользователь может в любой момент посмотреть свои данные, историю поездок и статус документов.</w:t>
+      </w:r>
+    </w:p>
+    <w:p>
+      <w:pPr>
+        <w:shd w:val="clear" w:color="auto" w:fill="FFFFFF"/>
+        <w:spacing w:after="0" w:line="360" w:lineRule="auto"/>
+        <w:ind w:firstLine="709"/>
+        <w:jc w:val="both"/>
+        <w:rPr>
+          <w:rFonts w:ascii="Times New Roman" w:eastAsia="Times New Roman" w:hAnsi="Times New Roman" w:cs="Times New Roman"/>
+          <w:color w:val="0F1115"/>
+          <w:sz w:val="28"/>
+          <w:szCs w:val="28"/>
+          <w:lang w:eastAsia="ru-RU"/>
+        </w:rPr>
+      </w:pPr>
+      <w:r>
+        <w:rPr>
+          <w:rFonts w:ascii="Times New Roman" w:eastAsia="Times New Roman" w:hAnsi="Times New Roman" w:cs="Times New Roman"/>
+          <w:color w:val="0F1115"/>
+          <w:sz w:val="28"/>
+          <w:szCs w:val="28"/>
+          <w:lang w:eastAsia="ru-RU"/>
+        </w:rPr>
+        <w:t xml:space="preserve">Просмотр доступных автомобилей на стоянке — в приложении отображается список всех машин автопарка с указанием марки, модели, </w:t>
+      </w:r>
+      <w:r>
+        <w:rPr>
+          <w:rFonts w:ascii="Times New Roman" w:eastAsia="Times New Roman" w:hAnsi="Times New Roman" w:cs="Times New Roman"/>
+          <w:color w:val="0F1115"/>
+          <w:sz w:val="28"/>
+          <w:szCs w:val="28"/>
+          <w:lang w:eastAsia="ru-RU"/>
+        </w:rPr>
+        <w:lastRenderedPageBreak/>
+        <w:t>стоимости аренды и рейтинга. Если автомобиль забронирован или на техобслуживании, это сразу видно.</w:t>
+      </w:r>
+    </w:p>
+    <w:p>
+      <w:pPr>
+        <w:shd w:val="clear" w:color="auto" w:fill="FFFFFF"/>
+        <w:spacing w:after="0" w:line="360" w:lineRule="auto"/>
+        <w:ind w:firstLine="709"/>
+        <w:jc w:val="both"/>
+        <w:rPr>
+          <w:rFonts w:ascii="Times New Roman" w:eastAsia="Times New Roman" w:hAnsi="Times New Roman" w:cs="Times New Roman"/>
+          <w:color w:val="0F1115"/>
+          <w:sz w:val="28"/>
+          <w:szCs w:val="28"/>
+          <w:lang w:eastAsia="ru-RU"/>
+        </w:rPr>
+      </w:pPr>
+      <w:r>
+        <w:rPr>
+          <w:rFonts w:ascii="Times New Roman" w:eastAsia="Times New Roman" w:hAnsi="Times New Roman" w:cs="Times New Roman"/>
+          <w:color w:val="0F1115"/>
+          <w:sz w:val="28"/>
+          <w:szCs w:val="28"/>
+          <w:lang w:eastAsia="ru-RU"/>
+        </w:rPr>
+        <w:t>Бронирование автомобиля — пользователь выбирает машину из списка и бронирует её на нужное время. Система автоматически резервирует авто, чтобы другие не могли его занять. После подтверждения автомобиль готов к выдаче.</w:t>
+      </w:r>
+    </w:p>
+    <w:p>
+      <w:pPr>
+        <w:shd w:val="clear" w:color="auto" w:fill="FFFFFF"/>
+        <w:spacing w:after="0" w:line="360" w:lineRule="auto"/>
+        <w:ind w:firstLine="709"/>
+        <w:jc w:val="both"/>
+        <w:rPr>
+          <w:rFonts w:ascii="Times New Roman" w:eastAsia="Times New Roman" w:hAnsi="Times New Roman" w:cs="Times New Roman"/>
+          <w:color w:val="0F1115"/>
+          <w:sz w:val="28"/>
+          <w:szCs w:val="28"/>
+          <w:lang w:eastAsia="ru-RU"/>
+        </w:rPr>
+      </w:pPr>
+      <w:r>
+        <w:rPr>
+          <w:rFonts w:ascii="Times New Roman" w:eastAsia="Times New Roman" w:hAnsi="Times New Roman" w:cs="Times New Roman"/>
+          <w:color w:val="0F1115"/>
+          <w:sz w:val="28"/>
+          <w:szCs w:val="28"/>
+          <w:lang w:eastAsia="ru-RU"/>
+        </w:rPr>
+        <w:t>Автоматическое оформление документов — при регистрации пользователь загружает фото паспорта и водительских прав. Система проверяет документы и создаёт цифровой договор аренды.</w:t>
+      </w:r>
+    </w:p>
+    <w:p>
+      <w:pPr>
+        <w:shd w:val="clear" w:color="auto" w:fill="FFFFFF"/>
+        <w:spacing w:after="0" w:line="360" w:lineRule="auto"/>
+        <w:ind w:firstLine="709"/>
+        <w:jc w:val="both"/>
+        <w:rPr>
+          <w:rFonts w:ascii="Times New Roman" w:eastAsia="Times New Roman" w:hAnsi="Times New Roman" w:cs="Times New Roman"/>
+          <w:color w:val="0F1115"/>
+          <w:sz w:val="28"/>
+          <w:szCs w:val="28"/>
+          <w:lang w:eastAsia="ru-RU"/>
+        </w:rPr>
+      </w:pPr>
+      <w:r>
+        <w:rPr>
+          <w:rFonts w:ascii="Times New Roman" w:eastAsia="Times New Roman" w:hAnsi="Times New Roman" w:cs="Times New Roman"/>
+          <w:color w:val="0F1115"/>
+          <w:sz w:val="28"/>
+          <w:szCs w:val="28"/>
+          <w:lang w:eastAsia="ru-RU"/>
+        </w:rPr>
+        <w:t>Поминутная оплата поездки — система отслеживает время использования автомобиля и автоматически списывает деньги с карты. Клиент видит счётчик времени и текущую стоимость в приложении. В конце поездки приходит чек.</w:t>
+      </w:r>
+    </w:p>
+    <w:p>
+      <w:pPr>
+        <w:shd w:val="clear" w:color="auto" w:fill="FFFFFF"/>
+        <w:spacing w:after="0" w:line="360" w:lineRule="auto"/>
+        <w:ind w:firstLine="709"/>
+        <w:jc w:val="both"/>
+        <w:rPr>
+          <w:rFonts w:ascii="Times New Roman" w:eastAsia="Times New Roman" w:hAnsi="Times New Roman" w:cs="Times New Roman"/>
+          <w:color w:val="0F1115"/>
+          <w:sz w:val="28"/>
+          <w:szCs w:val="28"/>
+          <w:lang w:eastAsia="ru-RU"/>
+        </w:rPr>
+      </w:pPr>
+      <w:r>
+        <w:rPr>
+          <w:rFonts w:ascii="Times New Roman" w:eastAsia="Times New Roman" w:hAnsi="Times New Roman" w:cs="Times New Roman"/>
+          <w:color w:val="0F1115"/>
+          <w:sz w:val="28"/>
+          <w:szCs w:val="28"/>
+          <w:lang w:eastAsia="ru-RU"/>
+        </w:rPr>
+        <w:t>Возврат автомобиля в любом месте — по окончании аренды пользователь может оставить машину в любом удобном месте города, а не только на стоянке. Система фиксирует местоположение. Сотрудники автопарка забирают машину и перегоняют её на стоянку. Аренда закрывается, а машина снова становится доступной после проверки.</w:t>
+      </w:r>
+    </w:p>
+    <w:p>
+      <w:pPr>
+        <w:shd w:val="clear" w:color="auto" w:fill="FFFFFF"/>
+        <w:spacing w:after="0" w:line="360" w:lineRule="auto"/>
+        <w:ind w:firstLine="709"/>
+        <w:jc w:val="both"/>
+        <w:rPr>
+          <w:rFonts w:ascii="Times New Roman" w:eastAsia="Times New Roman" w:hAnsi="Times New Roman" w:cs="Times New Roman"/>
+          <w:color w:val="0F1115"/>
+          <w:sz w:val="28"/>
+          <w:szCs w:val="28"/>
+          <w:lang w:eastAsia="ru-RU"/>
+        </w:rPr>
+      </w:pPr>
+      <w:r>
+        <w:rPr>
+          <w:rFonts w:ascii="Times New Roman" w:eastAsia="Times New Roman" w:hAnsi="Times New Roman" w:cs="Times New Roman"/>
+          <w:color w:val="0F1115"/>
+          <w:sz w:val="28"/>
+          <w:szCs w:val="28"/>
+          <w:lang w:eastAsia="ru-RU"/>
+        </w:rPr>
+        <w:t>Рейтинг водителей и автомобилей — каждый пользователь имеет рейтинг на основе отзывов и истории поездок. Автомобили также имеют рейтинг из оценок пользователей и данных о техническом состоянии. Это помогает выбирать надёжные машины и ответственных водителей.</w:t>
+      </w:r>
+    </w:p>
+    <w:p>
+      <w:pPr>
+        <w:shd w:val="clear" w:color="auto" w:fill="FFFFFF"/>
+        <w:spacing w:after="0" w:line="360" w:lineRule="auto"/>
+        <w:ind w:firstLine="709"/>
+        <w:jc w:val="both"/>
+        <w:rPr>
+          <w:rFonts w:ascii="Times New Roman" w:eastAsia="Times New Roman" w:hAnsi="Times New Roman" w:cs="Times New Roman"/>
+          <w:color w:val="0F1115"/>
+          <w:sz w:val="28"/>
+          <w:szCs w:val="28"/>
+          <w:lang w:eastAsia="ru-RU"/>
+        </w:rPr>
+      </w:pPr>
+      <w:r>
+        <w:rPr>
+          <w:rFonts w:ascii="Times New Roman" w:eastAsia="Times New Roman" w:hAnsi="Times New Roman" w:cs="Times New Roman"/>
+          <w:color w:val="0F1115"/>
+          <w:sz w:val="28"/>
+          <w:szCs w:val="28"/>
+          <w:lang w:eastAsia="ru-RU"/>
+        </w:rPr>
+        <w:t>Учёт статусов автомобилей и оповещения — каждый автомобиль имеет статус (доступен, забронирован, в поездке, на техобслуживании). Сотрудники получают уведомления при смене статуса, например «автомобиль готов к выдаче» или «нужно техобслуживание». Пользователи получают уведомления о подтверждении бронирования, напоминания о начале и окончании поездки.</w:t>
       </w:r>
     </w:p>
     <w:p>
@@ -56,398 +423,6 @@
         <w:ind w:firstLine="709"/>
         <w:jc w:val="both"/>
         <w:rPr>
-          <w:color w:val="0F1115"/>
-          <w:sz w:val="28"/>
-          <w:szCs w:val="28"/>
-        </w:rPr>
-      </w:pPr>
-      <w:r>
-        <w:rPr>
-          <w:color w:val="0F1115"/>
-          <w:sz w:val="28"/>
-          <w:szCs w:val="28"/>
-        </w:rPr>
-        <w:t xml:space="preserve">Программное средство </w:t>
-      </w:r>
-      <w:r>
-        <w:rPr>
-          <w:color w:val="0F1115"/>
-          <w:sz w:val="28"/>
-          <w:szCs w:val="28"/>
-        </w:rPr>
-        <w:t>Каршеринг «ТверьАвтопрокат</w:t>
-      </w:r>
-      <w:r>
-        <w:rPr>
-          <w:color w:val="0F1115"/>
-          <w:sz w:val="28"/>
-          <w:szCs w:val="28"/>
-        </w:rPr>
-        <w:t>» создаётся для удобной аренды автомобилей жителями и гостями города Тверь. С его помощью пользователи могут удалённо видеть доступные машины на специализированной стоянке, бронировать их</w:t>
-      </w:r>
-      <w:r>
-        <w:rPr>
-          <w:color w:val="0F1115"/>
-          <w:sz w:val="28"/>
-          <w:szCs w:val="28"/>
-        </w:rPr>
-        <w:t>.</w:t>
-      </w:r>
-    </w:p>
-    <w:p>
-      <w:pPr>
-        <w:pStyle w:val="ds-markdown-paragraph"/>
-        <w:shd w:val="clear" w:color="auto" w:fill="FFFFFF"/>
-        <w:spacing w:before="0" w:beforeAutospacing="0" w:after="0" w:afterAutospacing="0" w:line="360" w:lineRule="auto"/>
-        <w:ind w:firstLine="709"/>
-        <w:jc w:val="both"/>
-        <w:rPr>
-          <w:color w:val="0F1115"/>
-          <w:sz w:val="28"/>
-          <w:szCs w:val="28"/>
-        </w:rPr>
-      </w:pPr>
-      <w:r>
-        <w:rPr>
-          <w:color w:val="0F1115"/>
-          <w:sz w:val="28"/>
-          <w:szCs w:val="28"/>
-        </w:rPr>
-        <w:t>Сейчас в Твери полноценного поминутного каршеринга нет. Есть только традиционные прокаты, где нужно приезжать в офис, заполнять бумаги и оставлять залог, а также долгосрочная аренда от «</w:t>
-      </w:r>
-      <w:proofErr w:type="spellStart"/>
-      <w:r>
-        <w:rPr>
-          <w:color w:val="0F1115"/>
-          <w:sz w:val="28"/>
-          <w:szCs w:val="28"/>
-        </w:rPr>
-        <w:t>Ситидрайв</w:t>
-      </w:r>
-      <w:proofErr w:type="spellEnd"/>
-      <w:r>
-        <w:rPr>
-          <w:color w:val="0F1115"/>
-          <w:sz w:val="28"/>
-          <w:szCs w:val="28"/>
-        </w:rPr>
-        <w:t>» на недели и месяцы. Это не решает задачу быстрых поездок по городу. Без такого сервиса жители вынуждены пользоваться такси или общественным транспортом, тратить время на оформление аренды в прокатах. В итоге процесс становится неудобным и дорогим для спонтанных поездок.</w:t>
-      </w:r>
-    </w:p>
-    <w:p>
-      <w:pPr>
-        <w:pStyle w:val="ds-markdown-paragraph"/>
-        <w:shd w:val="clear" w:color="auto" w:fill="FFFFFF"/>
-        <w:spacing w:before="0" w:beforeAutospacing="0" w:after="0" w:afterAutospacing="0" w:line="360" w:lineRule="auto"/>
-        <w:ind w:firstLine="709"/>
-        <w:jc w:val="both"/>
-        <w:rPr>
-          <w:color w:val="0F1115"/>
-          <w:sz w:val="28"/>
-          <w:szCs w:val="28"/>
-        </w:rPr>
-      </w:pPr>
-      <w:r>
-        <w:rPr>
-          <w:color w:val="0F1115"/>
-          <w:sz w:val="28"/>
-          <w:szCs w:val="28"/>
-        </w:rPr>
-        <w:t>Использование мобильного приложения</w:t>
-      </w:r>
-      <w:r>
-        <w:rPr>
-          <w:color w:val="0F1115"/>
-          <w:sz w:val="28"/>
-          <w:szCs w:val="28"/>
-        </w:rPr>
-        <w:t xml:space="preserve"> </w:t>
-      </w:r>
-      <w:r>
-        <w:rPr>
-          <w:color w:val="0F1115"/>
-          <w:sz w:val="28"/>
-          <w:szCs w:val="28"/>
-        </w:rPr>
-        <w:t>позволяет решить главную задачу — сделать аренду автомобиля быстрой и доступной в любое время, без визитов в офисы и бумажной волокиты. Вместо того чтобы ехать в прокат и заполнять анкеты, пользователь открывает приложение, видит все доступные машины на стоянке</w:t>
-      </w:r>
-      <w:r>
-        <w:rPr>
-          <w:color w:val="0F1115"/>
-          <w:sz w:val="28"/>
-          <w:szCs w:val="28"/>
-        </w:rPr>
-        <w:t xml:space="preserve"> и</w:t>
-      </w:r>
-      <w:r>
-        <w:rPr>
-          <w:color w:val="0F1115"/>
-          <w:sz w:val="28"/>
-          <w:szCs w:val="28"/>
-        </w:rPr>
-        <w:t xml:space="preserve"> выбирает подходящую</w:t>
-      </w:r>
-      <w:r>
-        <w:rPr>
-          <w:color w:val="0F1115"/>
-          <w:sz w:val="28"/>
-          <w:szCs w:val="28"/>
-        </w:rPr>
-        <w:t>.</w:t>
-      </w:r>
-      <w:r>
-        <w:rPr>
-          <w:color w:val="0F1115"/>
-          <w:sz w:val="28"/>
-          <w:szCs w:val="28"/>
-        </w:rPr>
-        <w:t xml:space="preserve"> </w:t>
-      </w:r>
-    </w:p>
-    <w:p>
-      <w:pPr>
-        <w:pStyle w:val="ds-markdown-paragraph"/>
-        <w:shd w:val="clear" w:color="auto" w:fill="FFFFFF"/>
-        <w:spacing w:before="0" w:beforeAutospacing="0" w:after="0" w:afterAutospacing="0" w:line="360" w:lineRule="auto"/>
-        <w:ind w:firstLine="709"/>
-        <w:jc w:val="both"/>
-        <w:rPr>
-          <w:color w:val="0F1115"/>
-          <w:sz w:val="28"/>
-          <w:szCs w:val="28"/>
-        </w:rPr>
-      </w:pPr>
-      <w:r>
-        <w:rPr>
-          <w:color w:val="0F1115"/>
-          <w:sz w:val="28"/>
-          <w:szCs w:val="28"/>
-        </w:rPr>
-        <w:t>Разработка такой системы нужна, чтобы заполнить пустующую нишу каршеринга в Твери и предоставить жителям современный способ передвижения. Без неё рынок аренды автомобилей в регионе остаётся неразвитым, а люди продолжают пользоваться устаревшими и неудобными способами получения машины. Внедрение системы даёт возможность сделать мобильность в Твери более гибкой, доступной и соответствующей современным стандартам.</w:t>
-      </w:r>
-    </w:p>
-    <w:p>
-      <w:pPr>
-        <w:pStyle w:val="ds-markdown-paragraph"/>
-        <w:shd w:val="clear" w:color="auto" w:fill="FFFFFF"/>
-        <w:spacing w:before="0" w:beforeAutospacing="0" w:after="0" w:afterAutospacing="0" w:line="360" w:lineRule="auto"/>
-        <w:ind w:firstLine="709"/>
-        <w:jc w:val="both"/>
-        <w:rPr>
-          <w:color w:val="0F1115"/>
-          <w:sz w:val="28"/>
-          <w:szCs w:val="28"/>
-        </w:rPr>
-      </w:pPr>
-      <w:r>
-        <w:rPr>
-          <w:color w:val="0F1115"/>
-          <w:sz w:val="28"/>
-          <w:szCs w:val="28"/>
-        </w:rPr>
-        <w:t>В итоге система позволяет автоматизировать следующие ключевые процессы:</w:t>
-      </w:r>
-    </w:p>
-    <w:p>
-      <w:pPr>
-        <w:pStyle w:val="ds-markdown-paragraph"/>
-        <w:shd w:val="clear" w:color="auto" w:fill="FFFFFF"/>
-        <w:spacing w:before="0" w:beforeAutospacing="0" w:after="0" w:afterAutospacing="0" w:line="360" w:lineRule="auto"/>
-        <w:ind w:firstLine="709"/>
-        <w:jc w:val="both"/>
-        <w:rPr>
-          <w:color w:val="0F1115"/>
-          <w:sz w:val="28"/>
-          <w:szCs w:val="28"/>
-        </w:rPr>
-      </w:pPr>
-      <w:r>
-        <w:rPr>
-          <w:color w:val="0F1115"/>
-          <w:sz w:val="28"/>
-          <w:szCs w:val="28"/>
-        </w:rPr>
-        <w:t xml:space="preserve">Просмотр доступных автомобилей на стоянке — в приложении отображается список всех машин, находящихся в автопарке, с указанием марки, модели, уровня топлива и стоимости аренды. Если автомобиль уже </w:t>
-      </w:r>
-      <w:r>
-        <w:rPr>
-          <w:color w:val="0F1115"/>
-          <w:sz w:val="28"/>
-          <w:szCs w:val="28"/>
-        </w:rPr>
-        <w:lastRenderedPageBreak/>
-        <w:t>забронирован или находится на техобслуживании, это сразу видно пользователю.</w:t>
-      </w:r>
-    </w:p>
-    <w:p>
-      <w:pPr>
-        <w:pStyle w:val="ds-markdown-paragraph"/>
-        <w:shd w:val="clear" w:color="auto" w:fill="FFFFFF"/>
-        <w:spacing w:before="0" w:beforeAutospacing="0" w:after="0" w:afterAutospacing="0" w:line="360" w:lineRule="auto"/>
-        <w:ind w:firstLine="709"/>
-        <w:jc w:val="both"/>
-        <w:rPr>
-          <w:color w:val="0F1115"/>
-          <w:sz w:val="28"/>
-          <w:szCs w:val="28"/>
-        </w:rPr>
-      </w:pPr>
-      <w:r>
-        <w:rPr>
-          <w:color w:val="0F1115"/>
-          <w:sz w:val="28"/>
-          <w:szCs w:val="28"/>
-        </w:rPr>
-        <w:t>Бронирование автомобиля — пользователь выбирает машину из списка и бронирует её на нужное время. Система автоматически резервирует авто, чтобы другие пользователи не могли его занять. После подтверждения бронирования автомобиль готов к выдаче.</w:t>
-      </w:r>
-    </w:p>
-    <w:p>
-      <w:pPr>
-        <w:pStyle w:val="ds-markdown-paragraph"/>
-        <w:shd w:val="clear" w:color="auto" w:fill="FFFFFF"/>
-        <w:spacing w:before="0" w:beforeAutospacing="0" w:after="0" w:afterAutospacing="0" w:line="360" w:lineRule="auto"/>
-        <w:ind w:firstLine="709"/>
-        <w:jc w:val="both"/>
-        <w:rPr>
-          <w:color w:val="0F1115"/>
-          <w:sz w:val="28"/>
-          <w:szCs w:val="28"/>
-        </w:rPr>
-      </w:pPr>
-      <w:r>
-        <w:rPr>
-          <w:color w:val="0F1115"/>
-          <w:sz w:val="28"/>
-          <w:szCs w:val="28"/>
-        </w:rPr>
-        <w:t>Автоматическое оформление документов</w:t>
-      </w:r>
-      <w:r>
-        <w:rPr>
-          <w:color w:val="0F1115"/>
-          <w:sz w:val="28"/>
-          <w:szCs w:val="28"/>
-        </w:rPr>
-        <w:t xml:space="preserve"> </w:t>
-      </w:r>
-      <w:r>
-        <w:rPr>
-          <w:color w:val="0F1115"/>
-          <w:sz w:val="28"/>
-          <w:szCs w:val="28"/>
-        </w:rPr>
-        <w:t>— при регистрации пользователь загружает фото паспорта и водительских прав. Система проверяет документы и создаёт цифровой договор аренды</w:t>
-      </w:r>
-      <w:r>
-        <w:rPr>
-          <w:color w:val="0F1115"/>
-          <w:sz w:val="28"/>
-          <w:szCs w:val="28"/>
-        </w:rPr>
-        <w:t>.</w:t>
-      </w:r>
-    </w:p>
-    <w:p>
-      <w:pPr>
-        <w:pStyle w:val="ds-markdown-paragraph"/>
-        <w:shd w:val="clear" w:color="auto" w:fill="FFFFFF"/>
-        <w:spacing w:before="0" w:beforeAutospacing="0" w:after="0" w:afterAutospacing="0" w:line="360" w:lineRule="auto"/>
-        <w:ind w:firstLine="709"/>
-        <w:jc w:val="both"/>
-        <w:rPr>
-          <w:color w:val="0F1115"/>
-          <w:sz w:val="28"/>
-          <w:szCs w:val="28"/>
-        </w:rPr>
-      </w:pPr>
-      <w:r>
-        <w:rPr>
-          <w:color w:val="0F1115"/>
-          <w:sz w:val="28"/>
-          <w:szCs w:val="28"/>
-        </w:rPr>
-        <w:t>Поминутная оплата поездки — система отслеживает время использования автомобиля и автоматически списывает деньги с карты пользователя. Клиент видит счётчик времени и текущую стоимость в реальном времени в приложении. В конце поездки приходит чек с детализацией.</w:t>
-      </w:r>
-    </w:p>
-    <w:p>
-      <w:pPr>
-        <w:pStyle w:val="ds-markdown-paragraph"/>
-        <w:shd w:val="clear" w:color="auto" w:fill="FFFFFF"/>
-        <w:spacing w:before="0" w:beforeAutospacing="0" w:after="0" w:afterAutospacing="0" w:line="360" w:lineRule="auto"/>
-        <w:ind w:firstLine="709"/>
-        <w:jc w:val="both"/>
-        <w:rPr>
-          <w:color w:val="0F1115"/>
-          <w:sz w:val="28"/>
-          <w:szCs w:val="28"/>
-        </w:rPr>
-      </w:pPr>
-      <w:r>
-        <w:rPr>
-          <w:color w:val="0F1115"/>
-          <w:sz w:val="28"/>
-          <w:szCs w:val="28"/>
-        </w:rPr>
-        <w:t>Возврат автомобиля на стоянку — по окончании аренды пользователь возвращает машину на стоянку автопарка. Система напоминает о завершении поездки. После возврата автомобиль прове</w:t>
-      </w:r>
-      <w:bookmarkStart w:id="0" w:name="_GoBack"/>
-      <w:bookmarkEnd w:id="0"/>
-      <w:r>
-        <w:rPr>
-          <w:color w:val="0F1115"/>
-          <w:sz w:val="28"/>
-          <w:szCs w:val="28"/>
-        </w:rPr>
-        <w:t xml:space="preserve">ряют, </w:t>
-      </w:r>
-      <w:proofErr w:type="gramStart"/>
-      <w:r>
-        <w:rPr>
-          <w:color w:val="0F1115"/>
-          <w:sz w:val="28"/>
-          <w:szCs w:val="28"/>
-        </w:rPr>
-        <w:t>и</w:t>
-      </w:r>
-      <w:proofErr w:type="gramEnd"/>
-      <w:r>
-        <w:rPr>
-          <w:color w:val="0F1115"/>
-          <w:sz w:val="28"/>
-          <w:szCs w:val="28"/>
-        </w:rPr>
-        <w:t xml:space="preserve"> если всё в порядке, аренда закрывается, а машина снова становится доступной.</w:t>
-      </w:r>
-    </w:p>
-    <w:p>
-      <w:pPr>
-        <w:pStyle w:val="ds-markdown-paragraph"/>
-        <w:shd w:val="clear" w:color="auto" w:fill="FFFFFF"/>
-        <w:spacing w:before="0" w:beforeAutospacing="0" w:after="0" w:afterAutospacing="0" w:line="360" w:lineRule="auto"/>
-        <w:ind w:firstLine="709"/>
-        <w:jc w:val="both"/>
-        <w:rPr>
-          <w:color w:val="0F1115"/>
-          <w:sz w:val="28"/>
-          <w:szCs w:val="28"/>
-        </w:rPr>
-      </w:pPr>
-      <w:r>
-        <w:rPr>
-          <w:color w:val="0F1115"/>
-          <w:sz w:val="28"/>
-          <w:szCs w:val="28"/>
-        </w:rPr>
-        <w:t>Учёт статусов автомобилей и оповещения — каждый автомобиль имеет статус (доступен, забронирован, в поездке, на техобслуживании). Сотрудники получают уведомления при смене статуса, например «автомобиль готов к выдаче» или «нужно техобслуживание». Пользователи получают уведомления о подтверждении бронирования, напоминания о начале аренды и окончании поездки.</w:t>
-      </w:r>
-    </w:p>
-    <w:p>
-      <w:pPr>
-        <w:spacing w:after="0" w:line="360" w:lineRule="auto"/>
-        <w:ind w:firstLine="709"/>
-        <w:jc w:val="both"/>
-        <w:rPr>
-          <w:rFonts w:ascii="Times New Roman" w:hAnsi="Times New Roman" w:cs="Times New Roman"/>
           <w:sz w:val="28"/>
           <w:szCs w:val="28"/>
         </w:rPr>
@@ -464,7 +439,7 @@
 </file>
 
 <file path=word/styles.xml><?xml version="1.0" encoding="utf-8"?>
-<w:styles xmlns:mc="http://schemas.openxmlformats.org/markup-compatibility/2006" xmlns:r="http://schemas.openxmlformats.org/officeDocument/2006/relationships" xmlns:w="http://schemas.openxmlformats.org/wordprocessingml/2006/main" xmlns:w14="http://schemas.microsoft.com/office/word/2010/wordml" xmlns:w15="http://schemas.microsoft.com/office/word/2012/wordml" xmlns:w16se="http://schemas.microsoft.com/office/word/2015/wordml/symex" mc:Ignorable="w14 w15 w16se">
+<w:styles xmlns:mc="http://schemas.openxmlformats.org/markup-compatibility/2006" xmlns:r="http://schemas.openxmlformats.org/officeDocument/2006/relationships" xmlns:w="http://schemas.openxmlformats.org/wordprocessingml/2006/main" xmlns:w14="http://schemas.microsoft.com/office/word/2010/wordml" xmlns:w15="http://schemas.microsoft.com/office/word/2012/wordml" xmlns:w16cex="http://schemas.microsoft.com/office/word/2018/wordml/cex" xmlns:w16cid="http://schemas.microsoft.com/office/word/2016/wordml/cid" xmlns:w16="http://schemas.microsoft.com/office/word/2018/wordml" xmlns:w16sdtdh="http://schemas.microsoft.com/office/word/2020/wordml/sdtdatahash" xmlns:w16se="http://schemas.microsoft.com/office/word/2015/wordml/symex" mc:Ignorable="w14 w15 w16se w16cid w16 w16cex w16sdtdh">
   <w:docDefaults>
     <w:rPrDefault>
       <w:rPr>
@@ -480,7 +455,7 @@
       </w:pPr>
     </w:pPrDefault>
   </w:docDefaults>
-  <w:latentStyles w:defLockedState="0" w:defUIPriority="99" w:defSemiHidden="0" w:defUnhideWhenUsed="0" w:defQFormat="0" w:count="371">
+  <w:latentStyles w:defLockedState="0" w:defUIPriority="99" w:defSemiHidden="0" w:defUnhideWhenUsed="0" w:defQFormat="0" w:count="376">
     <w:lsdException w:name="Normal" w:uiPriority="0" w:qFormat="1"/>
     <w:lsdException w:name="heading 1" w:uiPriority="9" w:qFormat="1"/>
     <w:lsdException w:name="heading 2" w:semiHidden="1" w:uiPriority="9" w:unhideWhenUsed="1" w:qFormat="1"/>
@@ -586,7 +561,6 @@
     <w:lsdException w:name="HTML Sample" w:semiHidden="1" w:unhideWhenUsed="1"/>
     <w:lsdException w:name="HTML Typewriter" w:semiHidden="1" w:unhideWhenUsed="1"/>
     <w:lsdException w:name="HTML Variable" w:semiHidden="1" w:unhideWhenUsed="1"/>
-    <w:lsdException w:name="Normal Table" w:semiHidden="1" w:unhideWhenUsed="1"/>
     <w:lsdException w:name="annotation subject" w:semiHidden="1" w:unhideWhenUsed="1"/>
     <w:lsdException w:name="No List" w:semiHidden="1" w:unhideWhenUsed="1"/>
     <w:lsdException w:name="Outline List 1" w:semiHidden="1" w:unhideWhenUsed="1"/>
@@ -629,11 +603,8 @@
     <w:lsdException w:name="Table Contemporary" w:semiHidden="1" w:unhideWhenUsed="1"/>
     <w:lsdException w:name="Table Elegant" w:semiHidden="1" w:unhideWhenUsed="1"/>
     <w:lsdException w:name="Table Professional" w:semiHidden="1" w:unhideWhenUsed="1"/>
-    <w:lsdException w:name="Table Subtle 1" w:semiHidden="1" w:unhideWhenUsed="1"/>
     <w:lsdException w:name="Table Subtle 2" w:semiHidden="1" w:unhideWhenUsed="1"/>
     <w:lsdException w:name="Table Web 1" w:semiHidden="1" w:unhideWhenUsed="1"/>
-    <w:lsdException w:name="Table Web 2" w:semiHidden="1" w:unhideWhenUsed="1"/>
-    <w:lsdException w:name="Table Web 3" w:semiHidden="1" w:unhideWhenUsed="1"/>
     <w:lsdException w:name="Balloon Text" w:semiHidden="1" w:unhideWhenUsed="1"/>
     <w:lsdException w:name="Table Grid" w:uiPriority="39"/>
     <w:lsdException w:name="Table Theme" w:semiHidden="1" w:unhideWhenUsed="1"/>
@@ -852,6 +823,11 @@
     <w:lsdException w:name="List Table 5 Dark Accent 6" w:uiPriority="50"/>
     <w:lsdException w:name="List Table 6 Colorful Accent 6" w:uiPriority="51"/>
     <w:lsdException w:name="List Table 7 Colorful Accent 6" w:uiPriority="52"/>
+    <w:lsdException w:name="Mention" w:semiHidden="1" w:unhideWhenUsed="1"/>
+    <w:lsdException w:name="Smart Hyperlink" w:semiHidden="1" w:unhideWhenUsed="1"/>
+    <w:lsdException w:name="Hashtag" w:semiHidden="1" w:unhideWhenUsed="1"/>
+    <w:lsdException w:name="Unresolved Mention" w:semiHidden="1" w:unhideWhenUsed="1"/>
+    <w:lsdException w:name="Smart Link" w:semiHidden="1" w:unhideWhenUsed="1"/>
   </w:latentStyles>
   <w:style w:type="paragraph" w:default="1" w:styleId="a">
     <w:name w:val="Normal"/>
@@ -933,6 +909,17 @@
       <w:sz w:val="24"/>
       <w:szCs w:val="24"/>
       <w:lang w:eastAsia="ru-RU"/>
+    </w:rPr>
+  </w:style>
+  <w:style w:type="character" w:styleId="a3">
+    <w:name w:val="Strong"/>
+    <w:basedOn w:val="a0"/>
+    <w:uiPriority w:val="22"/>
+    <w:qFormat/>
+    <w:rsid w:val="00D77058"/>
+    <w:rPr>
+      <w:b/>
+      <w:bCs/>
     </w:rPr>
   </w:style>
 </w:styles>
@@ -1204,7 +1191,7 @@
 </file>
 
 <file path=customXml/itemProps1.xml><?xml version="1.0" encoding="utf-8"?>
-<ds:datastoreItem xmlns:ds="http://schemas.openxmlformats.org/officeDocument/2006/customXml" ds:itemID="{83C9B2B5-5793-4DA8-AFB4-AD26BFC75616}">
+<ds:datastoreItem xmlns:ds="http://schemas.openxmlformats.org/officeDocument/2006/customXml" ds:itemID="{583369C7-8697-4F24-A446-DA3516149FCE}">
   <ds:schemaRefs>
     <ds:schemaRef ds:uri="http://schemas.openxmlformats.org/officeDocument/2006/bibliography"/>
   </ds:schemaRefs>

--- a/Каршеринг Смирнов-Андрианов.docx
+++ b/Каршеринг Смирнов-Андрианов.docx
@@ -1,6 +1,6 @@
 
 <file path=word/document.xml><?xml version="1.0" encoding="utf-8"?>
-<w:document xmlns:wpc="http://schemas.microsoft.com/office/word/2010/wordprocessingCanvas" xmlns:cx="http://schemas.microsoft.com/office/drawing/2014/chartex" xmlns:cx1="http://schemas.microsoft.com/office/drawing/2015/9/8/chartex" xmlns:cx2="http://schemas.microsoft.com/office/drawing/2015/10/21/chartex" xmlns:cx3="http://schemas.microsoft.com/office/drawing/2016/5/9/chartex" xmlns:cx4="http://schemas.microsoft.com/office/drawing/2016/5/10/chartex" xmlns:cx5="http://schemas.microsoft.com/office/drawing/2016/5/11/chartex" xmlns:cx6="http://schemas.microsoft.com/office/drawing/2016/5/12/chartex" xmlns:cx7="http://schemas.microsoft.com/office/drawing/2016/5/13/chartex" xmlns:cx8="http://schemas.microsoft.com/office/drawing/2016/5/14/chartex" xmlns:mc="http://schemas.openxmlformats.org/markup-compatibility/2006" xmlns:aink="http://schemas.microsoft.com/office/drawing/2016/ink" xmlns:am3d="http://schemas.microsoft.com/office/drawing/2017/model3d" xmlns:o="urn:schemas-microsoft-com:office:office" xmlns:r="http://schemas.openxmlformats.org/officeDocument/2006/relationships" xmlns:m="http://schemas.openxmlformats.org/officeDocument/2006/math" xmlns:v="urn:schemas-microsoft-com:vml" xmlns:wp14="http://schemas.microsoft.com/office/word/2010/wordprocessingDrawing" xmlns:wp="http://schemas.openxmlformats.org/drawingml/2006/wordprocessingDrawing" xmlns:w10="urn:schemas-microsoft-com:office:word" xmlns:w="http://schemas.openxmlformats.org/wordprocessingml/2006/main" xmlns:w14="http://schemas.microsoft.com/office/word/2010/wordml" xmlns:w15="http://schemas.microsoft.com/office/word/2012/wordml" xmlns:w16cex="http://schemas.microsoft.com/office/word/2018/wordml/cex" xmlns:w16cid="http://schemas.microsoft.com/office/word/2016/wordml/cid" xmlns:w16="http://schemas.microsoft.com/office/word/2018/wordml" xmlns:w16sdtdh="http://schemas.microsoft.com/office/word/2020/wordml/sdtdatahash" xmlns:w16se="http://schemas.microsoft.com/office/word/2015/wordml/symex" xmlns:wpg="http://schemas.microsoft.com/office/word/2010/wordprocessingGroup" xmlns:wpi="http://schemas.microsoft.com/office/word/2010/wordprocessingInk" xmlns:wne="http://schemas.microsoft.com/office/word/2006/wordml" xmlns:wps="http://schemas.microsoft.com/office/word/2010/wordprocessingShape" mc:Ignorable="w14 w15 w16se w16cid w16 w16cex w16sdtdh wp14">
+<w:document xmlns:wpc="http://schemas.microsoft.com/office/word/2010/wordprocessingCanvas" xmlns:cx="http://schemas.microsoft.com/office/drawing/2014/chartex" xmlns:cx1="http://schemas.microsoft.com/office/drawing/2015/9/8/chartex" xmlns:cx2="http://schemas.microsoft.com/office/drawing/2015/10/21/chartex" xmlns:cx3="http://schemas.microsoft.com/office/drawing/2016/5/9/chartex" xmlns:cx4="http://schemas.microsoft.com/office/drawing/2016/5/10/chartex" xmlns:cx5="http://schemas.microsoft.com/office/drawing/2016/5/11/chartex" xmlns:cx6="http://schemas.microsoft.com/office/drawing/2016/5/12/chartex" xmlns:cx7="http://schemas.microsoft.com/office/drawing/2016/5/13/chartex" xmlns:cx8="http://schemas.microsoft.com/office/drawing/2016/5/14/chartex" xmlns:mc="http://schemas.openxmlformats.org/markup-compatibility/2006" xmlns:aink="http://schemas.microsoft.com/office/drawing/2016/ink" xmlns:am3d="http://schemas.microsoft.com/office/drawing/2017/model3d" xmlns:o="urn:schemas-microsoft-com:office:office" xmlns:oel="http://schemas.microsoft.com/office/2019/extlst" xmlns:r="http://schemas.openxmlformats.org/officeDocument/2006/relationships" xmlns:m="http://schemas.openxmlformats.org/officeDocument/2006/math" xmlns:v="urn:schemas-microsoft-com:vml" xmlns:wp14="http://schemas.microsoft.com/office/word/2010/wordprocessingDrawing" xmlns:wp="http://schemas.openxmlformats.org/drawingml/2006/wordprocessingDrawing" xmlns:w10="urn:schemas-microsoft-com:office:word" xmlns:w="http://schemas.openxmlformats.org/wordprocessingml/2006/main" xmlns:w14="http://schemas.microsoft.com/office/word/2010/wordml" xmlns:w15="http://schemas.microsoft.com/office/word/2012/wordml" xmlns:w16cex="http://schemas.microsoft.com/office/word/2018/wordml/cex" xmlns:w16cid="http://schemas.microsoft.com/office/word/2016/wordml/cid" xmlns:w16="http://schemas.microsoft.com/office/word/2018/wordml" xmlns:w16du="http://schemas.microsoft.com/office/word/2023/wordml/word16du" xmlns:w16sdtdh="http://schemas.microsoft.com/office/word/2020/wordml/sdtdatahash" xmlns:w16sdtfl="http://schemas.microsoft.com/office/word/2024/wordml/sdtformatlock" xmlns:w16se="http://schemas.microsoft.com/office/word/2015/wordml/symex" xmlns:wpg="http://schemas.microsoft.com/office/word/2010/wordprocessingGroup" xmlns:wpi="http://schemas.microsoft.com/office/word/2010/wordprocessingInk" xmlns:wne="http://schemas.microsoft.com/office/word/2006/wordml" xmlns:wps="http://schemas.microsoft.com/office/word/2010/wordprocessingShape" mc:Ignorable="w14 w15 w16se w16cid w16 w16cex w16sdtdh w16sdtfl w16du wp14">
   <w:body>
     <w:p>
       <w:pPr>
@@ -37,6 +37,32 @@
     </w:p>
     <w:p>
       <w:pPr>
+        <w:spacing w:after="0" w:line="360" w:lineRule="auto"/>
+        <w:ind w:firstLine="709"/>
+        <w:jc w:val="both"/>
+        <w:rPr>
+          <w:rFonts w:ascii="Times New Roman" w:hAnsi="Times New Roman" w:cs="Times New Roman"/>
+          <w:b/>
+          <w:bCs/>
+          <w:color w:val="0F1115"/>
+          <w:sz w:val="28"/>
+          <w:szCs w:val="28"/>
+        </w:rPr>
+      </w:pPr>
+      <w:r>
+        <w:rPr>
+          <w:rFonts w:ascii="Times New Roman" w:hAnsi="Times New Roman" w:cs="Times New Roman"/>
+          <w:b/>
+          <w:bCs/>
+          <w:color w:val="0F1115"/>
+          <w:sz w:val="28"/>
+          <w:szCs w:val="28"/>
+        </w:rPr>
+        <w:t>Анализ предметной области</w:t>
+      </w:r>
+    </w:p>
+    <w:p>
+      <w:pPr>
         <w:shd w:val="clear" w:color="auto" w:fill="FFFFFF"/>
         <w:spacing w:after="0" w:line="360" w:lineRule="auto"/>
         <w:ind w:firstLine="709"/>
@@ -251,18 +277,8 @@
           <w:szCs w:val="28"/>
           <w:lang w:eastAsia="ru-RU"/>
         </w:rPr>
-        <w:t xml:space="preserve">Просмотр доступных автомобилей на стоянке — в приложении отображается список всех машин автопарка с указанием марки, модели, </w:t>
-      </w:r>
-      <w:r>
-        <w:rPr>
-          <w:rFonts w:ascii="Times New Roman" w:eastAsia="Times New Roman" w:hAnsi="Times New Roman" w:cs="Times New Roman"/>
-          <w:color w:val="0F1115"/>
-          <w:sz w:val="28"/>
-          <w:szCs w:val="28"/>
-          <w:lang w:eastAsia="ru-RU"/>
-        </w:rPr>
         <w:lastRenderedPageBreak/>
-        <w:t>стоимости аренды и рейтинга. Если автомобиль забронирован или на техобслуживании, это сразу видно.</w:t>
+        <w:t>Просмотр доступных автомобилей на стоянке — в приложении отображается список всех машин автопарка с указанием марки, модели, стоимости аренды и рейтинга. Если автомобиль забронирован или на техобслуживании, это сразу видно.</w:t>
       </w:r>
     </w:p>
     <w:p>
@@ -414,6 +430,21 @@
         </w:rPr>
         <w:t>Учёт статусов автомобилей и оповещения — каждый автомобиль имеет статус (доступен, забронирован, в поездке, на техобслуживании). Сотрудники получают уведомления при смене статуса, например «автомобиль готов к выдаче» или «нужно техобслуживание». Пользователи получают уведомления о подтверждении бронирования, напоминания о начале и окончании поездки.</w:t>
       </w:r>
+    </w:p>
+    <w:p>
+      <w:pPr>
+        <w:shd w:val="clear" w:color="auto" w:fill="FFFFFF"/>
+        <w:spacing w:after="0" w:line="360" w:lineRule="auto"/>
+        <w:ind w:firstLine="709"/>
+        <w:jc w:val="both"/>
+        <w:rPr>
+          <w:rFonts w:ascii="Times New Roman" w:eastAsia="Times New Roman" w:hAnsi="Times New Roman" w:cs="Times New Roman"/>
+          <w:color w:val="0F1115"/>
+          <w:sz w:val="28"/>
+          <w:szCs w:val="28"/>
+          <w:lang w:eastAsia="ru-RU"/>
+        </w:rPr>
+      </w:pPr>
     </w:p>
     <w:p>
       <w:pPr>
@@ -423,10 +454,1600 @@
         <w:ind w:firstLine="709"/>
         <w:jc w:val="both"/>
         <w:rPr>
-          <w:sz w:val="28"/>
-          <w:szCs w:val="28"/>
-        </w:rPr>
-      </w:pPr>
+          <w:b/>
+          <w:bCs/>
+          <w:sz w:val="28"/>
+          <w:szCs w:val="28"/>
+        </w:rPr>
+      </w:pPr>
+      <w:r>
+        <w:rPr>
+          <w:b/>
+          <w:bCs/>
+          <w:sz w:val="28"/>
+          <w:szCs w:val="28"/>
+        </w:rPr>
+        <w:lastRenderedPageBreak/>
+        <w:t>Разработка базы данных</w:t>
+      </w:r>
+    </w:p>
+    <w:p>
+      <w:pPr>
+        <w:pStyle w:val="ds-markdown-paragraph"/>
+        <w:shd w:val="clear" w:color="auto" w:fill="FFFFFF"/>
+        <w:spacing w:before="0" w:beforeAutospacing="0" w:after="0" w:afterAutospacing="0" w:line="360" w:lineRule="auto"/>
+        <w:ind w:firstLine="709"/>
+        <w:jc w:val="both"/>
+        <w:rPr>
+          <w:sz w:val="28"/>
+          <w:szCs w:val="28"/>
+        </w:rPr>
+      </w:pPr>
+      <w:r>
+        <w:rPr>
+          <w:sz w:val="28"/>
+          <w:szCs w:val="28"/>
+        </w:rPr>
+        <w:t>Проектирование и разработка реляционной базы данных информационной системы «Каршеринг «</w:t>
+      </w:r>
+      <w:proofErr w:type="spellStart"/>
+      <w:r>
+        <w:rPr>
+          <w:sz w:val="28"/>
+          <w:szCs w:val="28"/>
+        </w:rPr>
+        <w:t>ТверьАвтопрокат</w:t>
+      </w:r>
+      <w:proofErr w:type="spellEnd"/>
+      <w:r>
+        <w:rPr>
+          <w:sz w:val="28"/>
+          <w:szCs w:val="28"/>
+        </w:rPr>
+        <w:t xml:space="preserve">»» основаны на результатах исследования предметной области и структуре бизнес-процессов каршерингового сервиса: регистрации пользователей, проверки документов, просмотра автопарка, бронирования автомобилей, поездок, оплаты и оценки. На первом этапе проектирования осуществлено выявление ключевых сущностей, отражающих физические объекты, документы и процессы сервиса. В качестве основных сущностей определены: User (пользователь), Document (документ пользователя), Car (автомобиль), </w:t>
+      </w:r>
+      <w:proofErr w:type="spellStart"/>
+      <w:r>
+        <w:rPr>
+          <w:sz w:val="28"/>
+          <w:szCs w:val="28"/>
+        </w:rPr>
+        <w:t>CarStatus</w:t>
+      </w:r>
+      <w:proofErr w:type="spellEnd"/>
+      <w:r>
+        <w:rPr>
+          <w:sz w:val="28"/>
+          <w:szCs w:val="28"/>
+        </w:rPr>
+        <w:t xml:space="preserve"> (статус автомобиля), </w:t>
+      </w:r>
+      <w:proofErr w:type="spellStart"/>
+      <w:r>
+        <w:rPr>
+          <w:sz w:val="28"/>
+          <w:szCs w:val="28"/>
+        </w:rPr>
+        <w:t>Booking</w:t>
+      </w:r>
+      <w:proofErr w:type="spellEnd"/>
+      <w:r>
+        <w:rPr>
+          <w:sz w:val="28"/>
+          <w:szCs w:val="28"/>
+        </w:rPr>
+        <w:t xml:space="preserve"> (бронирование), </w:t>
+      </w:r>
+      <w:proofErr w:type="spellStart"/>
+      <w:r>
+        <w:rPr>
+          <w:sz w:val="28"/>
+          <w:szCs w:val="28"/>
+        </w:rPr>
+        <w:t>Trip</w:t>
+      </w:r>
+      <w:proofErr w:type="spellEnd"/>
+      <w:r>
+        <w:rPr>
+          <w:sz w:val="28"/>
+          <w:szCs w:val="28"/>
+        </w:rPr>
+        <w:t xml:space="preserve"> (поездка), </w:t>
+      </w:r>
+      <w:proofErr w:type="spellStart"/>
+      <w:r>
+        <w:rPr>
+          <w:sz w:val="28"/>
+          <w:szCs w:val="28"/>
+        </w:rPr>
+        <w:t>Payment</w:t>
+      </w:r>
+      <w:proofErr w:type="spellEnd"/>
+      <w:r>
+        <w:rPr>
+          <w:sz w:val="28"/>
+          <w:szCs w:val="28"/>
+        </w:rPr>
+        <w:t xml:space="preserve"> (платёж), Review (отзыв об автомобиле), </w:t>
+      </w:r>
+      <w:proofErr w:type="spellStart"/>
+      <w:r>
+        <w:rPr>
+          <w:sz w:val="28"/>
+          <w:szCs w:val="28"/>
+        </w:rPr>
+        <w:t>UserReview</w:t>
+      </w:r>
+      <w:proofErr w:type="spellEnd"/>
+      <w:r>
+        <w:rPr>
+          <w:sz w:val="28"/>
+          <w:szCs w:val="28"/>
+        </w:rPr>
+        <w:t xml:space="preserve"> (отзыв о пользователе), </w:t>
+      </w:r>
+      <w:proofErr w:type="spellStart"/>
+      <w:r>
+        <w:rPr>
+          <w:sz w:val="28"/>
+          <w:szCs w:val="28"/>
+        </w:rPr>
+        <w:t>Notification</w:t>
+      </w:r>
+      <w:proofErr w:type="spellEnd"/>
+      <w:r>
+        <w:rPr>
+          <w:sz w:val="28"/>
+          <w:szCs w:val="28"/>
+        </w:rPr>
+        <w:t xml:space="preserve"> (уведомление) и </w:t>
+      </w:r>
+      <w:proofErr w:type="spellStart"/>
+      <w:r>
+        <w:rPr>
+          <w:sz w:val="28"/>
+          <w:szCs w:val="28"/>
+        </w:rPr>
+        <w:t>DatabaseManager</w:t>
+      </w:r>
+      <w:proofErr w:type="spellEnd"/>
+      <w:r>
+        <w:rPr>
+          <w:sz w:val="28"/>
+          <w:szCs w:val="28"/>
+        </w:rPr>
+        <w:t xml:space="preserve"> (менеджер базы данных).</w:t>
+      </w:r>
+    </w:p>
+    <w:p>
+      <w:pPr>
+        <w:pStyle w:val="ds-markdown-paragraph"/>
+        <w:shd w:val="clear" w:color="auto" w:fill="FFFFFF"/>
+        <w:spacing w:before="0" w:beforeAutospacing="0" w:after="0" w:afterAutospacing="0" w:line="360" w:lineRule="auto"/>
+        <w:ind w:firstLine="709"/>
+        <w:jc w:val="both"/>
+        <w:rPr>
+          <w:sz w:val="28"/>
+          <w:szCs w:val="28"/>
+        </w:rPr>
+      </w:pPr>
+      <w:r>
+        <w:rPr>
+          <w:sz w:val="28"/>
+          <w:szCs w:val="28"/>
+        </w:rPr>
+        <w:t xml:space="preserve">Для каждой выделенной сущности сформирован исчерпывающий перечень атрибутов, обеспечивающий полную фиксацию бизнес-информации. Класс User включает идентификатор, логин, </w:t>
+      </w:r>
+      <w:proofErr w:type="spellStart"/>
+      <w:r>
+        <w:rPr>
+          <w:sz w:val="28"/>
+          <w:szCs w:val="28"/>
+        </w:rPr>
+        <w:t>хеш</w:t>
+      </w:r>
+      <w:proofErr w:type="spellEnd"/>
+      <w:r>
+        <w:rPr>
+          <w:sz w:val="28"/>
+          <w:szCs w:val="28"/>
+        </w:rPr>
+        <w:t xml:space="preserve"> пароля, ФИО, телефон, </w:t>
+      </w:r>
+      <w:proofErr w:type="spellStart"/>
+      <w:r>
+        <w:rPr>
+          <w:sz w:val="28"/>
+          <w:szCs w:val="28"/>
+        </w:rPr>
+        <w:t>email</w:t>
+      </w:r>
+      <w:proofErr w:type="spellEnd"/>
+      <w:r>
+        <w:rPr>
+          <w:sz w:val="28"/>
+          <w:szCs w:val="28"/>
+        </w:rPr>
+        <w:t xml:space="preserve"> и рейтинг. Для Document определены идентификатор, ссылка на пользователя, фото паспорта, фото водительских прав и статус проверки. Класс Car содержит идентификатор, марку, модель, госномер, стоимость аренды за минуту, ссылку на текущий статус, широту, долготу и рейтинг. В классе </w:t>
+      </w:r>
+      <w:proofErr w:type="spellStart"/>
+      <w:r>
+        <w:rPr>
+          <w:sz w:val="28"/>
+          <w:szCs w:val="28"/>
+        </w:rPr>
+        <w:t>CarStatus</w:t>
+      </w:r>
+      <w:proofErr w:type="spellEnd"/>
+      <w:r>
+        <w:rPr>
+          <w:sz w:val="28"/>
+          <w:szCs w:val="28"/>
+        </w:rPr>
+        <w:t xml:space="preserve"> фиксируются идентификатор и название («Доступен», «Забронирован», «В поездке», «На техобслуживании»). </w:t>
+      </w:r>
+      <w:proofErr w:type="spellStart"/>
+      <w:r>
+        <w:rPr>
+          <w:sz w:val="28"/>
+          <w:szCs w:val="28"/>
+        </w:rPr>
+        <w:t>Booking</w:t>
+      </w:r>
+      <w:proofErr w:type="spellEnd"/>
+      <w:r>
+        <w:rPr>
+          <w:sz w:val="28"/>
+          <w:szCs w:val="28"/>
+        </w:rPr>
+        <w:t xml:space="preserve"> характеризуется идентификатором, ссылками на пользователя и автомобиль, временем начала и окончания, а также статусом брони. Класс </w:t>
+      </w:r>
+      <w:proofErr w:type="spellStart"/>
+      <w:r>
+        <w:rPr>
+          <w:sz w:val="28"/>
+          <w:szCs w:val="28"/>
+        </w:rPr>
+        <w:t>Trip</w:t>
+      </w:r>
+      <w:proofErr w:type="spellEnd"/>
+      <w:r>
+        <w:rPr>
+          <w:sz w:val="28"/>
+          <w:szCs w:val="28"/>
+        </w:rPr>
+        <w:t xml:space="preserve"> описывается идентификатором, ссылками на бронь, пользователя и автомобиль, временем начала и окончания, пройденным расстоянием и итоговой стоимостью. </w:t>
+      </w:r>
+      <w:proofErr w:type="spellStart"/>
+      <w:r>
+        <w:rPr>
+          <w:sz w:val="28"/>
+          <w:szCs w:val="28"/>
+        </w:rPr>
+        <w:t>Payment</w:t>
+      </w:r>
+      <w:proofErr w:type="spellEnd"/>
+      <w:r>
+        <w:rPr>
+          <w:sz w:val="28"/>
+          <w:szCs w:val="28"/>
+        </w:rPr>
+        <w:t xml:space="preserve"> включает идентификатор, ссылку на поездку, сумму, дату оплаты и статус платежа. Review фиксирует идентификатор, ссылки на пользователя и автомобиль, оценку, комментарий и дату создания. </w:t>
+      </w:r>
+      <w:proofErr w:type="spellStart"/>
+      <w:r>
+        <w:rPr>
+          <w:sz w:val="28"/>
+          <w:szCs w:val="28"/>
+        </w:rPr>
+        <w:t>UserReview</w:t>
+      </w:r>
+      <w:proofErr w:type="spellEnd"/>
+      <w:r>
+        <w:rPr>
+          <w:sz w:val="28"/>
+          <w:szCs w:val="28"/>
+        </w:rPr>
+        <w:t xml:space="preserve"> содержит идентификатор, ссылку на пользователя, оценку, комментарий и дату </w:t>
+      </w:r>
+      <w:r>
+        <w:rPr>
+          <w:sz w:val="28"/>
+          <w:szCs w:val="28"/>
+        </w:rPr>
+        <w:lastRenderedPageBreak/>
+        <w:t xml:space="preserve">создания. </w:t>
+      </w:r>
+      <w:proofErr w:type="spellStart"/>
+      <w:r>
+        <w:rPr>
+          <w:sz w:val="28"/>
+          <w:szCs w:val="28"/>
+        </w:rPr>
+        <w:t>Notification</w:t>
+      </w:r>
+      <w:proofErr w:type="spellEnd"/>
+      <w:r>
+        <w:rPr>
+          <w:sz w:val="28"/>
+          <w:szCs w:val="28"/>
+        </w:rPr>
+        <w:t xml:space="preserve"> включает идентификатор, ссылку на пользователя, тип, текст, признак прочтения и дату создания. Класс </w:t>
+      </w:r>
+      <w:proofErr w:type="spellStart"/>
+      <w:r>
+        <w:rPr>
+          <w:sz w:val="28"/>
+          <w:szCs w:val="28"/>
+        </w:rPr>
+        <w:t>DatabaseManager</w:t>
+      </w:r>
+      <w:proofErr w:type="spellEnd"/>
+      <w:r>
+        <w:rPr>
+          <w:sz w:val="28"/>
+          <w:szCs w:val="28"/>
+        </w:rPr>
+        <w:t xml:space="preserve"> отвечает за подключение к базе данных </w:t>
+      </w:r>
+      <w:proofErr w:type="spellStart"/>
+      <w:r>
+        <w:rPr>
+          <w:sz w:val="28"/>
+          <w:szCs w:val="28"/>
+        </w:rPr>
+        <w:t>PostgreSQL</w:t>
+      </w:r>
+      <w:proofErr w:type="spellEnd"/>
+      <w:r>
+        <w:rPr>
+          <w:sz w:val="28"/>
+          <w:szCs w:val="28"/>
+        </w:rPr>
+        <w:t xml:space="preserve"> и выполнение запросов.</w:t>
+      </w:r>
+    </w:p>
+    <w:p>
+      <w:pPr>
+        <w:pStyle w:val="ds-markdown-paragraph"/>
+        <w:shd w:val="clear" w:color="auto" w:fill="FFFFFF"/>
+        <w:spacing w:before="0" w:beforeAutospacing="0" w:after="0" w:afterAutospacing="0" w:line="360" w:lineRule="auto"/>
+        <w:ind w:firstLine="709"/>
+        <w:jc w:val="both"/>
+        <w:rPr>
+          <w:sz w:val="28"/>
+          <w:szCs w:val="28"/>
+        </w:rPr>
+      </w:pPr>
+      <w:r>
+        <w:rPr>
+          <w:sz w:val="28"/>
+          <w:szCs w:val="28"/>
+        </w:rPr>
+        <w:t xml:space="preserve">С целью обеспечения высочайшего уровня достоверности и надёжности данных на этапе логического проектирования заданы ограничения целостности. Доменная целостность гарантирует корректность значений: стоимость аренды строго ограничена условием превышения нуля, рейтинг пользователей и автомобилей зафиксирован в диапазоне от 0 до 5, время окончания бронирования строго больше времени начала, а </w:t>
+      </w:r>
+      <w:proofErr w:type="spellStart"/>
+      <w:r>
+        <w:rPr>
+          <w:sz w:val="28"/>
+          <w:szCs w:val="28"/>
+        </w:rPr>
+        <w:t>хеш</w:t>
+      </w:r>
+      <w:proofErr w:type="spellEnd"/>
+      <w:r>
+        <w:rPr>
+          <w:sz w:val="28"/>
+          <w:szCs w:val="28"/>
+        </w:rPr>
+        <w:t xml:space="preserve"> пароля не может быть пустым. Сущностная целостность достигается назначением для каждой таблицы уникального первичного ключа (PRIMARY KEY) с запретом неопределённых значений (NOT NULL). Ссылочная целостность обеспечивает межтабличные связи с помощью внешних ключей (FOREIGN KEY), гарантируя, что любая бронь, поездка, платёж, отзыв или уведомление ссылаются на существующие записи пользователей, автомобилей и статусов. Для предотвращения непреднамеренного удаления связанных данных применяется механизм каскадного удаления (ON DELETE CASCADE) для зависимых записей пользователя и строгого запрета удаления (ON DELETE RESTRICT) для автомобилей с активными бронями. Дополнительные логические ограничения накладывают требования уникальности (UNIQUE) на поля логина, </w:t>
+      </w:r>
+      <w:proofErr w:type="spellStart"/>
+      <w:r>
+        <w:rPr>
+          <w:sz w:val="28"/>
+          <w:szCs w:val="28"/>
+        </w:rPr>
+        <w:t>email</w:t>
+      </w:r>
+      <w:proofErr w:type="spellEnd"/>
+      <w:r>
+        <w:rPr>
+          <w:sz w:val="28"/>
+          <w:szCs w:val="28"/>
+        </w:rPr>
+        <w:t>, телефона пользователя и госномера автомобиля, а также помечают ключевые информационные поля как обязательные к заполнению (NOT NULL).</w:t>
+      </w:r>
+    </w:p>
+    <w:p>
+      <w:pPr>
+        <w:pStyle w:val="ds-markdown-paragraph"/>
+        <w:shd w:val="clear" w:color="auto" w:fill="FFFFFF"/>
+        <w:spacing w:before="0" w:beforeAutospacing="0" w:after="0" w:afterAutospacing="0" w:line="360" w:lineRule="auto"/>
+        <w:ind w:firstLine="709"/>
+        <w:jc w:val="both"/>
+        <w:rPr>
+          <w:sz w:val="28"/>
+          <w:szCs w:val="28"/>
+        </w:rPr>
+      </w:pPr>
+      <w:r>
+        <w:rPr>
+          <w:sz w:val="28"/>
+          <w:szCs w:val="28"/>
+        </w:rPr>
+        <w:t xml:space="preserve">Расстановка первичных ключей осуществлена во всех таблицах проектируемой схемы данных. Для таблиц </w:t>
+      </w:r>
+      <w:proofErr w:type="spellStart"/>
+      <w:r>
+        <w:rPr>
+          <w:sz w:val="28"/>
+          <w:szCs w:val="28"/>
+        </w:rPr>
+        <w:t>users</w:t>
+      </w:r>
+      <w:proofErr w:type="spellEnd"/>
+      <w:r>
+        <w:rPr>
+          <w:sz w:val="28"/>
+          <w:szCs w:val="28"/>
+        </w:rPr>
+        <w:t xml:space="preserve">, </w:t>
+      </w:r>
+      <w:proofErr w:type="spellStart"/>
+      <w:r>
+        <w:rPr>
+          <w:sz w:val="28"/>
+          <w:szCs w:val="28"/>
+        </w:rPr>
+        <w:t>documents</w:t>
+      </w:r>
+      <w:proofErr w:type="spellEnd"/>
+      <w:r>
+        <w:rPr>
+          <w:sz w:val="28"/>
+          <w:szCs w:val="28"/>
+        </w:rPr>
+        <w:t xml:space="preserve">, </w:t>
+      </w:r>
+      <w:proofErr w:type="spellStart"/>
+      <w:r>
+        <w:rPr>
+          <w:sz w:val="28"/>
+          <w:szCs w:val="28"/>
+        </w:rPr>
+        <w:t>cars</w:t>
+      </w:r>
+      <w:proofErr w:type="spellEnd"/>
+      <w:r>
+        <w:rPr>
+          <w:sz w:val="28"/>
+          <w:szCs w:val="28"/>
+        </w:rPr>
+        <w:t xml:space="preserve">, </w:t>
+      </w:r>
+      <w:proofErr w:type="spellStart"/>
+      <w:r>
+        <w:rPr>
+          <w:sz w:val="28"/>
+          <w:szCs w:val="28"/>
+        </w:rPr>
+        <w:t>car_statuses</w:t>
+      </w:r>
+      <w:proofErr w:type="spellEnd"/>
+      <w:r>
+        <w:rPr>
+          <w:sz w:val="28"/>
+          <w:szCs w:val="28"/>
+        </w:rPr>
+        <w:t xml:space="preserve">, </w:t>
+      </w:r>
+      <w:proofErr w:type="spellStart"/>
+      <w:r>
+        <w:rPr>
+          <w:sz w:val="28"/>
+          <w:szCs w:val="28"/>
+        </w:rPr>
+        <w:t>bookings</w:t>
+      </w:r>
+      <w:proofErr w:type="spellEnd"/>
+      <w:r>
+        <w:rPr>
+          <w:sz w:val="28"/>
+          <w:szCs w:val="28"/>
+        </w:rPr>
+        <w:t xml:space="preserve">, </w:t>
+      </w:r>
+      <w:proofErr w:type="spellStart"/>
+      <w:r>
+        <w:rPr>
+          <w:sz w:val="28"/>
+          <w:szCs w:val="28"/>
+        </w:rPr>
+        <w:t>trips</w:t>
+      </w:r>
+      <w:proofErr w:type="spellEnd"/>
+      <w:r>
+        <w:rPr>
+          <w:sz w:val="28"/>
+          <w:szCs w:val="28"/>
+        </w:rPr>
+        <w:t xml:space="preserve">, </w:t>
+      </w:r>
+      <w:proofErr w:type="spellStart"/>
+      <w:r>
+        <w:rPr>
+          <w:sz w:val="28"/>
+          <w:szCs w:val="28"/>
+        </w:rPr>
+        <w:t>payments</w:t>
+      </w:r>
+      <w:proofErr w:type="spellEnd"/>
+      <w:r>
+        <w:rPr>
+          <w:sz w:val="28"/>
+          <w:szCs w:val="28"/>
+        </w:rPr>
+        <w:t xml:space="preserve">, </w:t>
+      </w:r>
+      <w:proofErr w:type="spellStart"/>
+      <w:r>
+        <w:rPr>
+          <w:sz w:val="28"/>
+          <w:szCs w:val="28"/>
+        </w:rPr>
+        <w:t>reviews</w:t>
+      </w:r>
+      <w:proofErr w:type="spellEnd"/>
+      <w:r>
+        <w:rPr>
+          <w:sz w:val="28"/>
+          <w:szCs w:val="28"/>
+        </w:rPr>
+        <w:t xml:space="preserve">, </w:t>
+      </w:r>
+      <w:proofErr w:type="spellStart"/>
+      <w:r>
+        <w:rPr>
+          <w:sz w:val="28"/>
+          <w:szCs w:val="28"/>
+        </w:rPr>
+        <w:t>user_reviews</w:t>
+      </w:r>
+      <w:proofErr w:type="spellEnd"/>
+      <w:r>
+        <w:rPr>
+          <w:sz w:val="28"/>
+          <w:szCs w:val="28"/>
+        </w:rPr>
+        <w:t xml:space="preserve"> и </w:t>
+      </w:r>
+      <w:proofErr w:type="spellStart"/>
+      <w:r>
+        <w:rPr>
+          <w:sz w:val="28"/>
+          <w:szCs w:val="28"/>
+        </w:rPr>
+        <w:t>notifications</w:t>
+      </w:r>
+      <w:proofErr w:type="spellEnd"/>
+      <w:r>
+        <w:rPr>
+          <w:sz w:val="28"/>
+          <w:szCs w:val="28"/>
+        </w:rPr>
+        <w:t xml:space="preserve"> в качестве первичных ключей сформированы соответствующие идентификаторы с автоинкрементными (SERIAL) типами данных. Класс </w:t>
+      </w:r>
+      <w:proofErr w:type="spellStart"/>
+      <w:r>
+        <w:rPr>
+          <w:sz w:val="28"/>
+          <w:szCs w:val="28"/>
+        </w:rPr>
+        <w:t>DatabaseManager</w:t>
+      </w:r>
+      <w:proofErr w:type="spellEnd"/>
+      <w:r>
+        <w:rPr>
+          <w:sz w:val="28"/>
+          <w:szCs w:val="28"/>
+        </w:rPr>
+        <w:t xml:space="preserve"> обеспечивает подключение ко всем перечисленным таблицам через единую строку соединения.</w:t>
+      </w:r>
+    </w:p>
+    <w:p>
+      <w:pPr>
+        <w:pStyle w:val="ds-markdown-paragraph"/>
+        <w:shd w:val="clear" w:color="auto" w:fill="FFFFFF"/>
+        <w:spacing w:before="0" w:beforeAutospacing="0" w:after="0" w:afterAutospacing="0" w:line="360" w:lineRule="auto"/>
+        <w:ind w:firstLine="709"/>
+        <w:jc w:val="both"/>
+        <w:rPr>
+          <w:sz w:val="28"/>
+          <w:szCs w:val="28"/>
+        </w:rPr>
+      </w:pPr>
+      <w:r>
+        <w:rPr>
+          <w:sz w:val="28"/>
+          <w:szCs w:val="28"/>
+        </w:rPr>
+        <w:lastRenderedPageBreak/>
+        <w:t>Логическая связность сущностей отражает реальную цепочку бизнес-процессов каршеринга. Между сущностями User и Document установлена связь «один-ко-многим» (</w:t>
+      </w:r>
+      <w:proofErr w:type="gramStart"/>
+      <w:r>
+        <w:rPr>
+          <w:sz w:val="28"/>
+          <w:szCs w:val="28"/>
+        </w:rPr>
+        <w:t>1:N</w:t>
+      </w:r>
+      <w:proofErr w:type="gramEnd"/>
+      <w:r>
+        <w:rPr>
+          <w:sz w:val="28"/>
+          <w:szCs w:val="28"/>
+        </w:rPr>
+        <w:t xml:space="preserve">), так как один пользователь может загрузить несколько документов, но каждый документ принадлежит конкретному пользователю. Связи типа </w:t>
+      </w:r>
+      <w:proofErr w:type="gramStart"/>
+      <w:r>
+        <w:rPr>
+          <w:sz w:val="28"/>
+          <w:szCs w:val="28"/>
+        </w:rPr>
+        <w:t>1:N</w:t>
+      </w:r>
+      <w:proofErr w:type="gramEnd"/>
+      <w:r>
+        <w:rPr>
+          <w:sz w:val="28"/>
+          <w:szCs w:val="28"/>
+        </w:rPr>
+        <w:t xml:space="preserve"> также объединяют User и </w:t>
+      </w:r>
+      <w:proofErr w:type="spellStart"/>
+      <w:r>
+        <w:rPr>
+          <w:sz w:val="28"/>
+          <w:szCs w:val="28"/>
+        </w:rPr>
+        <w:t>Booking</w:t>
+      </w:r>
+      <w:proofErr w:type="spellEnd"/>
+      <w:r>
+        <w:rPr>
+          <w:sz w:val="28"/>
+          <w:szCs w:val="28"/>
+        </w:rPr>
+        <w:t xml:space="preserve"> (один пользователь создаёт несколько броней), User и </w:t>
+      </w:r>
+      <w:proofErr w:type="spellStart"/>
+      <w:r>
+        <w:rPr>
+          <w:sz w:val="28"/>
+          <w:szCs w:val="28"/>
+        </w:rPr>
+        <w:t>Trip</w:t>
+      </w:r>
+      <w:proofErr w:type="spellEnd"/>
+      <w:r>
+        <w:rPr>
+          <w:sz w:val="28"/>
+          <w:szCs w:val="28"/>
+        </w:rPr>
+        <w:t xml:space="preserve"> (клиент совершает много поездок), User и Review, User и </w:t>
+      </w:r>
+      <w:proofErr w:type="spellStart"/>
+      <w:r>
+        <w:rPr>
+          <w:sz w:val="28"/>
+          <w:szCs w:val="28"/>
+        </w:rPr>
+        <w:t>UserReview</w:t>
+      </w:r>
+      <w:proofErr w:type="spellEnd"/>
+      <w:r>
+        <w:rPr>
+          <w:sz w:val="28"/>
+          <w:szCs w:val="28"/>
+        </w:rPr>
+        <w:t xml:space="preserve">, User и </w:t>
+      </w:r>
+      <w:proofErr w:type="spellStart"/>
+      <w:r>
+        <w:rPr>
+          <w:sz w:val="28"/>
+          <w:szCs w:val="28"/>
+        </w:rPr>
+        <w:t>Notification</w:t>
+      </w:r>
+      <w:proofErr w:type="spellEnd"/>
+      <w:r>
+        <w:rPr>
+          <w:sz w:val="28"/>
+          <w:szCs w:val="28"/>
+        </w:rPr>
+        <w:t xml:space="preserve">. Связь </w:t>
+      </w:r>
+      <w:proofErr w:type="gramStart"/>
+      <w:r>
+        <w:rPr>
+          <w:sz w:val="28"/>
+          <w:szCs w:val="28"/>
+        </w:rPr>
+        <w:t>1:N</w:t>
+      </w:r>
+      <w:proofErr w:type="gramEnd"/>
+      <w:r>
+        <w:rPr>
+          <w:sz w:val="28"/>
+          <w:szCs w:val="28"/>
+        </w:rPr>
+        <w:t xml:space="preserve"> между Car и </w:t>
+      </w:r>
+      <w:proofErr w:type="spellStart"/>
+      <w:r>
+        <w:rPr>
+          <w:sz w:val="28"/>
+          <w:szCs w:val="28"/>
+        </w:rPr>
+        <w:t>Booking</w:t>
+      </w:r>
+      <w:proofErr w:type="spellEnd"/>
+      <w:r>
+        <w:rPr>
+          <w:sz w:val="28"/>
+          <w:szCs w:val="28"/>
+        </w:rPr>
+        <w:t xml:space="preserve"> обеспечивает учёт всех заявок на конкретную машину, а связь между Car и </w:t>
+      </w:r>
+      <w:proofErr w:type="spellStart"/>
+      <w:r>
+        <w:rPr>
+          <w:sz w:val="28"/>
+          <w:szCs w:val="28"/>
+        </w:rPr>
+        <w:t>Trip</w:t>
+      </w:r>
+      <w:proofErr w:type="spellEnd"/>
+      <w:r>
+        <w:rPr>
+          <w:sz w:val="28"/>
+          <w:szCs w:val="28"/>
+        </w:rPr>
+        <w:t xml:space="preserve"> фиксирует факты использования. Сущность </w:t>
+      </w:r>
+      <w:proofErr w:type="spellStart"/>
+      <w:r>
+        <w:rPr>
+          <w:sz w:val="28"/>
+          <w:szCs w:val="28"/>
+        </w:rPr>
+        <w:t>CarStatus</w:t>
+      </w:r>
+      <w:proofErr w:type="spellEnd"/>
+      <w:r>
+        <w:rPr>
+          <w:sz w:val="28"/>
+          <w:szCs w:val="28"/>
+        </w:rPr>
+        <w:t xml:space="preserve"> связана с Car отношением </w:t>
+      </w:r>
+      <w:proofErr w:type="gramStart"/>
+      <w:r>
+        <w:rPr>
+          <w:sz w:val="28"/>
+          <w:szCs w:val="28"/>
+        </w:rPr>
+        <w:t>1:N</w:t>
+      </w:r>
+      <w:proofErr w:type="gramEnd"/>
+      <w:r>
+        <w:rPr>
+          <w:sz w:val="28"/>
+          <w:szCs w:val="28"/>
+        </w:rPr>
+        <w:t xml:space="preserve">, определяя текущее состояние каждой машины. Между </w:t>
+      </w:r>
+      <w:proofErr w:type="spellStart"/>
+      <w:r>
+        <w:rPr>
+          <w:sz w:val="28"/>
+          <w:szCs w:val="28"/>
+        </w:rPr>
+        <w:t>Booking</w:t>
+      </w:r>
+      <w:proofErr w:type="spellEnd"/>
+      <w:r>
+        <w:rPr>
+          <w:sz w:val="28"/>
+          <w:szCs w:val="28"/>
+        </w:rPr>
+        <w:t xml:space="preserve"> и </w:t>
+      </w:r>
+      <w:proofErr w:type="spellStart"/>
+      <w:r>
+        <w:rPr>
+          <w:sz w:val="28"/>
+          <w:szCs w:val="28"/>
+        </w:rPr>
+        <w:t>Trip</w:t>
+      </w:r>
+      <w:proofErr w:type="spellEnd"/>
+      <w:r>
+        <w:rPr>
+          <w:sz w:val="28"/>
+          <w:szCs w:val="28"/>
+        </w:rPr>
+        <w:t xml:space="preserve"> установлена связь 1:1 — каждая бронь переходит ровно в одну поездку. Между </w:t>
+      </w:r>
+      <w:proofErr w:type="spellStart"/>
+      <w:r>
+        <w:rPr>
+          <w:sz w:val="28"/>
+          <w:szCs w:val="28"/>
+        </w:rPr>
+        <w:t>Trip</w:t>
+      </w:r>
+      <w:proofErr w:type="spellEnd"/>
+      <w:r>
+        <w:rPr>
+          <w:sz w:val="28"/>
+          <w:szCs w:val="28"/>
+        </w:rPr>
+        <w:t xml:space="preserve"> и </w:t>
+      </w:r>
+      <w:proofErr w:type="spellStart"/>
+      <w:r>
+        <w:rPr>
+          <w:sz w:val="28"/>
+          <w:szCs w:val="28"/>
+        </w:rPr>
+        <w:t>Payment</w:t>
+      </w:r>
+      <w:proofErr w:type="spellEnd"/>
+      <w:r>
+        <w:rPr>
+          <w:sz w:val="28"/>
+          <w:szCs w:val="28"/>
+        </w:rPr>
+        <w:t xml:space="preserve"> также установлена связь 1:1, поскольку каждой поездке соответствует один платёж. Сущности Review и </w:t>
+      </w:r>
+      <w:proofErr w:type="spellStart"/>
+      <w:r>
+        <w:rPr>
+          <w:sz w:val="28"/>
+          <w:szCs w:val="28"/>
+        </w:rPr>
+        <w:t>UserReview</w:t>
+      </w:r>
+      <w:proofErr w:type="spellEnd"/>
+      <w:r>
+        <w:rPr>
+          <w:sz w:val="28"/>
+          <w:szCs w:val="28"/>
+        </w:rPr>
+        <w:t xml:space="preserve"> связаны с соответствующими объектами отношениями </w:t>
+      </w:r>
+      <w:proofErr w:type="gramStart"/>
+      <w:r>
+        <w:rPr>
+          <w:sz w:val="28"/>
+          <w:szCs w:val="28"/>
+        </w:rPr>
+        <w:t>1:N</w:t>
+      </w:r>
+      <w:proofErr w:type="gramEnd"/>
+      <w:r>
+        <w:rPr>
+          <w:sz w:val="28"/>
+          <w:szCs w:val="28"/>
+        </w:rPr>
+        <w:t>, обеспечивая накопление оценок и пересчёт рейтингов.</w:t>
+      </w:r>
+    </w:p>
+    <w:p>
+      <w:pPr>
+        <w:pStyle w:val="ds-markdown-paragraph"/>
+        <w:shd w:val="clear" w:color="auto" w:fill="FFFFFF"/>
+        <w:spacing w:before="0" w:beforeAutospacing="0" w:after="0" w:afterAutospacing="0" w:line="360" w:lineRule="auto"/>
+        <w:ind w:firstLine="709"/>
+        <w:jc w:val="both"/>
+        <w:rPr>
+          <w:sz w:val="28"/>
+          <w:szCs w:val="28"/>
+        </w:rPr>
+      </w:pPr>
+      <w:r>
+        <w:rPr>
+          <w:sz w:val="28"/>
+          <w:szCs w:val="28"/>
+        </w:rPr>
+        <w:t>На основе установленных требований построена концептуальная ER-модель (</w:t>
+      </w:r>
+      <w:proofErr w:type="spellStart"/>
+      <w:r>
+        <w:rPr>
+          <w:sz w:val="28"/>
+          <w:szCs w:val="28"/>
+        </w:rPr>
+        <w:t>Entity-Relationship</w:t>
+      </w:r>
+      <w:proofErr w:type="spellEnd"/>
+      <w:r>
+        <w:rPr>
+          <w:sz w:val="28"/>
+          <w:szCs w:val="28"/>
+        </w:rPr>
+        <w:t xml:space="preserve">), наглядно визуализирующая высокоуровневую структуру базы данных, сущности, их атрибутивный состав и типы связи (1:1, </w:t>
+      </w:r>
+      <w:proofErr w:type="gramStart"/>
+      <w:r>
+        <w:rPr>
+          <w:sz w:val="28"/>
+          <w:szCs w:val="28"/>
+        </w:rPr>
+        <w:t>1:N</w:t>
+      </w:r>
+      <w:proofErr w:type="gramEnd"/>
+      <w:r>
+        <w:rPr>
+          <w:sz w:val="28"/>
+          <w:szCs w:val="28"/>
+        </w:rPr>
+        <w:t>) независимо от конкретной программной среды. Концептуальная схема наглядно демонстрирует, каким образом сквозной контроль бронирований объединяет в единую информационную систему процессы регистрации, аренды, оплаты и оценки.</w:t>
+      </w:r>
+    </w:p>
+    <w:p>
+      <w:pPr>
+        <w:pStyle w:val="ds-markdown-paragraph"/>
+        <w:shd w:val="clear" w:color="auto" w:fill="FFFFFF"/>
+        <w:spacing w:before="0" w:beforeAutospacing="0" w:after="0" w:afterAutospacing="0" w:line="360" w:lineRule="auto"/>
+        <w:ind w:firstLine="709"/>
+        <w:jc w:val="both"/>
+        <w:rPr>
+          <w:sz w:val="28"/>
+          <w:szCs w:val="28"/>
+        </w:rPr>
+      </w:pPr>
+      <w:r>
+        <w:rPr>
+          <w:sz w:val="28"/>
+          <w:szCs w:val="28"/>
+        </w:rPr>
+        <w:t xml:space="preserve">Физическая реализация базы данных выполнена в современной реляционной СУБД </w:t>
+      </w:r>
+      <w:proofErr w:type="spellStart"/>
+      <w:r>
+        <w:rPr>
+          <w:sz w:val="28"/>
+          <w:szCs w:val="28"/>
+        </w:rPr>
+        <w:t>PostgreSQL</w:t>
+      </w:r>
+      <w:proofErr w:type="spellEnd"/>
+      <w:r>
+        <w:rPr>
+          <w:sz w:val="28"/>
+          <w:szCs w:val="28"/>
+        </w:rPr>
+        <w:t xml:space="preserve"> через </w:t>
+      </w:r>
+      <w:proofErr w:type="spellStart"/>
+      <w:r>
+        <w:rPr>
+          <w:sz w:val="28"/>
+          <w:szCs w:val="28"/>
+        </w:rPr>
+        <w:t>pgAdmin</w:t>
+      </w:r>
+      <w:proofErr w:type="spellEnd"/>
+      <w:r>
+        <w:rPr>
+          <w:sz w:val="28"/>
+          <w:szCs w:val="28"/>
+        </w:rPr>
+        <w:t xml:space="preserve">. Переход к физической модели сопровождался приведением структуры таблиц к третьей нормальной форме (3NF), что позволило полностью устранить избыточность и дублирование информации. База данных развёрнута путём выполнения DDL-скриптов (Data Definition Language), содержащих инструкции CREATE TABLE, параметры внешних ключей FOREIGN KEY ... REFERENCES и правила ограничений NOT NULL, UNIQUE и CHECK. Для всех атрибутов подобраны оптимальные </w:t>
+      </w:r>
+      <w:r>
+        <w:rPr>
+          <w:sz w:val="28"/>
+          <w:szCs w:val="28"/>
+        </w:rPr>
+        <w:lastRenderedPageBreak/>
+        <w:t xml:space="preserve">типы данных </w:t>
+      </w:r>
+      <w:proofErr w:type="spellStart"/>
+      <w:r>
+        <w:rPr>
+          <w:sz w:val="28"/>
+          <w:szCs w:val="28"/>
+        </w:rPr>
+        <w:t>PostgreSQL</w:t>
+      </w:r>
+      <w:proofErr w:type="spellEnd"/>
+      <w:r>
+        <w:rPr>
+          <w:sz w:val="28"/>
+          <w:szCs w:val="28"/>
+        </w:rPr>
+        <w:t>: целые числа INT и SERIAL для первичных и внешних ключей, переменные строки VARCHAR и TEXT для логинов, наименований и комментариев, точные числовые типы NUMERIC и DECIMAL для цен, расстояний и рейтингов, а также типы DATE и TIMESTAMP для фиксации временных меток операций.</w:t>
+      </w:r>
+    </w:p>
+    <w:p>
+      <w:pPr>
+        <w:spacing w:after="0" w:line="360" w:lineRule="auto"/>
+        <w:ind w:firstLine="709"/>
+        <w:jc w:val="both"/>
+        <w:rPr>
+          <w:rFonts w:ascii="Times New Roman" w:hAnsi="Times New Roman" w:cs="Times New Roman"/>
+          <w:sz w:val="28"/>
+          <w:szCs w:val="28"/>
+        </w:rPr>
+      </w:pPr>
+      <w:r>
+        <w:rPr>
+          <w:rFonts w:ascii="Times New Roman" w:hAnsi="Times New Roman" w:cs="Times New Roman"/>
+          <w:sz w:val="28"/>
+          <w:szCs w:val="28"/>
+        </w:rPr>
+        <w:t xml:space="preserve">На рисунке </w:t>
+      </w:r>
+      <w:r>
+        <w:rPr>
+          <w:rFonts w:ascii="Times New Roman" w:hAnsi="Times New Roman" w:cs="Times New Roman"/>
+          <w:sz w:val="28"/>
+          <w:szCs w:val="28"/>
+        </w:rPr>
+        <w:t>1</w:t>
+      </w:r>
+      <w:r>
+        <w:rPr>
+          <w:rFonts w:ascii="Times New Roman" w:hAnsi="Times New Roman" w:cs="Times New Roman"/>
+          <w:sz w:val="28"/>
+          <w:szCs w:val="28"/>
+        </w:rPr>
+        <w:t xml:space="preserve"> представлена </w:t>
+      </w:r>
+      <w:r>
+        <w:rPr>
+          <w:rFonts w:ascii="Times New Roman" w:hAnsi="Times New Roman" w:cs="Times New Roman"/>
+          <w:sz w:val="28"/>
+          <w:szCs w:val="28"/>
+          <w:lang w:val="en-US"/>
+        </w:rPr>
+        <w:t>ERD</w:t>
+      </w:r>
+      <w:r>
+        <w:rPr>
+          <w:rFonts w:ascii="Times New Roman" w:hAnsi="Times New Roman" w:cs="Times New Roman"/>
+          <w:sz w:val="28"/>
+          <w:szCs w:val="28"/>
+        </w:rPr>
+        <w:t xml:space="preserve"> диаграмма, разрабатываемой базы данных.</w:t>
+      </w:r>
+    </w:p>
+    <w:p>
+      <w:pPr>
+        <w:spacing w:after="0" w:line="360" w:lineRule="auto"/>
+        <w:ind w:firstLine="709"/>
+        <w:jc w:val="both"/>
+        <w:rPr>
+          <w:rFonts w:ascii="Times New Roman" w:hAnsi="Times New Roman" w:cs="Times New Roman"/>
+          <w:sz w:val="28"/>
+          <w:szCs w:val="28"/>
+        </w:rPr>
+      </w:pPr>
+      <w:r>
+        <w:rPr>
+          <w:rFonts w:ascii="Times New Roman" w:hAnsi="Times New Roman" w:cs="Times New Roman"/>
+          <w:sz w:val="28"/>
+          <w:szCs w:val="28"/>
+        </w:rPr>
+        <w:drawing>
+          <wp:inline distT="0" distB="0" distL="0" distR="0" wp14:anchorId="3AC7C706" wp14:editId="7CC4B2BC">
+            <wp:extent cx="5940425" cy="4938395"/>
+            <wp:effectExtent l="0" t="0" r="3175" b="0"/>
+            <wp:docPr id="660139951" name="Рисунок 1"/>
+            <wp:cNvGraphicFramePr>
+              <a:graphicFrameLocks xmlns:a="http://schemas.openxmlformats.org/drawingml/2006/main" noChangeAspect="1"/>
+            </wp:cNvGraphicFramePr>
+            <a:graphic xmlns:a="http://schemas.openxmlformats.org/drawingml/2006/main">
+              <a:graphicData uri="http://schemas.openxmlformats.org/drawingml/2006/picture">
+                <pic:pic xmlns:pic="http://schemas.openxmlformats.org/drawingml/2006/picture">
+                  <pic:nvPicPr>
+                    <pic:cNvPr id="660139951" name=""/>
+                    <pic:cNvPicPr/>
+                  </pic:nvPicPr>
+                  <pic:blipFill>
+                    <a:blip r:embed="rId5"/>
+                    <a:stretch>
+                      <a:fillRect/>
+                    </a:stretch>
+                  </pic:blipFill>
+                  <pic:spPr>
+                    <a:xfrm>
+                      <a:off x="0" y="0"/>
+                      <a:ext cx="5940425" cy="4938395"/>
+                    </a:xfrm>
+                    <a:prstGeom prst="rect">
+                      <a:avLst/>
+                    </a:prstGeom>
+                  </pic:spPr>
+                </pic:pic>
+              </a:graphicData>
+            </a:graphic>
+          </wp:inline>
+        </w:drawing>
+      </w:r>
+    </w:p>
+    <w:p>
+      <w:pPr>
+        <w:spacing w:after="0" w:line="360" w:lineRule="auto"/>
+        <w:ind w:firstLine="709"/>
+        <w:jc w:val="both"/>
+        <w:rPr>
+          <w:rFonts w:ascii="Times New Roman" w:hAnsi="Times New Roman" w:cs="Times New Roman"/>
+          <w:sz w:val="28"/>
+          <w:szCs w:val="28"/>
+        </w:rPr>
+      </w:pPr>
+      <w:r>
+        <w:rPr>
+          <w:rFonts w:ascii="Times New Roman" w:hAnsi="Times New Roman" w:cs="Times New Roman"/>
+          <w:sz w:val="28"/>
+          <w:szCs w:val="28"/>
+        </w:rPr>
+        <w:t xml:space="preserve">Рисунок </w:t>
+      </w:r>
+      <w:r>
+        <w:rPr>
+          <w:rFonts w:ascii="Times New Roman" w:hAnsi="Times New Roman" w:cs="Times New Roman"/>
+          <w:sz w:val="28"/>
+          <w:szCs w:val="28"/>
+        </w:rPr>
+        <w:t>1</w:t>
+      </w:r>
+      <w:r>
+        <w:rPr>
+          <w:rFonts w:ascii="Times New Roman" w:hAnsi="Times New Roman" w:cs="Times New Roman"/>
+          <w:sz w:val="28"/>
+          <w:szCs w:val="28"/>
+        </w:rPr>
+        <w:t xml:space="preserve"> - </w:t>
+      </w:r>
+      <w:r>
+        <w:rPr>
+          <w:rFonts w:ascii="Times New Roman" w:hAnsi="Times New Roman" w:cs="Times New Roman"/>
+          <w:sz w:val="28"/>
+          <w:szCs w:val="28"/>
+          <w:lang w:val="en-US"/>
+        </w:rPr>
+        <w:t>ERD</w:t>
+      </w:r>
+      <w:r>
+        <w:rPr>
+          <w:rFonts w:ascii="Times New Roman" w:hAnsi="Times New Roman" w:cs="Times New Roman"/>
+          <w:sz w:val="28"/>
+          <w:szCs w:val="28"/>
+        </w:rPr>
+        <w:t xml:space="preserve"> диаграмма, разрабатываемой базы данных</w:t>
+      </w:r>
+    </w:p>
+    <w:p>
+      <w:pPr>
+        <w:spacing w:after="0" w:line="360" w:lineRule="auto"/>
+        <w:ind w:firstLine="709"/>
+        <w:jc w:val="both"/>
+        <w:rPr>
+          <w:rFonts w:ascii="Times New Roman" w:hAnsi="Times New Roman" w:cs="Times New Roman"/>
+          <w:sz w:val="28"/>
+          <w:szCs w:val="28"/>
+        </w:rPr>
+      </w:pPr>
+      <w:r>
+        <w:rPr>
+          <w:rFonts w:ascii="Times New Roman" w:hAnsi="Times New Roman" w:cs="Times New Roman"/>
+          <w:sz w:val="28"/>
+          <w:szCs w:val="28"/>
+        </w:rPr>
+        <w:br w:type="page"/>
+      </w:r>
+    </w:p>
+    <w:p>
+      <w:pPr>
+        <w:spacing w:after="0" w:line="360" w:lineRule="auto"/>
+        <w:ind w:firstLine="709"/>
+        <w:jc w:val="both"/>
+        <w:rPr>
+          <w:rFonts w:ascii="Times New Roman" w:hAnsi="Times New Roman" w:cs="Times New Roman"/>
+          <w:b/>
+          <w:bCs/>
+          <w:sz w:val="28"/>
+          <w:szCs w:val="28"/>
+        </w:rPr>
+      </w:pPr>
+      <w:r>
+        <w:rPr>
+          <w:rFonts w:ascii="Times New Roman" w:hAnsi="Times New Roman" w:cs="Times New Roman"/>
+          <w:b/>
+          <w:bCs/>
+          <w:sz w:val="28"/>
+          <w:szCs w:val="28"/>
+        </w:rPr>
+        <w:lastRenderedPageBreak/>
+        <w:t>Тестирование базы данных</w:t>
+      </w:r>
+    </w:p>
+    <w:p>
+      <w:pPr>
+        <w:spacing w:after="0" w:line="360" w:lineRule="auto"/>
+        <w:ind w:firstLine="709"/>
+        <w:jc w:val="both"/>
+        <w:rPr>
+          <w:rFonts w:ascii="Times New Roman" w:hAnsi="Times New Roman" w:cs="Times New Roman"/>
+          <w:sz w:val="28"/>
+          <w:szCs w:val="28"/>
+        </w:rPr>
+      </w:pPr>
+      <w:r>
+        <w:rPr>
+          <w:rFonts w:ascii="Times New Roman" w:hAnsi="Times New Roman" w:cs="Times New Roman"/>
+          <w:sz w:val="28"/>
+          <w:szCs w:val="28"/>
+        </w:rPr>
+        <w:t xml:space="preserve">После завершения этапа проектирования и создания физической структуры базы данных проведено её комплексное тестирование с целью подтверждения работоспособности, проверки целостности данных и соответствия разработанной системы исходным функциональным требованиям. На первом этапе в среде графического клиента </w:t>
+      </w:r>
+      <w:proofErr w:type="spellStart"/>
+      <w:r>
+        <w:rPr>
+          <w:rFonts w:ascii="Times New Roman" w:hAnsi="Times New Roman" w:cs="Times New Roman"/>
+          <w:sz w:val="28"/>
+          <w:szCs w:val="28"/>
+        </w:rPr>
+        <w:t>pgAdmin</w:t>
+      </w:r>
+      <w:proofErr w:type="spellEnd"/>
+      <w:r>
+        <w:rPr>
+          <w:rFonts w:ascii="Times New Roman" w:hAnsi="Times New Roman" w:cs="Times New Roman"/>
+          <w:sz w:val="28"/>
+          <w:szCs w:val="28"/>
+        </w:rPr>
+        <w:t xml:space="preserve"> 4 с применением SQL-скриптов INSERT INTO осуществлён ввод контрольного набора тестовых данных, моделирующего реальные ситуации каршерингового сервиса «</w:t>
+      </w:r>
+      <w:proofErr w:type="spellStart"/>
+      <w:r>
+        <w:rPr>
+          <w:rFonts w:ascii="Times New Roman" w:hAnsi="Times New Roman" w:cs="Times New Roman"/>
+          <w:sz w:val="28"/>
+          <w:szCs w:val="28"/>
+        </w:rPr>
+        <w:t>ТверьАвтопрокат</w:t>
+      </w:r>
+      <w:proofErr w:type="spellEnd"/>
+      <w:r>
+        <w:rPr>
+          <w:rFonts w:ascii="Times New Roman" w:hAnsi="Times New Roman" w:cs="Times New Roman"/>
+          <w:sz w:val="28"/>
+          <w:szCs w:val="28"/>
+        </w:rPr>
+        <w:t>». В систему внесена информация базового справочника статусов автомобилей («Доступен», «Забронирован», «В поездке», «На техобслуживании»), зарегистрированы тестовые пользователи с документами, добавлены автомобили автопарка с указанием марок, моделей, госномеров и стоимости аренды за минуту, а также созданы соответствующие им записи в таблицах бронирований, поездок, платежей, отзывов и уведомлений.</w:t>
+      </w:r>
+    </w:p>
+    <w:p>
+      <w:pPr>
+        <w:spacing w:after="0" w:line="360" w:lineRule="auto"/>
+        <w:ind w:firstLine="709"/>
+        <w:jc w:val="both"/>
+        <w:rPr>
+          <w:rFonts w:ascii="Times New Roman" w:hAnsi="Times New Roman" w:cs="Times New Roman"/>
+          <w:sz w:val="28"/>
+          <w:szCs w:val="28"/>
+        </w:rPr>
+      </w:pPr>
+      <w:r>
+        <w:rPr>
+          <w:rFonts w:ascii="Times New Roman" w:hAnsi="Times New Roman" w:cs="Times New Roman"/>
+          <w:sz w:val="28"/>
+          <w:szCs w:val="28"/>
+        </w:rPr>
+        <w:t xml:space="preserve">Второй этап тестирования был посвящён проверке корректности выполнения SQL-запросов разной степени сложности. Путём выполнения базовых запросов выборки (SELECT) проверена правильность извлечения данных из отдельных таблиц, в частности, получены актуальные списки доступных автомобилей и активных броней пользователей. С помощью функций агрегирования и группировки (GROUP BY, SUM, COUNT) успешно проведён расчёт суммарной стоимости поездок за период и общего количества броней по каждому автомобилю. Отдельное внимание уделено многотабличным запросам с использованием операторов связывания JOIN. Системой успешно сформирован сквозной отчёт, объединяющий данные шести таблиц: бронирований, пользователей, автомобилей, статусов, поездок и платежей. В одной результирующей таблице отображается логин и ФИО пользователя, марка и модель автомобиля, его госномер и текущий статус, время начала и окончания брони, данные поездки, её стоимость, а также сумма и статус платежа. Такой отчёт позволяет наглядно проследить полную цепочку </w:t>
+      </w:r>
+      <w:r>
+        <w:rPr>
+          <w:rFonts w:ascii="Times New Roman" w:hAnsi="Times New Roman" w:cs="Times New Roman"/>
+          <w:sz w:val="28"/>
+          <w:szCs w:val="28"/>
+        </w:rPr>
+        <w:lastRenderedPageBreak/>
+        <w:t>«Пользователь → Бронирование → Автомобиль → Поездка → Платёж» в рамках одной выборки.</w:t>
+      </w:r>
+    </w:p>
+    <w:p>
+      <w:pPr>
+        <w:spacing w:after="0" w:line="360" w:lineRule="auto"/>
+        <w:ind w:firstLine="709"/>
+        <w:jc w:val="both"/>
+        <w:rPr>
+          <w:rFonts w:ascii="Times New Roman" w:hAnsi="Times New Roman" w:cs="Times New Roman"/>
+          <w:sz w:val="28"/>
+          <w:szCs w:val="28"/>
+        </w:rPr>
+      </w:pPr>
+      <w:r>
+        <w:rPr>
+          <w:rFonts w:ascii="Times New Roman" w:hAnsi="Times New Roman" w:cs="Times New Roman"/>
+          <w:sz w:val="28"/>
+          <w:szCs w:val="28"/>
+        </w:rPr>
+        <w:t xml:space="preserve">Заключительный этап тестирования включал комплексную верификацию построенной базы данных. В ходе проверки ссылочной целостности подтверждена невозможность добавления брони с несуществующим идентификатором автомобиля, а также блокировка попыток удаления автомобиля, за которым числятся активные брони (правило ON DELETE RESTRICT). Проверено каскадное удаление: при удалении пользователя автоматически удалялись его документы, брони, поездки, отзывы и уведомления. Тестирование доменной целостности подтвердило корректную работу правил CHECK и NOT NULL: при попытках внесения стоимости аренды меньше нуля, рейтинга выше 5 звёзд, времени окончания брони раньше времени начала или пустого пароля СУБД возвращала системную ошибку и отклоняла транзакцию. Отдельно проверено ограничение уникальности: попытка добавления пользователя с существующим логином или автомобиля с уже занятым госномером завершалась ошибкой. В результате проведённых испытаний подтверждено полное соответствие базы данных функциональным требованиям: созданная структура </w:t>
+      </w:r>
+      <w:proofErr w:type="spellStart"/>
+      <w:r>
+        <w:rPr>
+          <w:rFonts w:ascii="Times New Roman" w:hAnsi="Times New Roman" w:cs="Times New Roman"/>
+          <w:sz w:val="28"/>
+          <w:szCs w:val="28"/>
+        </w:rPr>
+        <w:t>PostgreSQL</w:t>
+      </w:r>
+      <w:proofErr w:type="spellEnd"/>
+      <w:r>
+        <w:rPr>
+          <w:rFonts w:ascii="Times New Roman" w:hAnsi="Times New Roman" w:cs="Times New Roman"/>
+          <w:sz w:val="28"/>
+          <w:szCs w:val="28"/>
+        </w:rPr>
+        <w:t xml:space="preserve"> обеспечивает сквозной прозрачный учёт по цепочке «Регистрация пользователя → Бронирование автомобиля → Поездка и оплата → Оценка», полностью устраняя выявленные ранее проблемы разрозненности данных.</w:t>
+      </w:r>
+    </w:p>
+    <w:p>
+      <w:pPr>
+        <w:spacing w:after="0" w:line="360" w:lineRule="auto"/>
+        <w:ind w:firstLine="709"/>
+        <w:jc w:val="both"/>
+        <w:rPr>
+          <w:rFonts w:ascii="Times New Roman" w:hAnsi="Times New Roman" w:cs="Times New Roman"/>
+          <w:sz w:val="28"/>
+          <w:szCs w:val="28"/>
+        </w:rPr>
+      </w:pPr>
+      <w:r>
+        <w:rPr>
+          <w:rFonts w:ascii="Times New Roman" w:hAnsi="Times New Roman" w:cs="Times New Roman"/>
+          <w:sz w:val="28"/>
+          <w:szCs w:val="28"/>
+        </w:rPr>
+        <w:t>На рисунках 3 и 4 представлены тестовые запросы на проверку работоспособности базы данных.</w:t>
+      </w:r>
+    </w:p>
+    <w:p>
+      <w:pPr>
+        <w:spacing w:after="0" w:line="360" w:lineRule="auto"/>
+        <w:ind w:firstLine="709"/>
+        <w:jc w:val="both"/>
+        <w:rPr>
+          <w:rFonts w:ascii="Times New Roman" w:hAnsi="Times New Roman" w:cs="Times New Roman"/>
+          <w:sz w:val="28"/>
+          <w:szCs w:val="28"/>
+        </w:rPr>
+      </w:pPr>
+      <w:r>
+        <w:rPr>
+          <w:rFonts w:ascii="Times New Roman" w:hAnsi="Times New Roman" w:cs="Times New Roman"/>
+          <w:sz w:val="28"/>
+          <w:szCs w:val="28"/>
+        </w:rPr>
+        <w:drawing>
+          <wp:inline distT="0" distB="0" distL="0" distR="0" wp14:anchorId="2E9EFBF1" wp14:editId="6B64EA11">
+            <wp:extent cx="5940425" cy="1168400"/>
+            <wp:effectExtent l="0" t="0" r="3175" b="0"/>
+            <wp:docPr id="902634168" name="Рисунок 1"/>
+            <wp:cNvGraphicFramePr>
+              <a:graphicFrameLocks xmlns:a="http://schemas.openxmlformats.org/drawingml/2006/main" noChangeAspect="1"/>
+            </wp:cNvGraphicFramePr>
+            <a:graphic xmlns:a="http://schemas.openxmlformats.org/drawingml/2006/main">
+              <a:graphicData uri="http://schemas.openxmlformats.org/drawingml/2006/picture">
+                <pic:pic xmlns:pic="http://schemas.openxmlformats.org/drawingml/2006/picture">
+                  <pic:nvPicPr>
+                    <pic:cNvPr id="902634168" name=""/>
+                    <pic:cNvPicPr/>
+                  </pic:nvPicPr>
+                  <pic:blipFill>
+                    <a:blip r:embed="rId6"/>
+                    <a:stretch>
+                      <a:fillRect/>
+                    </a:stretch>
+                  </pic:blipFill>
+                  <pic:spPr>
+                    <a:xfrm>
+                      <a:off x="0" y="0"/>
+                      <a:ext cx="5940425" cy="1168400"/>
+                    </a:xfrm>
+                    <a:prstGeom prst="rect">
+                      <a:avLst/>
+                    </a:prstGeom>
+                  </pic:spPr>
+                </pic:pic>
+              </a:graphicData>
+            </a:graphic>
+          </wp:inline>
+        </w:drawing>
+      </w:r>
+    </w:p>
+    <w:p>
+      <w:pPr>
+        <w:spacing w:after="0" w:line="360" w:lineRule="auto"/>
+        <w:ind w:firstLine="709"/>
+        <w:jc w:val="both"/>
+        <w:rPr>
+          <w:rFonts w:ascii="Times New Roman" w:hAnsi="Times New Roman" w:cs="Times New Roman"/>
+          <w:b/>
+          <w:bCs/>
+          <w:sz w:val="28"/>
+          <w:szCs w:val="28"/>
+        </w:rPr>
+      </w:pPr>
+      <w:r>
+        <w:rPr>
+          <w:rFonts w:ascii="Times New Roman" w:hAnsi="Times New Roman" w:cs="Times New Roman"/>
+          <w:b/>
+          <w:bCs/>
+          <w:sz w:val="28"/>
+          <w:szCs w:val="28"/>
+        </w:rPr>
+        <w:t xml:space="preserve">Рисунок </w:t>
+      </w:r>
+      <w:r>
+        <w:rPr>
+          <w:rFonts w:ascii="Times New Roman" w:hAnsi="Times New Roman" w:cs="Times New Roman"/>
+          <w:b/>
+          <w:bCs/>
+          <w:sz w:val="28"/>
+          <w:szCs w:val="28"/>
+        </w:rPr>
+        <w:t>2</w:t>
+      </w:r>
+      <w:r>
+        <w:rPr>
+          <w:rFonts w:ascii="Times New Roman" w:hAnsi="Times New Roman" w:cs="Times New Roman"/>
+          <w:b/>
+          <w:bCs/>
+          <w:sz w:val="28"/>
+          <w:szCs w:val="28"/>
+        </w:rPr>
+        <w:t xml:space="preserve"> — Тестовый запрос на проверку работоспособности базы данных</w:t>
+      </w:r>
+    </w:p>
+    <w:p>
+      <w:pPr>
+        <w:spacing w:after="0" w:line="360" w:lineRule="auto"/>
+        <w:ind w:firstLine="709"/>
+        <w:jc w:val="both"/>
+        <w:rPr>
+          <w:rFonts w:ascii="Times New Roman" w:hAnsi="Times New Roman" w:cs="Times New Roman"/>
+          <w:sz w:val="28"/>
+          <w:szCs w:val="28"/>
+        </w:rPr>
+      </w:pPr>
+      <w:r>
+        <w:rPr>
+          <w:rFonts w:ascii="Times New Roman" w:hAnsi="Times New Roman" w:cs="Times New Roman"/>
+          <w:sz w:val="28"/>
+          <w:szCs w:val="28"/>
+        </w:rPr>
+        <w:lastRenderedPageBreak/>
+        <w:drawing>
+          <wp:inline distT="0" distB="0" distL="0" distR="0" wp14:anchorId="429021EA" wp14:editId="1CBA1678">
+            <wp:extent cx="5940425" cy="739140"/>
+            <wp:effectExtent l="0" t="0" r="3175" b="3810"/>
+            <wp:docPr id="1504336543" name="Рисунок 1"/>
+            <wp:cNvGraphicFramePr>
+              <a:graphicFrameLocks xmlns:a="http://schemas.openxmlformats.org/drawingml/2006/main" noChangeAspect="1"/>
+            </wp:cNvGraphicFramePr>
+            <a:graphic xmlns:a="http://schemas.openxmlformats.org/drawingml/2006/main">
+              <a:graphicData uri="http://schemas.openxmlformats.org/drawingml/2006/picture">
+                <pic:pic xmlns:pic="http://schemas.openxmlformats.org/drawingml/2006/picture">
+                  <pic:nvPicPr>
+                    <pic:cNvPr id="1504336543" name=""/>
+                    <pic:cNvPicPr/>
+                  </pic:nvPicPr>
+                  <pic:blipFill>
+                    <a:blip r:embed="rId7"/>
+                    <a:stretch>
+                      <a:fillRect/>
+                    </a:stretch>
+                  </pic:blipFill>
+                  <pic:spPr>
+                    <a:xfrm>
+                      <a:off x="0" y="0"/>
+                      <a:ext cx="5940425" cy="739140"/>
+                    </a:xfrm>
+                    <a:prstGeom prst="rect">
+                      <a:avLst/>
+                    </a:prstGeom>
+                  </pic:spPr>
+                </pic:pic>
+              </a:graphicData>
+            </a:graphic>
+          </wp:inline>
+        </w:drawing>
+      </w:r>
+    </w:p>
+    <w:p>
+      <w:pPr>
+        <w:spacing w:after="0" w:line="360" w:lineRule="auto"/>
+        <w:ind w:firstLine="709"/>
+        <w:jc w:val="both"/>
+        <w:rPr>
+          <w:rFonts w:ascii="Times New Roman" w:hAnsi="Times New Roman" w:cs="Times New Roman"/>
+          <w:sz w:val="28"/>
+          <w:szCs w:val="28"/>
+        </w:rPr>
+      </w:pPr>
+      <w:r>
+        <w:rPr>
+          <w:rFonts w:ascii="Times New Roman" w:hAnsi="Times New Roman" w:cs="Times New Roman"/>
+          <w:b/>
+          <w:bCs/>
+          <w:sz w:val="28"/>
+          <w:szCs w:val="28"/>
+        </w:rPr>
+        <w:t xml:space="preserve">Рисунок </w:t>
+      </w:r>
+      <w:r>
+        <w:rPr>
+          <w:rFonts w:ascii="Times New Roman" w:hAnsi="Times New Roman" w:cs="Times New Roman"/>
+          <w:b/>
+          <w:bCs/>
+          <w:sz w:val="28"/>
+          <w:szCs w:val="28"/>
+        </w:rPr>
+        <w:t>3</w:t>
+      </w:r>
+      <w:r>
+        <w:rPr>
+          <w:rFonts w:ascii="Times New Roman" w:hAnsi="Times New Roman" w:cs="Times New Roman"/>
+          <w:b/>
+          <w:bCs/>
+          <w:sz w:val="28"/>
+          <w:szCs w:val="28"/>
+        </w:rPr>
+        <w:t xml:space="preserve"> — Тестовый запрос на проверку работоспособности базы данных</w:t>
+      </w:r>
+    </w:p>
+    <w:p>
+      <w:pPr>
+        <w:spacing w:after="0" w:line="360" w:lineRule="auto"/>
+        <w:ind w:firstLine="709"/>
+        <w:jc w:val="both"/>
+        <w:rPr>
+          <w:rFonts w:ascii="Times New Roman" w:hAnsi="Times New Roman" w:cs="Times New Roman"/>
+          <w:sz w:val="28"/>
+          <w:szCs w:val="28"/>
+        </w:rPr>
+      </w:pPr>
+    </w:p>
+    <w:p>
+      <w:pPr>
+        <w:rPr>
+          <w:sz w:val="28"/>
+          <w:szCs w:val="28"/>
+        </w:rPr>
+      </w:pPr>
+      <w:r>
+        <w:rPr>
+          <w:rFonts w:ascii="Times New Roman" w:hAnsi="Times New Roman" w:cs="Times New Roman"/>
+          <w:b/>
+          <w:bCs/>
+          <w:sz w:val="28"/>
+          <w:szCs w:val="28"/>
+        </w:rPr>
+        <w:br w:type="page"/>
+      </w:r>
     </w:p>
     <w:sectPr>
       <w:pgSz w:w="11906" w:h="16838"/>
@@ -439,7 +2060,7 @@
 </file>
 
 <file path=word/styles.xml><?xml version="1.0" encoding="utf-8"?>
-<w:styles xmlns:mc="http://schemas.openxmlformats.org/markup-compatibility/2006" xmlns:r="http://schemas.openxmlformats.org/officeDocument/2006/relationships" xmlns:w="http://schemas.openxmlformats.org/wordprocessingml/2006/main" xmlns:w14="http://schemas.microsoft.com/office/word/2010/wordml" xmlns:w15="http://schemas.microsoft.com/office/word/2012/wordml" xmlns:w16cex="http://schemas.microsoft.com/office/word/2018/wordml/cex" xmlns:w16cid="http://schemas.microsoft.com/office/word/2016/wordml/cid" xmlns:w16="http://schemas.microsoft.com/office/word/2018/wordml" xmlns:w16sdtdh="http://schemas.microsoft.com/office/word/2020/wordml/sdtdatahash" xmlns:w16se="http://schemas.microsoft.com/office/word/2015/wordml/symex" mc:Ignorable="w14 w15 w16se w16cid w16 w16cex w16sdtdh">
+<w:styles xmlns:mc="http://schemas.openxmlformats.org/markup-compatibility/2006" xmlns:r="http://schemas.openxmlformats.org/officeDocument/2006/relationships" xmlns:w="http://schemas.openxmlformats.org/wordprocessingml/2006/main" xmlns:w14="http://schemas.microsoft.com/office/word/2010/wordml" xmlns:w15="http://schemas.microsoft.com/office/word/2012/wordml" xmlns:w16cex="http://schemas.microsoft.com/office/word/2018/wordml/cex" xmlns:w16cid="http://schemas.microsoft.com/office/word/2016/wordml/cid" xmlns:w16="http://schemas.microsoft.com/office/word/2018/wordml" xmlns:w16du="http://schemas.microsoft.com/office/word/2023/wordml/word16du" xmlns:w16sdtdh="http://schemas.microsoft.com/office/word/2020/wordml/sdtdatahash" xmlns:w16sdtfl="http://schemas.microsoft.com/office/word/2024/wordml/sdtformatlock" xmlns:w16se="http://schemas.microsoft.com/office/word/2015/wordml/symex" mc:Ignorable="w14 w15 w16se w16cid w16 w16cex w16sdtdh w16sdtfl w16du">
   <w:docDefaults>
     <w:rPrDefault>
       <w:rPr>
@@ -561,6 +2182,7 @@
     <w:lsdException w:name="HTML Sample" w:semiHidden="1" w:unhideWhenUsed="1"/>
     <w:lsdException w:name="HTML Typewriter" w:semiHidden="1" w:unhideWhenUsed="1"/>
     <w:lsdException w:name="HTML Variable" w:semiHidden="1" w:unhideWhenUsed="1"/>
+    <w:lsdException w:name="Normal Table" w:semiHidden="1" w:unhideWhenUsed="1"/>
     <w:lsdException w:name="annotation subject" w:semiHidden="1" w:unhideWhenUsed="1"/>
     <w:lsdException w:name="No List" w:semiHidden="1" w:unhideWhenUsed="1"/>
     <w:lsdException w:name="Outline List 1" w:semiHidden="1" w:unhideWhenUsed="1"/>
@@ -603,8 +2225,11 @@
     <w:lsdException w:name="Table Contemporary" w:semiHidden="1" w:unhideWhenUsed="1"/>
     <w:lsdException w:name="Table Elegant" w:semiHidden="1" w:unhideWhenUsed="1"/>
     <w:lsdException w:name="Table Professional" w:semiHidden="1" w:unhideWhenUsed="1"/>
+    <w:lsdException w:name="Table Subtle 1" w:semiHidden="1" w:unhideWhenUsed="1"/>
     <w:lsdException w:name="Table Subtle 2" w:semiHidden="1" w:unhideWhenUsed="1"/>
     <w:lsdException w:name="Table Web 1" w:semiHidden="1" w:unhideWhenUsed="1"/>
+    <w:lsdException w:name="Table Web 2" w:semiHidden="1" w:unhideWhenUsed="1"/>
+    <w:lsdException w:name="Table Web 3" w:semiHidden="1" w:unhideWhenUsed="1"/>
     <w:lsdException w:name="Balloon Text" w:semiHidden="1" w:unhideWhenUsed="1"/>
     <w:lsdException w:name="Table Grid" w:uiPriority="39"/>
     <w:lsdException w:name="Table Theme" w:semiHidden="1" w:unhideWhenUsed="1"/>
@@ -854,10 +2479,32 @@
       <w:lang w:eastAsia="ru-RU"/>
     </w:rPr>
   </w:style>
+  <w:style w:type="paragraph" w:styleId="2">
+    <w:name w:val="heading 2"/>
+    <w:basedOn w:val="a"/>
+    <w:next w:val="a"/>
+    <w:link w:val="20"/>
+    <w:uiPriority w:val="9"/>
+    <w:semiHidden/>
+    <w:unhideWhenUsed/>
+    <w:qFormat/>
+    <w:rsid w:val="005903A8"/>
+    <w:pPr>
+      <w:keepNext/>
+      <w:keepLines/>
+      <w:spacing w:before="40" w:after="0"/>
+      <w:outlineLvl w:val="1"/>
+    </w:pPr>
+    <w:rPr>
+      <w:rFonts w:asciiTheme="majorHAnsi" w:eastAsiaTheme="majorEastAsia" w:hAnsiTheme="majorHAnsi" w:cstheme="majorBidi"/>
+      <w:color w:val="2E74B5" w:themeColor="accent1" w:themeShade="BF"/>
+      <w:sz w:val="26"/>
+      <w:szCs w:val="26"/>
+    </w:rPr>
+  </w:style>
   <w:style w:type="character" w:default="1" w:styleId="a0">
     <w:name w:val="Default Paragraph Font"/>
     <w:uiPriority w:val="1"/>
-    <w:semiHidden/>
     <w:unhideWhenUsed/>
   </w:style>
   <w:style w:type="table" w:default="1" w:styleId="a1">
@@ -920,6 +2567,20 @@
     <w:rPr>
       <w:b/>
       <w:bCs/>
+    </w:rPr>
+  </w:style>
+  <w:style w:type="character" w:customStyle="1" w:styleId="20">
+    <w:name w:val="Заголовок 2 Знак"/>
+    <w:basedOn w:val="a0"/>
+    <w:link w:val="2"/>
+    <w:uiPriority w:val="9"/>
+    <w:semiHidden/>
+    <w:rsid w:val="005903A8"/>
+    <w:rPr>
+      <w:rFonts w:asciiTheme="majorHAnsi" w:eastAsiaTheme="majorEastAsia" w:hAnsiTheme="majorHAnsi" w:cstheme="majorBidi"/>
+      <w:color w:val="2E74B5" w:themeColor="accent1" w:themeShade="BF"/>
+      <w:sz w:val="26"/>
+      <w:szCs w:val="26"/>
     </w:rPr>
   </w:style>
 </w:styles>

--- a/Каршеринг Смирнов-Андрианов.docx
+++ b/Каршеринг Смирнов-Андрианов.docx
@@ -21,19 +21,17 @@
           <w:sz w:val="28"/>
           <w:szCs w:val="28"/>
         </w:rPr>
-        <w:t xml:space="preserve">Тема: </w:t>
-      </w:r>
-      <w:proofErr w:type="spellStart"/>
-      <w:r>
-        <w:rPr>
-          <w:rFonts w:ascii="Times New Roman" w:hAnsi="Times New Roman" w:cs="Times New Roman"/>
-          <w:color w:val="0F1115"/>
-          <w:sz w:val="28"/>
-          <w:szCs w:val="28"/>
-        </w:rPr>
-        <w:t>Каршериинг</w:t>
-      </w:r>
-      <w:proofErr w:type="spellEnd"/>
+        <w:t xml:space="preserve"> </w:t>
+      </w:r>
+      <w:r>
+        <w:rPr>
+          <w:rFonts w:ascii="Times New Roman" w:hAnsi="Times New Roman" w:cs="Times New Roman"/>
+          <w:color w:val="0F1115"/>
+          <w:sz w:val="28"/>
+          <w:szCs w:val="28"/>
+        </w:rPr>
+        <w:t>Тема: Каршериинг</w:t>
+      </w:r>
     </w:p>
     <w:p>
       <w:pPr>
@@ -83,76 +81,32 @@
           <w:szCs w:val="28"/>
           <w:lang w:eastAsia="ru-RU"/>
         </w:rPr>
-        <w:t>Программное средство «Каршеринг «</w:t>
-      </w:r>
-      <w:proofErr w:type="spellStart"/>
-      <w:r>
-        <w:rPr>
-          <w:rFonts w:ascii="Times New Roman" w:eastAsia="Times New Roman" w:hAnsi="Times New Roman" w:cs="Times New Roman"/>
-          <w:color w:val="0F1115"/>
-          <w:sz w:val="28"/>
-          <w:szCs w:val="28"/>
-          <w:lang w:eastAsia="ru-RU"/>
-        </w:rPr>
-        <w:t>ТверьАвтопрокат</w:t>
-      </w:r>
-      <w:proofErr w:type="spellEnd"/>
-      <w:r>
-        <w:rPr>
-          <w:rFonts w:ascii="Times New Roman" w:eastAsia="Times New Roman" w:hAnsi="Times New Roman" w:cs="Times New Roman"/>
-          <w:color w:val="0F1115"/>
-          <w:sz w:val="28"/>
-          <w:szCs w:val="28"/>
-          <w:lang w:eastAsia="ru-RU"/>
-        </w:rPr>
-        <w:t>» создаётся для удобной аренды автомобилей жителями и гостями Твери. Пользователи могут удалённо видеть доступные машины на стоянке и бронировать их.</w:t>
-      </w:r>
-    </w:p>
-    <w:p>
-      <w:pPr>
-        <w:shd w:val="clear" w:color="auto" w:fill="FFFFFF"/>
-        <w:spacing w:after="0" w:line="360" w:lineRule="auto"/>
-        <w:ind w:firstLine="709"/>
-        <w:jc w:val="both"/>
-        <w:rPr>
-          <w:rFonts w:ascii="Times New Roman" w:eastAsia="Times New Roman" w:hAnsi="Times New Roman" w:cs="Times New Roman"/>
-          <w:color w:val="0F1115"/>
-          <w:sz w:val="28"/>
-          <w:szCs w:val="28"/>
-          <w:lang w:eastAsia="ru-RU"/>
-        </w:rPr>
-      </w:pPr>
-      <w:r>
-        <w:rPr>
-          <w:rFonts w:ascii="Times New Roman" w:eastAsia="Times New Roman" w:hAnsi="Times New Roman" w:cs="Times New Roman"/>
-          <w:color w:val="0F1115"/>
-          <w:sz w:val="28"/>
-          <w:szCs w:val="28"/>
-          <w:lang w:eastAsia="ru-RU"/>
-        </w:rPr>
-        <w:t>Сейчас в Твери поминутного каршеринга нет. Есть традиционные прокаты, где нужно приезжать в офис, заполнять бумаги и оставлять залог, а также долгосрочная аренда от «</w:t>
-      </w:r>
-      <w:proofErr w:type="spellStart"/>
-      <w:r>
-        <w:rPr>
-          <w:rFonts w:ascii="Times New Roman" w:eastAsia="Times New Roman" w:hAnsi="Times New Roman" w:cs="Times New Roman"/>
-          <w:color w:val="0F1115"/>
-          <w:sz w:val="28"/>
-          <w:szCs w:val="28"/>
-          <w:lang w:eastAsia="ru-RU"/>
-        </w:rPr>
-        <w:t>Ситидрайв</w:t>
-      </w:r>
-      <w:proofErr w:type="spellEnd"/>
-      <w:r>
-        <w:rPr>
-          <w:rFonts w:ascii="Times New Roman" w:eastAsia="Times New Roman" w:hAnsi="Times New Roman" w:cs="Times New Roman"/>
-          <w:color w:val="0F1115"/>
-          <w:sz w:val="28"/>
-          <w:szCs w:val="28"/>
-          <w:lang w:eastAsia="ru-RU"/>
-        </w:rPr>
-        <w:t>» на недели и месяцы. Это не решает задачу быстрых поездок по городу. Без такого сервиса жители вынуждены пользоваться такси или общественным транспортом, тратить время на оформление аренды. В итоге процесс становится неудобным и дорогим для спонтанных поездок.</w:t>
+        <w:t>Программное средство «Каршеринг «ТверьАвтопрокат» создаётся для удобной аренды автомобилей жителями и гостями Твери. Пользователи могут удалённо видеть доступные машины на стоянке и бронировать их.</w:t>
+      </w:r>
+    </w:p>
+    <w:p>
+      <w:pPr>
+        <w:shd w:val="clear" w:color="auto" w:fill="FFFFFF"/>
+        <w:spacing w:after="0" w:line="360" w:lineRule="auto"/>
+        <w:ind w:firstLine="709"/>
+        <w:jc w:val="both"/>
+        <w:rPr>
+          <w:rFonts w:ascii="Times New Roman" w:eastAsia="Times New Roman" w:hAnsi="Times New Roman" w:cs="Times New Roman"/>
+          <w:color w:val="0F1115"/>
+          <w:sz w:val="28"/>
+          <w:szCs w:val="28"/>
+          <w:lang w:eastAsia="ru-RU"/>
+        </w:rPr>
+      </w:pPr>
+      <w:r>
+        <w:rPr>
+          <w:rFonts w:ascii="Times New Roman" w:eastAsia="Times New Roman" w:hAnsi="Times New Roman" w:cs="Times New Roman"/>
+          <w:color w:val="0F1115"/>
+          <w:sz w:val="28"/>
+          <w:szCs w:val="28"/>
+          <w:lang w:eastAsia="ru-RU"/>
+        </w:rPr>
+        <w:t>Сейчас в Твери поминутного каршеринга нет. Есть традиционные прокаты, где нужно приезжать в офис, заполнять бумаги и оставлять залог, а также долгосрочная аренда от «Ситидрайв» на недели и месяцы. Это не решает задачу быстрых поездок по городу. Без такого сервиса жители вынуждены пользоваться такси или общественным транспортом, тратить время на оформление аренды. В итоге процесс становится неудобным и дорогим для спонтанных поездок.</w:t>
       </w:r>
     </w:p>
     <w:p>
@@ -488,135 +442,7 @@
           <w:sz w:val="28"/>
           <w:szCs w:val="28"/>
         </w:rPr>
-        <w:t>Проектирование и разработка реляционной базы данных информационной системы «Каршеринг «</w:t>
-      </w:r>
-      <w:proofErr w:type="spellStart"/>
-      <w:r>
-        <w:rPr>
-          <w:sz w:val="28"/>
-          <w:szCs w:val="28"/>
-        </w:rPr>
-        <w:t>ТверьАвтопрокат</w:t>
-      </w:r>
-      <w:proofErr w:type="spellEnd"/>
-      <w:r>
-        <w:rPr>
-          <w:sz w:val="28"/>
-          <w:szCs w:val="28"/>
-        </w:rPr>
-        <w:t xml:space="preserve">»» основаны на результатах исследования предметной области и структуре бизнес-процессов каршерингового сервиса: регистрации пользователей, проверки документов, просмотра автопарка, бронирования автомобилей, поездок, оплаты и оценки. На первом этапе проектирования осуществлено выявление ключевых сущностей, отражающих физические объекты, документы и процессы сервиса. В качестве основных сущностей определены: User (пользователь), Document (документ пользователя), Car (автомобиль), </w:t>
-      </w:r>
-      <w:proofErr w:type="spellStart"/>
-      <w:r>
-        <w:rPr>
-          <w:sz w:val="28"/>
-          <w:szCs w:val="28"/>
-        </w:rPr>
-        <w:t>CarStatus</w:t>
-      </w:r>
-      <w:proofErr w:type="spellEnd"/>
-      <w:r>
-        <w:rPr>
-          <w:sz w:val="28"/>
-          <w:szCs w:val="28"/>
-        </w:rPr>
-        <w:t xml:space="preserve"> (статус автомобиля), </w:t>
-      </w:r>
-      <w:proofErr w:type="spellStart"/>
-      <w:r>
-        <w:rPr>
-          <w:sz w:val="28"/>
-          <w:szCs w:val="28"/>
-        </w:rPr>
-        <w:t>Booking</w:t>
-      </w:r>
-      <w:proofErr w:type="spellEnd"/>
-      <w:r>
-        <w:rPr>
-          <w:sz w:val="28"/>
-          <w:szCs w:val="28"/>
-        </w:rPr>
-        <w:t xml:space="preserve"> (бронирование), </w:t>
-      </w:r>
-      <w:proofErr w:type="spellStart"/>
-      <w:r>
-        <w:rPr>
-          <w:sz w:val="28"/>
-          <w:szCs w:val="28"/>
-        </w:rPr>
-        <w:t>Trip</w:t>
-      </w:r>
-      <w:proofErr w:type="spellEnd"/>
-      <w:r>
-        <w:rPr>
-          <w:sz w:val="28"/>
-          <w:szCs w:val="28"/>
-        </w:rPr>
-        <w:t xml:space="preserve"> (поездка), </w:t>
-      </w:r>
-      <w:proofErr w:type="spellStart"/>
-      <w:r>
-        <w:rPr>
-          <w:sz w:val="28"/>
-          <w:szCs w:val="28"/>
-        </w:rPr>
-        <w:t>Payment</w:t>
-      </w:r>
-      <w:proofErr w:type="spellEnd"/>
-      <w:r>
-        <w:rPr>
-          <w:sz w:val="28"/>
-          <w:szCs w:val="28"/>
-        </w:rPr>
-        <w:t xml:space="preserve"> (платёж), Review (отзыв об автомобиле), </w:t>
-      </w:r>
-      <w:proofErr w:type="spellStart"/>
-      <w:r>
-        <w:rPr>
-          <w:sz w:val="28"/>
-          <w:szCs w:val="28"/>
-        </w:rPr>
-        <w:t>UserReview</w:t>
-      </w:r>
-      <w:proofErr w:type="spellEnd"/>
-      <w:r>
-        <w:rPr>
-          <w:sz w:val="28"/>
-          <w:szCs w:val="28"/>
-        </w:rPr>
-        <w:t xml:space="preserve"> (отзыв о пользователе), </w:t>
-      </w:r>
-      <w:proofErr w:type="spellStart"/>
-      <w:r>
-        <w:rPr>
-          <w:sz w:val="28"/>
-          <w:szCs w:val="28"/>
-        </w:rPr>
-        <w:t>Notification</w:t>
-      </w:r>
-      <w:proofErr w:type="spellEnd"/>
-      <w:r>
-        <w:rPr>
-          <w:sz w:val="28"/>
-          <w:szCs w:val="28"/>
-        </w:rPr>
-        <w:t xml:space="preserve"> (уведомление) и </w:t>
-      </w:r>
-      <w:proofErr w:type="spellStart"/>
-      <w:r>
-        <w:rPr>
-          <w:sz w:val="28"/>
-          <w:szCs w:val="28"/>
-        </w:rPr>
-        <w:t>DatabaseManager</w:t>
-      </w:r>
-      <w:proofErr w:type="spellEnd"/>
-      <w:r>
-        <w:rPr>
-          <w:sz w:val="28"/>
-          <w:szCs w:val="28"/>
-        </w:rPr>
-        <w:t xml:space="preserve"> (менеджер базы данных).</w:t>
+        <w:t>Проектирование и разработка реляционной базы данных информационной системы «Каршеринг «ТверьАвтопрокат»» основаны на результатах исследования предметной области и структуре бизнес-процессов каршерингового сервиса: регистрации пользователей, проверки документов, просмотра автопарка, бронирования автомобилей, поездок, оплаты и оценки. На первом этапе проектирования осуществлено выявление ключевых сущностей, отражающих физические объекты, документы и процессы сервиса. В качестве основных сущностей определены: User (пользователь), Document (документ пользователя), Car (автомобиль), CarStatus (статус автомобиля), Booking (бронирование), Trip (поездка), Payment (платёж), Review (отзыв об автомобиле), UserReview (отзыв о пользователе), Notification (уведомление) и DatabaseManager (менеджер базы данных).</w:t>
       </w:r>
     </w:p>
     <w:p>
@@ -636,119 +462,7 @@
           <w:sz w:val="28"/>
           <w:szCs w:val="28"/>
         </w:rPr>
-        <w:t xml:space="preserve">Для каждой выделенной сущности сформирован исчерпывающий перечень атрибутов, обеспечивающий полную фиксацию бизнес-информации. Класс User включает идентификатор, логин, </w:t>
-      </w:r>
-      <w:proofErr w:type="spellStart"/>
-      <w:r>
-        <w:rPr>
-          <w:sz w:val="28"/>
-          <w:szCs w:val="28"/>
-        </w:rPr>
-        <w:t>хеш</w:t>
-      </w:r>
-      <w:proofErr w:type="spellEnd"/>
-      <w:r>
-        <w:rPr>
-          <w:sz w:val="28"/>
-          <w:szCs w:val="28"/>
-        </w:rPr>
-        <w:t xml:space="preserve"> пароля, ФИО, телефон, </w:t>
-      </w:r>
-      <w:proofErr w:type="spellStart"/>
-      <w:r>
-        <w:rPr>
-          <w:sz w:val="28"/>
-          <w:szCs w:val="28"/>
-        </w:rPr>
-        <w:t>email</w:t>
-      </w:r>
-      <w:proofErr w:type="spellEnd"/>
-      <w:r>
-        <w:rPr>
-          <w:sz w:val="28"/>
-          <w:szCs w:val="28"/>
-        </w:rPr>
-        <w:t xml:space="preserve"> и рейтинг. Для Document определены идентификатор, ссылка на пользователя, фото паспорта, фото водительских прав и статус проверки. Класс Car содержит идентификатор, марку, модель, госномер, стоимость аренды за минуту, ссылку на текущий статус, широту, долготу и рейтинг. В классе </w:t>
-      </w:r>
-      <w:proofErr w:type="spellStart"/>
-      <w:r>
-        <w:rPr>
-          <w:sz w:val="28"/>
-          <w:szCs w:val="28"/>
-        </w:rPr>
-        <w:t>CarStatus</w:t>
-      </w:r>
-      <w:proofErr w:type="spellEnd"/>
-      <w:r>
-        <w:rPr>
-          <w:sz w:val="28"/>
-          <w:szCs w:val="28"/>
-        </w:rPr>
-        <w:t xml:space="preserve"> фиксируются идентификатор и название («Доступен», «Забронирован», «В поездке», «На техобслуживании»). </w:t>
-      </w:r>
-      <w:proofErr w:type="spellStart"/>
-      <w:r>
-        <w:rPr>
-          <w:sz w:val="28"/>
-          <w:szCs w:val="28"/>
-        </w:rPr>
-        <w:t>Booking</w:t>
-      </w:r>
-      <w:proofErr w:type="spellEnd"/>
-      <w:r>
-        <w:rPr>
-          <w:sz w:val="28"/>
-          <w:szCs w:val="28"/>
-        </w:rPr>
-        <w:t xml:space="preserve"> характеризуется идентификатором, ссылками на пользователя и автомобиль, временем начала и окончания, а также статусом брони. Класс </w:t>
-      </w:r>
-      <w:proofErr w:type="spellStart"/>
-      <w:r>
-        <w:rPr>
-          <w:sz w:val="28"/>
-          <w:szCs w:val="28"/>
-        </w:rPr>
-        <w:t>Trip</w:t>
-      </w:r>
-      <w:proofErr w:type="spellEnd"/>
-      <w:r>
-        <w:rPr>
-          <w:sz w:val="28"/>
-          <w:szCs w:val="28"/>
-        </w:rPr>
-        <w:t xml:space="preserve"> описывается идентификатором, ссылками на бронь, пользователя и автомобиль, временем начала и окончания, пройденным расстоянием и итоговой стоимостью. </w:t>
-      </w:r>
-      <w:proofErr w:type="spellStart"/>
-      <w:r>
-        <w:rPr>
-          <w:sz w:val="28"/>
-          <w:szCs w:val="28"/>
-        </w:rPr>
-        <w:t>Payment</w:t>
-      </w:r>
-      <w:proofErr w:type="spellEnd"/>
-      <w:r>
-        <w:rPr>
-          <w:sz w:val="28"/>
-          <w:szCs w:val="28"/>
-        </w:rPr>
-        <w:t xml:space="preserve"> включает идентификатор, ссылку на поездку, сумму, дату оплаты и статус платежа. Review фиксирует идентификатор, ссылки на пользователя и автомобиль, оценку, комментарий и дату создания. </w:t>
-      </w:r>
-      <w:proofErr w:type="spellStart"/>
-      <w:r>
-        <w:rPr>
-          <w:sz w:val="28"/>
-          <w:szCs w:val="28"/>
-        </w:rPr>
-        <w:t>UserReview</w:t>
-      </w:r>
-      <w:proofErr w:type="spellEnd"/>
-      <w:r>
-        <w:rPr>
-          <w:sz w:val="28"/>
-          <w:szCs w:val="28"/>
-        </w:rPr>
-        <w:t xml:space="preserve"> содержит идентификатор, ссылку на пользователя, оценку, комментарий и дату </w:t>
+        <w:t xml:space="preserve">Для каждой выделенной сущности сформирован исчерпывающий перечень атрибутов, обеспечивающий полную фиксацию бизнес-информации. Класс User включает идентификатор, логин, хеш пароля, ФИО, телефон, email и рейтинг. Для Document определены идентификатор, ссылка на пользователя, фото паспорта, фото водительских прав и статус проверки. Класс Car содержит идентификатор, марку, модель, госномер, стоимость аренды за минуту, ссылку на текущий статус, широту, долготу и рейтинг. В классе CarStatus фиксируются идентификатор и название («Доступен», «Забронирован», «В поездке», «На техобслуживании»). Booking характеризуется идентификатором, ссылками на пользователя и автомобиль, временем начала и окончания, а также статусом брони. Класс Trip описывается идентификатором, ссылками на бронь, пользователя и автомобиль, временем начала и окончания, пройденным расстоянием и итоговой стоимостью. Payment включает идентификатор, ссылку на поездку, сумму, дату оплаты и статус платежа. Review фиксирует идентификатор, ссылки на пользователя и автомобиль, оценку, комментарий и дату создания. UserReview содержит идентификатор, ссылку на пользователя, оценку, комментарий и дату </w:t>
       </w:r>
       <w:r>
         <w:rPr>
@@ -756,55 +470,7 @@
           <w:szCs w:val="28"/>
         </w:rPr>
         <w:lastRenderedPageBreak/>
-        <w:t xml:space="preserve">создания. </w:t>
-      </w:r>
-      <w:proofErr w:type="spellStart"/>
-      <w:r>
-        <w:rPr>
-          <w:sz w:val="28"/>
-          <w:szCs w:val="28"/>
-        </w:rPr>
-        <w:t>Notification</w:t>
-      </w:r>
-      <w:proofErr w:type="spellEnd"/>
-      <w:r>
-        <w:rPr>
-          <w:sz w:val="28"/>
-          <w:szCs w:val="28"/>
-        </w:rPr>
-        <w:t xml:space="preserve"> включает идентификатор, ссылку на пользователя, тип, текст, признак прочтения и дату создания. Класс </w:t>
-      </w:r>
-      <w:proofErr w:type="spellStart"/>
-      <w:r>
-        <w:rPr>
-          <w:sz w:val="28"/>
-          <w:szCs w:val="28"/>
-        </w:rPr>
-        <w:t>DatabaseManager</w:t>
-      </w:r>
-      <w:proofErr w:type="spellEnd"/>
-      <w:r>
-        <w:rPr>
-          <w:sz w:val="28"/>
-          <w:szCs w:val="28"/>
-        </w:rPr>
-        <w:t xml:space="preserve"> отвечает за подключение к базе данных </w:t>
-      </w:r>
-      <w:proofErr w:type="spellStart"/>
-      <w:r>
-        <w:rPr>
-          <w:sz w:val="28"/>
-          <w:szCs w:val="28"/>
-        </w:rPr>
-        <w:t>PostgreSQL</w:t>
-      </w:r>
-      <w:proofErr w:type="spellEnd"/>
-      <w:r>
-        <w:rPr>
-          <w:sz w:val="28"/>
-          <w:szCs w:val="28"/>
-        </w:rPr>
-        <w:t xml:space="preserve"> и выполнение запросов.</w:t>
+        <w:t>создания. Notification включает идентификатор, ссылку на пользователя, тип, текст, признак прочтения и дату создания. Класс DatabaseManager отвечает за подключение к базе данных PostgreSQL и выполнение запросов.</w:t>
       </w:r>
     </w:p>
     <w:p>
@@ -824,39 +490,7 @@
           <w:sz w:val="28"/>
           <w:szCs w:val="28"/>
         </w:rPr>
-        <w:t xml:space="preserve">С целью обеспечения высочайшего уровня достоверности и надёжности данных на этапе логического проектирования заданы ограничения целостности. Доменная целостность гарантирует корректность значений: стоимость аренды строго ограничена условием превышения нуля, рейтинг пользователей и автомобилей зафиксирован в диапазоне от 0 до 5, время окончания бронирования строго больше времени начала, а </w:t>
-      </w:r>
-      <w:proofErr w:type="spellStart"/>
-      <w:r>
-        <w:rPr>
-          <w:sz w:val="28"/>
-          <w:szCs w:val="28"/>
-        </w:rPr>
-        <w:t>хеш</w:t>
-      </w:r>
-      <w:proofErr w:type="spellEnd"/>
-      <w:r>
-        <w:rPr>
-          <w:sz w:val="28"/>
-          <w:szCs w:val="28"/>
-        </w:rPr>
-        <w:t xml:space="preserve"> пароля не может быть пустым. Сущностная целостность достигается назначением для каждой таблицы уникального первичного ключа (PRIMARY KEY) с запретом неопределённых значений (NOT NULL). Ссылочная целостность обеспечивает межтабличные связи с помощью внешних ключей (FOREIGN KEY), гарантируя, что любая бронь, поездка, платёж, отзыв или уведомление ссылаются на существующие записи пользователей, автомобилей и статусов. Для предотвращения непреднамеренного удаления связанных данных применяется механизм каскадного удаления (ON DELETE CASCADE) для зависимых записей пользователя и строгого запрета удаления (ON DELETE RESTRICT) для автомобилей с активными бронями. Дополнительные логические ограничения накладывают требования уникальности (UNIQUE) на поля логина, </w:t>
-      </w:r>
-      <w:proofErr w:type="spellStart"/>
-      <w:r>
-        <w:rPr>
-          <w:sz w:val="28"/>
-          <w:szCs w:val="28"/>
-        </w:rPr>
-        <w:t>email</w:t>
-      </w:r>
-      <w:proofErr w:type="spellEnd"/>
-      <w:r>
-        <w:rPr>
-          <w:sz w:val="28"/>
-          <w:szCs w:val="28"/>
-        </w:rPr>
-        <w:t>, телефона пользователя и госномера автомобиля, а также помечают ключевые информационные поля как обязательные к заполнению (NOT NULL).</w:t>
+        <w:t>С целью обеспечения высочайшего уровня достоверности и надёжности данных на этапе логического проектирования заданы ограничения целостности. Доменная целостность гарантирует корректность значений: стоимость аренды строго ограничена условием превышения нуля, рейтинг пользователей и автомобилей зафиксирован в диапазоне от 0 до 5, время окончания бронирования строго больше времени начала, а хеш пароля не может быть пустым. Сущностная целостность достигается назначением для каждой таблицы уникального первичного ключа (PRIMARY KEY) с запретом неопределённых значений (NOT NULL). Ссылочная целостность обеспечивает межтабличные связи с помощью внешних ключей (FOREIGN KEY), гарантируя, что любая бронь, поездка, платёж, отзыв или уведомление ссылаются на существующие записи пользователей, автомобилей и статусов. Для предотвращения непреднамеренного удаления связанных данных применяется механизм каскадного удаления (ON DELETE CASCADE) для зависимых записей пользователя и строгого запрета удаления (ON DELETE RESTRICT) для автомобилей с активными бронями. Дополнительные логические ограничения накладывают требования уникальности (UNIQUE) на поля логина, email, телефона пользователя и госномера автомобиля, а также помечают ключевые информационные поля как обязательные к заполнению (NOT NULL).</w:t>
       </w:r>
     </w:p>
     <w:p>
@@ -876,183 +510,7 @@
           <w:sz w:val="28"/>
           <w:szCs w:val="28"/>
         </w:rPr>
-        <w:t xml:space="preserve">Расстановка первичных ключей осуществлена во всех таблицах проектируемой схемы данных. Для таблиц </w:t>
-      </w:r>
-      <w:proofErr w:type="spellStart"/>
-      <w:r>
-        <w:rPr>
-          <w:sz w:val="28"/>
-          <w:szCs w:val="28"/>
-        </w:rPr>
-        <w:t>users</w:t>
-      </w:r>
-      <w:proofErr w:type="spellEnd"/>
-      <w:r>
-        <w:rPr>
-          <w:sz w:val="28"/>
-          <w:szCs w:val="28"/>
-        </w:rPr>
-        <w:t xml:space="preserve">, </w:t>
-      </w:r>
-      <w:proofErr w:type="spellStart"/>
-      <w:r>
-        <w:rPr>
-          <w:sz w:val="28"/>
-          <w:szCs w:val="28"/>
-        </w:rPr>
-        <w:t>documents</w:t>
-      </w:r>
-      <w:proofErr w:type="spellEnd"/>
-      <w:r>
-        <w:rPr>
-          <w:sz w:val="28"/>
-          <w:szCs w:val="28"/>
-        </w:rPr>
-        <w:t xml:space="preserve">, </w:t>
-      </w:r>
-      <w:proofErr w:type="spellStart"/>
-      <w:r>
-        <w:rPr>
-          <w:sz w:val="28"/>
-          <w:szCs w:val="28"/>
-        </w:rPr>
-        <w:t>cars</w:t>
-      </w:r>
-      <w:proofErr w:type="spellEnd"/>
-      <w:r>
-        <w:rPr>
-          <w:sz w:val="28"/>
-          <w:szCs w:val="28"/>
-        </w:rPr>
-        <w:t xml:space="preserve">, </w:t>
-      </w:r>
-      <w:proofErr w:type="spellStart"/>
-      <w:r>
-        <w:rPr>
-          <w:sz w:val="28"/>
-          <w:szCs w:val="28"/>
-        </w:rPr>
-        <w:t>car_statuses</w:t>
-      </w:r>
-      <w:proofErr w:type="spellEnd"/>
-      <w:r>
-        <w:rPr>
-          <w:sz w:val="28"/>
-          <w:szCs w:val="28"/>
-        </w:rPr>
-        <w:t xml:space="preserve">, </w:t>
-      </w:r>
-      <w:proofErr w:type="spellStart"/>
-      <w:r>
-        <w:rPr>
-          <w:sz w:val="28"/>
-          <w:szCs w:val="28"/>
-        </w:rPr>
-        <w:t>bookings</w:t>
-      </w:r>
-      <w:proofErr w:type="spellEnd"/>
-      <w:r>
-        <w:rPr>
-          <w:sz w:val="28"/>
-          <w:szCs w:val="28"/>
-        </w:rPr>
-        <w:t xml:space="preserve">, </w:t>
-      </w:r>
-      <w:proofErr w:type="spellStart"/>
-      <w:r>
-        <w:rPr>
-          <w:sz w:val="28"/>
-          <w:szCs w:val="28"/>
-        </w:rPr>
-        <w:t>trips</w:t>
-      </w:r>
-      <w:proofErr w:type="spellEnd"/>
-      <w:r>
-        <w:rPr>
-          <w:sz w:val="28"/>
-          <w:szCs w:val="28"/>
-        </w:rPr>
-        <w:t xml:space="preserve">, </w:t>
-      </w:r>
-      <w:proofErr w:type="spellStart"/>
-      <w:r>
-        <w:rPr>
-          <w:sz w:val="28"/>
-          <w:szCs w:val="28"/>
-        </w:rPr>
-        <w:t>payments</w:t>
-      </w:r>
-      <w:proofErr w:type="spellEnd"/>
-      <w:r>
-        <w:rPr>
-          <w:sz w:val="28"/>
-          <w:szCs w:val="28"/>
-        </w:rPr>
-        <w:t xml:space="preserve">, </w:t>
-      </w:r>
-      <w:proofErr w:type="spellStart"/>
-      <w:r>
-        <w:rPr>
-          <w:sz w:val="28"/>
-          <w:szCs w:val="28"/>
-        </w:rPr>
-        <w:t>reviews</w:t>
-      </w:r>
-      <w:proofErr w:type="spellEnd"/>
-      <w:r>
-        <w:rPr>
-          <w:sz w:val="28"/>
-          <w:szCs w:val="28"/>
-        </w:rPr>
-        <w:t xml:space="preserve">, </w:t>
-      </w:r>
-      <w:proofErr w:type="spellStart"/>
-      <w:r>
-        <w:rPr>
-          <w:sz w:val="28"/>
-          <w:szCs w:val="28"/>
-        </w:rPr>
-        <w:t>user_reviews</w:t>
-      </w:r>
-      <w:proofErr w:type="spellEnd"/>
-      <w:r>
-        <w:rPr>
-          <w:sz w:val="28"/>
-          <w:szCs w:val="28"/>
-        </w:rPr>
-        <w:t xml:space="preserve"> и </w:t>
-      </w:r>
-      <w:proofErr w:type="spellStart"/>
-      <w:r>
-        <w:rPr>
-          <w:sz w:val="28"/>
-          <w:szCs w:val="28"/>
-        </w:rPr>
-        <w:t>notifications</w:t>
-      </w:r>
-      <w:proofErr w:type="spellEnd"/>
-      <w:r>
-        <w:rPr>
-          <w:sz w:val="28"/>
-          <w:szCs w:val="28"/>
-        </w:rPr>
-        <w:t xml:space="preserve"> в качестве первичных ключей сформированы соответствующие идентификаторы с автоинкрементными (SERIAL) типами данных. Класс </w:t>
-      </w:r>
-      <w:proofErr w:type="spellStart"/>
-      <w:r>
-        <w:rPr>
-          <w:sz w:val="28"/>
-          <w:szCs w:val="28"/>
-        </w:rPr>
-        <w:t>DatabaseManager</w:t>
-      </w:r>
-      <w:proofErr w:type="spellEnd"/>
-      <w:r>
-        <w:rPr>
-          <w:sz w:val="28"/>
-          <w:szCs w:val="28"/>
-        </w:rPr>
-        <w:t xml:space="preserve"> обеспечивает подключение ко всем перечисленным таблицам через единую строку соединения.</w:t>
+        <w:t>Расстановка первичных ключей осуществлена во всех таблицах проектируемой схемы данных. Для таблиц users, documents, cars, car_statuses, bookings, trips, payments, reviews, user_reviews и notifications в качестве первичных ключей сформированы соответствующие идентификаторы с автоинкрементными (SERIAL) типами данных. Класс DatabaseManager обеспечивает подключение ко всем перечисленным таблицам через единую строку соединения.</w:t>
       </w:r>
     </w:p>
     <w:p>
@@ -1073,279 +531,7 @@
           <w:szCs w:val="28"/>
         </w:rPr>
         <w:lastRenderedPageBreak/>
-        <w:t>Логическая связность сущностей отражает реальную цепочку бизнес-процессов каршеринга. Между сущностями User и Document установлена связь «один-ко-многим» (</w:t>
-      </w:r>
-      <w:proofErr w:type="gramStart"/>
-      <w:r>
-        <w:rPr>
-          <w:sz w:val="28"/>
-          <w:szCs w:val="28"/>
-        </w:rPr>
-        <w:t>1:N</w:t>
-      </w:r>
-      <w:proofErr w:type="gramEnd"/>
-      <w:r>
-        <w:rPr>
-          <w:sz w:val="28"/>
-          <w:szCs w:val="28"/>
-        </w:rPr>
-        <w:t xml:space="preserve">), так как один пользователь может загрузить несколько документов, но каждый документ принадлежит конкретному пользователю. Связи типа </w:t>
-      </w:r>
-      <w:proofErr w:type="gramStart"/>
-      <w:r>
-        <w:rPr>
-          <w:sz w:val="28"/>
-          <w:szCs w:val="28"/>
-        </w:rPr>
-        <w:t>1:N</w:t>
-      </w:r>
-      <w:proofErr w:type="gramEnd"/>
-      <w:r>
-        <w:rPr>
-          <w:sz w:val="28"/>
-          <w:szCs w:val="28"/>
-        </w:rPr>
-        <w:t xml:space="preserve"> также объединяют User и </w:t>
-      </w:r>
-      <w:proofErr w:type="spellStart"/>
-      <w:r>
-        <w:rPr>
-          <w:sz w:val="28"/>
-          <w:szCs w:val="28"/>
-        </w:rPr>
-        <w:t>Booking</w:t>
-      </w:r>
-      <w:proofErr w:type="spellEnd"/>
-      <w:r>
-        <w:rPr>
-          <w:sz w:val="28"/>
-          <w:szCs w:val="28"/>
-        </w:rPr>
-        <w:t xml:space="preserve"> (один пользователь создаёт несколько броней), User и </w:t>
-      </w:r>
-      <w:proofErr w:type="spellStart"/>
-      <w:r>
-        <w:rPr>
-          <w:sz w:val="28"/>
-          <w:szCs w:val="28"/>
-        </w:rPr>
-        <w:t>Trip</w:t>
-      </w:r>
-      <w:proofErr w:type="spellEnd"/>
-      <w:r>
-        <w:rPr>
-          <w:sz w:val="28"/>
-          <w:szCs w:val="28"/>
-        </w:rPr>
-        <w:t xml:space="preserve"> (клиент совершает много поездок), User и Review, User и </w:t>
-      </w:r>
-      <w:proofErr w:type="spellStart"/>
-      <w:r>
-        <w:rPr>
-          <w:sz w:val="28"/>
-          <w:szCs w:val="28"/>
-        </w:rPr>
-        <w:t>UserReview</w:t>
-      </w:r>
-      <w:proofErr w:type="spellEnd"/>
-      <w:r>
-        <w:rPr>
-          <w:sz w:val="28"/>
-          <w:szCs w:val="28"/>
-        </w:rPr>
-        <w:t xml:space="preserve">, User и </w:t>
-      </w:r>
-      <w:proofErr w:type="spellStart"/>
-      <w:r>
-        <w:rPr>
-          <w:sz w:val="28"/>
-          <w:szCs w:val="28"/>
-        </w:rPr>
-        <w:t>Notification</w:t>
-      </w:r>
-      <w:proofErr w:type="spellEnd"/>
-      <w:r>
-        <w:rPr>
-          <w:sz w:val="28"/>
-          <w:szCs w:val="28"/>
-        </w:rPr>
-        <w:t xml:space="preserve">. Связь </w:t>
-      </w:r>
-      <w:proofErr w:type="gramStart"/>
-      <w:r>
-        <w:rPr>
-          <w:sz w:val="28"/>
-          <w:szCs w:val="28"/>
-        </w:rPr>
-        <w:t>1:N</w:t>
-      </w:r>
-      <w:proofErr w:type="gramEnd"/>
-      <w:r>
-        <w:rPr>
-          <w:sz w:val="28"/>
-          <w:szCs w:val="28"/>
-        </w:rPr>
-        <w:t xml:space="preserve"> между Car и </w:t>
-      </w:r>
-      <w:proofErr w:type="spellStart"/>
-      <w:r>
-        <w:rPr>
-          <w:sz w:val="28"/>
-          <w:szCs w:val="28"/>
-        </w:rPr>
-        <w:t>Booking</w:t>
-      </w:r>
-      <w:proofErr w:type="spellEnd"/>
-      <w:r>
-        <w:rPr>
-          <w:sz w:val="28"/>
-          <w:szCs w:val="28"/>
-        </w:rPr>
-        <w:t xml:space="preserve"> обеспечивает учёт всех заявок на конкретную машину, а связь между Car и </w:t>
-      </w:r>
-      <w:proofErr w:type="spellStart"/>
-      <w:r>
-        <w:rPr>
-          <w:sz w:val="28"/>
-          <w:szCs w:val="28"/>
-        </w:rPr>
-        <w:t>Trip</w:t>
-      </w:r>
-      <w:proofErr w:type="spellEnd"/>
-      <w:r>
-        <w:rPr>
-          <w:sz w:val="28"/>
-          <w:szCs w:val="28"/>
-        </w:rPr>
-        <w:t xml:space="preserve"> фиксирует факты использования. Сущность </w:t>
-      </w:r>
-      <w:proofErr w:type="spellStart"/>
-      <w:r>
-        <w:rPr>
-          <w:sz w:val="28"/>
-          <w:szCs w:val="28"/>
-        </w:rPr>
-        <w:t>CarStatus</w:t>
-      </w:r>
-      <w:proofErr w:type="spellEnd"/>
-      <w:r>
-        <w:rPr>
-          <w:sz w:val="28"/>
-          <w:szCs w:val="28"/>
-        </w:rPr>
-        <w:t xml:space="preserve"> связана с Car отношением </w:t>
-      </w:r>
-      <w:proofErr w:type="gramStart"/>
-      <w:r>
-        <w:rPr>
-          <w:sz w:val="28"/>
-          <w:szCs w:val="28"/>
-        </w:rPr>
-        <w:t>1:N</w:t>
-      </w:r>
-      <w:proofErr w:type="gramEnd"/>
-      <w:r>
-        <w:rPr>
-          <w:sz w:val="28"/>
-          <w:szCs w:val="28"/>
-        </w:rPr>
-        <w:t xml:space="preserve">, определяя текущее состояние каждой машины. Между </w:t>
-      </w:r>
-      <w:proofErr w:type="spellStart"/>
-      <w:r>
-        <w:rPr>
-          <w:sz w:val="28"/>
-          <w:szCs w:val="28"/>
-        </w:rPr>
-        <w:t>Booking</w:t>
-      </w:r>
-      <w:proofErr w:type="spellEnd"/>
-      <w:r>
-        <w:rPr>
-          <w:sz w:val="28"/>
-          <w:szCs w:val="28"/>
-        </w:rPr>
-        <w:t xml:space="preserve"> и </w:t>
-      </w:r>
-      <w:proofErr w:type="spellStart"/>
-      <w:r>
-        <w:rPr>
-          <w:sz w:val="28"/>
-          <w:szCs w:val="28"/>
-        </w:rPr>
-        <w:t>Trip</w:t>
-      </w:r>
-      <w:proofErr w:type="spellEnd"/>
-      <w:r>
-        <w:rPr>
-          <w:sz w:val="28"/>
-          <w:szCs w:val="28"/>
-        </w:rPr>
-        <w:t xml:space="preserve"> установлена связь 1:1 — каждая бронь переходит ровно в одну поездку. Между </w:t>
-      </w:r>
-      <w:proofErr w:type="spellStart"/>
-      <w:r>
-        <w:rPr>
-          <w:sz w:val="28"/>
-          <w:szCs w:val="28"/>
-        </w:rPr>
-        <w:t>Trip</w:t>
-      </w:r>
-      <w:proofErr w:type="spellEnd"/>
-      <w:r>
-        <w:rPr>
-          <w:sz w:val="28"/>
-          <w:szCs w:val="28"/>
-        </w:rPr>
-        <w:t xml:space="preserve"> и </w:t>
-      </w:r>
-      <w:proofErr w:type="spellStart"/>
-      <w:r>
-        <w:rPr>
-          <w:sz w:val="28"/>
-          <w:szCs w:val="28"/>
-        </w:rPr>
-        <w:t>Payment</w:t>
-      </w:r>
-      <w:proofErr w:type="spellEnd"/>
-      <w:r>
-        <w:rPr>
-          <w:sz w:val="28"/>
-          <w:szCs w:val="28"/>
-        </w:rPr>
-        <w:t xml:space="preserve"> также установлена связь 1:1, поскольку каждой поездке соответствует один платёж. Сущности Review и </w:t>
-      </w:r>
-      <w:proofErr w:type="spellStart"/>
-      <w:r>
-        <w:rPr>
-          <w:sz w:val="28"/>
-          <w:szCs w:val="28"/>
-        </w:rPr>
-        <w:t>UserReview</w:t>
-      </w:r>
-      <w:proofErr w:type="spellEnd"/>
-      <w:r>
-        <w:rPr>
-          <w:sz w:val="28"/>
-          <w:szCs w:val="28"/>
-        </w:rPr>
-        <w:t xml:space="preserve"> связаны с соответствующими объектами отношениями </w:t>
-      </w:r>
-      <w:proofErr w:type="gramStart"/>
-      <w:r>
-        <w:rPr>
-          <w:sz w:val="28"/>
-          <w:szCs w:val="28"/>
-        </w:rPr>
-        <w:t>1:N</w:t>
-      </w:r>
-      <w:proofErr w:type="gramEnd"/>
-      <w:r>
-        <w:rPr>
-          <w:sz w:val="28"/>
-          <w:szCs w:val="28"/>
-        </w:rPr>
-        <w:t>, обеспечивая накопление оценок и пересчёт рейтингов.</w:t>
+        <w:t>Логическая связность сущностей отражает реальную цепочку бизнес-процессов каршеринга. Между сущностями User и Document установлена связь «один-ко-многим» (1:N), так как один пользователь может загрузить несколько документов, но каждый документ принадлежит конкретному пользователю. Связи типа 1:N также объединяют User и Booking (один пользователь создаёт несколько броней), User и Trip (клиент совершает много поездок), User и Review, User и UserReview, User и Notification. Связь 1:N между Car и Booking обеспечивает учёт всех заявок на конкретную машину, а связь между Car и Trip фиксирует факты использования. Сущность CarStatus связана с Car отношением 1:N, определяя текущее состояние каждой машины. Между Booking и Trip установлена связь 1:1 — каждая бронь переходит ровно в одну поездку. Между Trip и Payment также установлена связь 1:1, поскольку каждой поездке соответствует один платёж. Сущности Review и UserReview связаны с соответствующими объектами отношениями 1:N, обеспечивая накопление оценок и пересчёт рейтингов.</w:t>
       </w:r>
     </w:p>
     <w:p>
@@ -1365,39 +551,7 @@
           <w:sz w:val="28"/>
           <w:szCs w:val="28"/>
         </w:rPr>
-        <w:t>На основе установленных требований построена концептуальная ER-модель (</w:t>
-      </w:r>
-      <w:proofErr w:type="spellStart"/>
-      <w:r>
-        <w:rPr>
-          <w:sz w:val="28"/>
-          <w:szCs w:val="28"/>
-        </w:rPr>
-        <w:t>Entity-Relationship</w:t>
-      </w:r>
-      <w:proofErr w:type="spellEnd"/>
-      <w:r>
-        <w:rPr>
-          <w:sz w:val="28"/>
-          <w:szCs w:val="28"/>
-        </w:rPr>
-        <w:t xml:space="preserve">), наглядно визуализирующая высокоуровневую структуру базы данных, сущности, их атрибутивный состав и типы связи (1:1, </w:t>
-      </w:r>
-      <w:proofErr w:type="gramStart"/>
-      <w:r>
-        <w:rPr>
-          <w:sz w:val="28"/>
-          <w:szCs w:val="28"/>
-        </w:rPr>
-        <w:t>1:N</w:t>
-      </w:r>
-      <w:proofErr w:type="gramEnd"/>
-      <w:r>
-        <w:rPr>
-          <w:sz w:val="28"/>
-          <w:szCs w:val="28"/>
-        </w:rPr>
-        <w:t>) независимо от конкретной программной среды. Концептуальная схема наглядно демонстрирует, каким образом сквозной контроль бронирований объединяет в единую информационную систему процессы регистрации, аренды, оплаты и оценки.</w:t>
+        <w:t>На основе установленных требований построена концептуальная ER-модель (Entity-Relationship), наглядно визуализирующая высокоуровневую структуру базы данных, сущности, их атрибутивный состав и типы связи (1:1, 1:N) независимо от конкретной программной среды. Концептуальная схема наглядно демонстрирует, каким образом сквозной контроль бронирований объединяет в единую информационную систему процессы регистрации, аренды, оплаты и оценки.</w:t>
       </w:r>
     </w:p>
     <w:p>
@@ -1417,39 +571,7 @@
           <w:sz w:val="28"/>
           <w:szCs w:val="28"/>
         </w:rPr>
-        <w:t xml:space="preserve">Физическая реализация базы данных выполнена в современной реляционной СУБД </w:t>
-      </w:r>
-      <w:proofErr w:type="spellStart"/>
-      <w:r>
-        <w:rPr>
-          <w:sz w:val="28"/>
-          <w:szCs w:val="28"/>
-        </w:rPr>
-        <w:t>PostgreSQL</w:t>
-      </w:r>
-      <w:proofErr w:type="spellEnd"/>
-      <w:r>
-        <w:rPr>
-          <w:sz w:val="28"/>
-          <w:szCs w:val="28"/>
-        </w:rPr>
-        <w:t xml:space="preserve"> через </w:t>
-      </w:r>
-      <w:proofErr w:type="spellStart"/>
-      <w:r>
-        <w:rPr>
-          <w:sz w:val="28"/>
-          <w:szCs w:val="28"/>
-        </w:rPr>
-        <w:t>pgAdmin</w:t>
-      </w:r>
-      <w:proofErr w:type="spellEnd"/>
-      <w:r>
-        <w:rPr>
-          <w:sz w:val="28"/>
-          <w:szCs w:val="28"/>
-        </w:rPr>
-        <w:t xml:space="preserve">. Переход к физической модели сопровождался приведением структуры таблиц к третьей нормальной форме (3NF), что позволило полностью устранить избыточность и дублирование информации. База данных развёрнута путём выполнения DDL-скриптов (Data Definition Language), содержащих инструкции CREATE TABLE, параметры внешних ключей FOREIGN KEY ... REFERENCES и правила ограничений NOT NULL, UNIQUE и CHECK. Для всех атрибутов подобраны оптимальные </w:t>
+        <w:t xml:space="preserve">Физическая реализация базы данных выполнена в современной реляционной СУБД PostgreSQL через pgAdmin. Переход к физической модели сопровождался приведением структуры таблиц к третьей нормальной форме (3NF), что позволило полностью устранить избыточность и дублирование информации. База данных развёрнута путём выполнения DDL-скриптов (Data Definition Language), содержащих инструкции CREATE TABLE, параметры внешних ключей FOREIGN KEY ... REFERENCES и правила ограничений NOT NULL, UNIQUE и CHECK. Для всех атрибутов подобраны оптимальные </w:t>
       </w:r>
       <w:r>
         <w:rPr>
@@ -1457,23 +579,7 @@
           <w:szCs w:val="28"/>
         </w:rPr>
         <w:lastRenderedPageBreak/>
-        <w:t xml:space="preserve">типы данных </w:t>
-      </w:r>
-      <w:proofErr w:type="spellStart"/>
-      <w:r>
-        <w:rPr>
-          <w:sz w:val="28"/>
-          <w:szCs w:val="28"/>
-        </w:rPr>
-        <w:t>PostgreSQL</w:t>
-      </w:r>
-      <w:proofErr w:type="spellEnd"/>
-      <w:r>
-        <w:rPr>
-          <w:sz w:val="28"/>
-          <w:szCs w:val="28"/>
-        </w:rPr>
-        <w:t>: целые числа INT и SERIAL для первичных и внешних ключей, переменные строки VARCHAR и TEXT для логинов, наименований и комментариев, точные числовые типы NUMERIC и DECIMAL для цен, расстояний и рейтингов, а также типы DATE и TIMESTAMP для фиксации временных меток операций.</w:t>
+        <w:t>типы данных PostgreSQL: целые числа INT и SERIAL для первичных и внешних ключей, переменные строки VARCHAR и TEXT для логинов, наименований и комментариев, точные числовые типы NUMERIC и DECIMAL для цен, расстояний и рейтингов, а также типы DATE и TIMESTAMP для фиксации временных меток операций.</w:t>
       </w:r>
     </w:p>
     <w:p>
@@ -1543,6 +649,7 @@
       <w:r>
         <w:rPr>
           <w:rFonts w:ascii="Times New Roman" w:hAnsi="Times New Roman" w:cs="Times New Roman"/>
+          <w:noProof/>
           <w:sz w:val="28"/>
           <w:szCs w:val="28"/>
         </w:rPr>
@@ -1698,43 +805,7 @@
           <w:sz w:val="28"/>
           <w:szCs w:val="28"/>
         </w:rPr>
-        <w:t xml:space="preserve">После завершения этапа проектирования и создания физической структуры базы данных проведено её комплексное тестирование с целью подтверждения работоспособности, проверки целостности данных и соответствия разработанной системы исходным функциональным требованиям. На первом этапе в среде графического клиента </w:t>
-      </w:r>
-      <w:proofErr w:type="spellStart"/>
-      <w:r>
-        <w:rPr>
-          <w:rFonts w:ascii="Times New Roman" w:hAnsi="Times New Roman" w:cs="Times New Roman"/>
-          <w:sz w:val="28"/>
-          <w:szCs w:val="28"/>
-        </w:rPr>
-        <w:t>pgAdmin</w:t>
-      </w:r>
-      <w:proofErr w:type="spellEnd"/>
-      <w:r>
-        <w:rPr>
-          <w:rFonts w:ascii="Times New Roman" w:hAnsi="Times New Roman" w:cs="Times New Roman"/>
-          <w:sz w:val="28"/>
-          <w:szCs w:val="28"/>
-        </w:rPr>
-        <w:t xml:space="preserve"> 4 с применением SQL-скриптов INSERT INTO осуществлён ввод контрольного набора тестовых данных, моделирующего реальные ситуации каршерингового сервиса «</w:t>
-      </w:r>
-      <w:proofErr w:type="spellStart"/>
-      <w:r>
-        <w:rPr>
-          <w:rFonts w:ascii="Times New Roman" w:hAnsi="Times New Roman" w:cs="Times New Roman"/>
-          <w:sz w:val="28"/>
-          <w:szCs w:val="28"/>
-        </w:rPr>
-        <w:t>ТверьАвтопрокат</w:t>
-      </w:r>
-      <w:proofErr w:type="spellEnd"/>
-      <w:r>
-        <w:rPr>
-          <w:rFonts w:ascii="Times New Roman" w:hAnsi="Times New Roman" w:cs="Times New Roman"/>
-          <w:sz w:val="28"/>
-          <w:szCs w:val="28"/>
-        </w:rPr>
-        <w:t>». В систему внесена информация базового справочника статусов автомобилей («Доступен», «Забронирован», «В поездке», «На техобслуживании»), зарегистрированы тестовые пользователи с документами, добавлены автомобили автопарка с указанием марок, моделей, госномеров и стоимости аренды за минуту, а также созданы соответствующие им записи в таблицах бронирований, поездок, платежей, отзывов и уведомлений.</w:t>
+        <w:t>После завершения этапа проектирования и создания физической структуры базы данных проведено её комплексное тестирование с целью подтверждения работоспособности, проверки целостности данных и соответствия разработанной системы исходным функциональным требованиям. На первом этапе в среде графического клиента pgAdmin 4 с применением SQL-скриптов INSERT INTO осуществлён ввод контрольного набора тестовых данных, моделирующего реальные ситуации каршерингового сервиса «ТверьАвтопрокат». В систему внесена информация базового справочника статусов автомобилей («Доступен», «Забронирован», «В поездке», «На техобслуживании»), зарегистрированы тестовые пользователи с документами, добавлены автомобили автопарка с указанием марок, моделей, госномеров и стоимости аренды за минуту, а также созданы соответствующие им записи в таблицах бронирований, поездок, платежей, отзывов и уведомлений.</w:t>
       </w:r>
     </w:p>
     <w:p>
@@ -1783,25 +854,7 @@
           <w:sz w:val="28"/>
           <w:szCs w:val="28"/>
         </w:rPr>
-        <w:t xml:space="preserve">Заключительный этап тестирования включал комплексную верификацию построенной базы данных. В ходе проверки ссылочной целостности подтверждена невозможность добавления брони с несуществующим идентификатором автомобиля, а также блокировка попыток удаления автомобиля, за которым числятся активные брони (правило ON DELETE RESTRICT). Проверено каскадное удаление: при удалении пользователя автоматически удалялись его документы, брони, поездки, отзывы и уведомления. Тестирование доменной целостности подтвердило корректную работу правил CHECK и NOT NULL: при попытках внесения стоимости аренды меньше нуля, рейтинга выше 5 звёзд, времени окончания брони раньше времени начала или пустого пароля СУБД возвращала системную ошибку и отклоняла транзакцию. Отдельно проверено ограничение уникальности: попытка добавления пользователя с существующим логином или автомобиля с уже занятым госномером завершалась ошибкой. В результате проведённых испытаний подтверждено полное соответствие базы данных функциональным требованиям: созданная структура </w:t>
-      </w:r>
-      <w:proofErr w:type="spellStart"/>
-      <w:r>
-        <w:rPr>
-          <w:rFonts w:ascii="Times New Roman" w:hAnsi="Times New Roman" w:cs="Times New Roman"/>
-          <w:sz w:val="28"/>
-          <w:szCs w:val="28"/>
-        </w:rPr>
-        <w:t>PostgreSQL</w:t>
-      </w:r>
-      <w:proofErr w:type="spellEnd"/>
-      <w:r>
-        <w:rPr>
-          <w:rFonts w:ascii="Times New Roman" w:hAnsi="Times New Roman" w:cs="Times New Roman"/>
-          <w:sz w:val="28"/>
-          <w:szCs w:val="28"/>
-        </w:rPr>
-        <w:t xml:space="preserve"> обеспечивает сквозной прозрачный учёт по цепочке «Регистрация пользователя → Бронирование автомобиля → Поездка и оплата → Оценка», полностью устраняя выявленные ранее проблемы разрозненности данных.</w:t>
+        <w:t>Заключительный этап тестирования включал комплексную верификацию построенной базы данных. В ходе проверки ссылочной целостности подтверждена невозможность добавления брони с несуществующим идентификатором автомобиля, а также блокировка попыток удаления автомобиля, за которым числятся активные брони (правило ON DELETE RESTRICT). Проверено каскадное удаление: при удалении пользователя автоматически удалялись его документы, брони, поездки, отзывы и уведомления. Тестирование доменной целостности подтвердило корректную работу правил CHECK и NOT NULL: при попытках внесения стоимости аренды меньше нуля, рейтинга выше 5 звёзд, времени окончания брони раньше времени начала или пустого пароля СУБД возвращала системную ошибку и отклоняла транзакцию. Отдельно проверено ограничение уникальности: попытка добавления пользователя с существующим логином или автомобиля с уже занятым госномером завершалась ошибкой. В результате проведённых испытаний подтверждено полное соответствие базы данных функциональным требованиям: созданная структура PostgreSQL обеспечивает сквозной прозрачный учёт по цепочке «Регистрация пользователя → Бронирование автомобиля → Поездка и оплата → Оценка», полностью устраняя выявленные ранее проблемы разрозненности данных.</w:t>
       </w:r>
     </w:p>
     <w:p>
@@ -1838,6 +891,7 @@
       <w:r>
         <w:rPr>
           <w:rFonts w:ascii="Times New Roman" w:hAnsi="Times New Roman" w:cs="Times New Roman"/>
+          <w:noProof/>
           <w:sz w:val="28"/>
           <w:szCs w:val="28"/>
         </w:rPr>
@@ -1936,6 +990,7 @@
       <w:r>
         <w:rPr>
           <w:rFonts w:ascii="Times New Roman" w:hAnsi="Times New Roman" w:cs="Times New Roman"/>
+          <w:noProof/>
           <w:sz w:val="28"/>
           <w:szCs w:val="28"/>
         </w:rPr>
@@ -2505,6 +1560,7 @@
   <w:style w:type="character" w:default="1" w:styleId="a0">
     <w:name w:val="Default Paragraph Font"/>
     <w:uiPriority w:val="1"/>
+    <w:semiHidden/>
     <w:unhideWhenUsed/>
   </w:style>
   <w:style w:type="table" w:default="1" w:styleId="a1">

--- a/Каршеринг Смирнов-Андрианов.docx
+++ b/Каршеринг Смирнов-Андрианов.docx
@@ -14,15 +14,6 @@
           <w:szCs w:val="28"/>
         </w:rPr>
       </w:pPr>
-      <w:r>
-        <w:rPr>
-          <w:rFonts w:ascii="Times New Roman" w:hAnsi="Times New Roman" w:cs="Times New Roman"/>
-          <w:color w:val="0F1115"/>
-          <w:sz w:val="28"/>
-          <w:szCs w:val="28"/>
-        </w:rPr>
-        <w:t xml:space="preserve"> </w:t>
-      </w:r>
       <w:r>
         <w:rPr>
           <w:rFonts w:ascii="Times New Roman" w:hAnsi="Times New Roman" w:cs="Times New Roman"/>
